--- a/arb/docx/52.content.docx
+++ b/arb/docx/52.content.docx
@@ -32,51 +32,16 @@
     </w:p>
     <w:p>
       <w:pPr>
-        <w:pStyle w:val="Heading2"/>
-        <w:bidi/>
-      </w:pPr>
-      <w:r>
-        <w:rPr>
-          <w:lang w:val="ar_AE" w:bidi="ar_AE"/>
-        </w:rPr>
-        <w:t>License Information</w:t>
-      </w:r>
-      <w:r>
-        <w:rPr>
-          <w:lang w:val="ar_AE" w:bidi="ar_AE"/>
-        </w:rPr>
-      </w:r>
-    </w:p>
-    <w:p>
-      <w:pPr>
-        <w:bidi/>
-      </w:pPr>
-      <w:r>
-        <w:rPr>
-          <w:lang w:val="ar_AE" w:bidi="ar_AE"/>
-        </w:rPr>
-      </w:r>
-      <w:r>
-        <w:rPr>
-          <w:b/>
-          <w:lang w:val="ar_AE" w:bidi="ar_AE"/>
-        </w:rPr>
-        <w:t>ملاحظات الترجمة (كلمة متكشفة)</w:t>
-      </w:r>
-      <w:r>
-        <w:rPr>
-          <w:lang w:val="ar_AE" w:bidi="ar_AE"/>
-        </w:rPr>
-        <w:t xml:space="preserve"> (Arabic) is based on</w:t>
-      </w:r>
-      <w:r>
-        <w:rPr>
-          <w:lang w:val="ar_AE" w:bidi="ar_AE"/>
-        </w:rPr>
-        <w:t xml:space="preserve">: </w:t>
-      </w:r>
-      <w:r>
-        <w:rPr>
+        <w:bidi/>
+      </w:pPr>
+      <w:r>
+        <w:rPr>
+          <w:lang w:val="ar_AE" w:bidi="ar_AE"/>
+        </w:rPr>
+      </w:r>
+      <w:r>
+        <w:rPr>
+          <w:b/>
           <w:lang w:val="ar_AE" w:bidi="ar_AE"/>
         </w:rPr>
         <w:t>unfoldingWord® Translation Notes</w:t>
@@ -85,64 +50,31 @@
         <w:rPr>
           <w:lang w:val="ar_AE" w:bidi="ar_AE"/>
         </w:rPr>
-        <w:t xml:space="preserve">, </w:t>
-      </w:r>
-      <w:hyperlink r:id="rId13">
-        <w:r>
-          <w:rPr>
-            <w:lang w:val="ar_AE" w:bidi="ar_AE"/>
-          </w:rPr>
-          <w:rPr>
-            <w:color w:val="0000EE"/>
-            <w:u w:val="single"/>
-          </w:rPr>
-          <w:t>unfoldingWord</w:t>
-        </w:r>
-      </w:hyperlink>
-      <w:r>
-        <w:rPr>
-          <w:lang w:val="ar_AE" w:bidi="ar_AE"/>
-        </w:rPr>
-        <w:t xml:space="preserve">, 2022, which is licensed under a </w:t>
-      </w:r>
-      <w:hyperlink r:id="rId14">
-        <w:r>
-          <w:rPr>
-            <w:lang w:val="ar_AE" w:bidi="ar_AE"/>
-          </w:rPr>
-          <w:rPr>
-            <w:color w:val="0000EE"/>
-            <w:u w:val="single"/>
-          </w:rPr>
-          <w:t>CC BY-SA 4.0 license</w:t>
-        </w:r>
-      </w:hyperlink>
-      <w:r>
-        <w:rPr>
-          <w:lang w:val="ar_AE" w:bidi="ar_AE"/>
-        </w:rPr>
-        <w:t>.</w:t>
-      </w:r>
-      <w:r>
-        <w:rPr>
-          <w:lang w:val="ar_AE" w:bidi="ar_AE"/>
-        </w:rPr>
-      </w:r>
-    </w:p>
-    <w:p>
-      <w:pPr>
-        <w:bidi/>
-      </w:pPr>
-      <w:r>
-        <w:rPr>
-          <w:lang w:val="ar_AE" w:bidi="ar_AE"/>
-        </w:rPr>
-      </w:r>
-      <w:r>
-        <w:rPr>
-          <w:lang w:val="ar_AE" w:bidi="ar_AE"/>
-        </w:rPr>
-        <w:t>This PDF version is provided under the same license.</w:t>
+        <w:t xml:space="preserve"> © 2022 unfoldingWord. Released under CC BY-SA 4.0 license. </w:t>
+      </w:r>
+      <w:r>
+        <w:rPr>
+          <w:lang w:val="ar_AE" w:bidi="ar_AE"/>
+        </w:rPr>
+        <w:t>unfoldingWord® Translation Notes</w:t>
+      </w:r>
+      <w:r>
+        <w:rPr>
+          <w:lang w:val="ar_AE" w:bidi="ar_AE"/>
+        </w:rPr>
+        <w:t xml:space="preserve"> has been adapted in the following languages: Tok Pisin, Arabic (عربي), French (Français), Hindi (हिंदी), Indonesian (Bahasa Indonesia), Portuguese (Português), Russian (Русский), Spanish (Español), Swahili (Kiswahili), and Simplified Chinese (简体中文) from </w:t>
+      </w:r>
+      <w:r>
+        <w:rPr>
+          <w:lang w:val="ar_AE" w:bidi="ar_AE"/>
+        </w:rPr>
+        <w:t>unfoldingWord® Translation Notes</w:t>
+      </w:r>
+      <w:r>
+        <w:rPr>
+          <w:lang w:val="ar_AE" w:bidi="ar_AE"/>
+        </w:rPr>
+        <w:t xml:space="preserve"> © 2022 unfoldingWord. Released under CC BY-SA 4.0 license by Mission Mutual</w:t>
       </w:r>
       <w:r>
         <w:rPr>
@@ -969,7 +901,7 @@
         </w:rPr>
         <w:t xml:space="preserve"> "الابن" (انظر </w:t>
       </w:r>
-      <w:hyperlink r:id="rId15">
+      <w:hyperlink r:id="rId13">
         <w:r>
           <w:rPr>
             <w:lang w:val="ar_AE" w:bidi="ar_AE"/>
@@ -1958,7 +1890,7 @@
         </w:rPr>
         <w:t>. التَّرْجَمَة البديلة: "نذكركم باستمرار في صلواتنا" (2) "متذكرين" في الآية التالية (</w:t>
       </w:r>
-      <w:hyperlink r:id="rId16">
+      <w:hyperlink r:id="rId14">
         <w:r>
           <w:rPr>
             <w:lang w:val="ar_AE" w:bidi="ar_AE"/>
@@ -3281,7 +3213,7 @@
         </w:rPr>
         <w:t xml:space="preserve"> سبب شُكر بولس والذين معه لله (انظر </w:t>
       </w:r>
-      <w:hyperlink r:id="rId17">
+      <w:hyperlink r:id="rId15">
         <w:r>
           <w:rPr>
             <w:lang w:val="ar_AE" w:bidi="ar_AE"/>
@@ -3896,7 +3828,7 @@
         </w:rPr>
         <w:t xml:space="preserve"> تقدِّم سبب ثقة بولس والذين معه من جهة "اختيار" أهل تسالونيكي (انظر </w:t>
       </w:r>
-      <w:hyperlink r:id="rId18">
+      <w:hyperlink r:id="rId16">
         <w:r>
           <w:rPr>
             <w:lang w:val="ar_AE" w:bidi="ar_AE"/>
@@ -5534,7 +5466,7 @@
         </w:rPr>
         <w:t xml:space="preserve"> تُعدُّ حرفًا يُظهر كيف أصبح أهل تسالونيكي متمثِّلين ببولس وشركائه في الخدمة ومُتمثِّلين بالرب (انظر </w:t>
       </w:r>
-      <w:hyperlink r:id="rId19">
+      <w:hyperlink r:id="rId17">
         <w:r>
           <w:rPr>
             <w:lang w:val="ar_AE" w:bidi="ar_AE"/>
@@ -6406,7 +6338,7 @@
         </w:rPr>
         <w:t xml:space="preserve">راجِع كيفية ترجمتَ العبارات المشابهة في </w:t>
       </w:r>
-      <w:hyperlink r:id="rId20">
+      <w:hyperlink r:id="rId18">
         <w:r>
           <w:rPr>
             <w:lang w:val="ar_AE" w:bidi="ar_AE"/>
@@ -7182,7 +7114,7 @@
         </w:rPr>
         <w:t xml:space="preserve"> لتوضيح كيف أنَّ بولس وشركائه في الخدمة ليسوا في حاجةٍ إلى ذِكر أي شيء عن أهل تسالونيكي (انظر </w:t>
       </w:r>
-      <w:hyperlink r:id="rId21">
+      <w:hyperlink r:id="rId19">
         <w:r>
           <w:rPr>
             <w:lang w:val="ar_AE" w:bidi="ar_AE"/>
@@ -8267,7 +8199,7 @@
         </w:rPr>
         <w:t xml:space="preserve"> مع عبارة "لتعبدوا" في الآية السابقة (</w:t>
       </w:r>
-      <w:hyperlink r:id="rId22">
+      <w:hyperlink r:id="rId20">
         <w:r>
           <w:rPr>
             <w:lang w:val="ar_AE" w:bidi="ar_AE"/>
@@ -9429,7 +9361,7 @@
         </w:rPr>
         <w:t xml:space="preserve"> شرحًا موسعًا لـ "الدخول" الذي كان لبولس والعاملين معه بين أهل تسالونيكي (انظر </w:t>
       </w:r>
-      <w:hyperlink r:id="rId22">
+      <w:hyperlink r:id="rId20">
         <w:r>
           <w:rPr>
             <w:lang w:val="ar_AE" w:bidi="ar_AE"/>
@@ -9447,7 +9379,7 @@
         </w:rPr>
         <w:t xml:space="preserve">). يوجد هذا الشرح في </w:t>
       </w:r>
-      <w:hyperlink r:id="rId23">
+      <w:hyperlink r:id="rId21">
         <w:r>
           <w:rPr>
             <w:lang w:val="ar_AE" w:bidi="ar_AE"/>
@@ -9709,7 +9641,7 @@
         </w:rPr>
         <w:t xml:space="preserve">هنا، كما في </w:t>
       </w:r>
-      <w:hyperlink r:id="rId22">
+      <w:hyperlink r:id="rId20">
         <w:r>
           <w:rPr>
             <w:lang w:val="ar_AE" w:bidi="ar_AE"/>
@@ -9997,7 +9929,7 @@
         </w:rPr>
         <w:t xml:space="preserve"> تباينًا مع زيارة بولس وزملاؤه العاملين معه إلى أهل تسالونيكي إذ ربما كانت "باطلة" (انظر </w:t>
       </w:r>
-      <w:hyperlink r:id="rId24">
+      <w:hyperlink r:id="rId22">
         <w:r>
           <w:rPr>
             <w:lang w:val="ar_AE" w:bidi="ar_AE"/>
@@ -10124,7 +10056,7 @@
         </w:rPr>
         <w:t xml:space="preserve">تقدم هذه الكلمات معلومات أساسية حول ما حدث عندما كان بولس وسلوانس وتيموثاوس في مدينة فيلبّي. يمكنك قراءة هذا في </w:t>
       </w:r>
-      <w:hyperlink r:id="rId25">
+      <w:hyperlink r:id="rId23">
         <w:r>
           <w:rPr>
             <w:lang w:val="ar_AE" w:bidi="ar_AE"/>
@@ -12520,7 +12452,7 @@
         </w:rPr>
         <w:t xml:space="preserve"> إلى الموضع الذي سيكون مُستساغًا في لُغتك. انظر كيف ترجمتَ الصيغة المماثلة في </w:t>
       </w:r>
-      <w:hyperlink r:id="rId26">
+      <w:hyperlink r:id="rId24">
         <w:r>
           <w:rPr>
             <w:lang w:val="ar_AE" w:bidi="ar_AE"/>
@@ -14250,7 +14182,7 @@
         </w:rPr>
         <w:t xml:space="preserve">. التَّرْجَمَة البديلة: "في وسَطكم، كما قد تواسي الأم أطفالها" (2) وصفًا لما هو على وشك أن يقوله عن مدى اشتياقهم إلى أهل تسالونيكي (انظر </w:t>
       </w:r>
-      <w:hyperlink r:id="rId27">
+      <w:hyperlink r:id="rId25">
         <w:r>
           <w:rPr>
             <w:lang w:val="ar_AE" w:bidi="ar_AE"/>
@@ -14660,7 +14592,7 @@
         </w:rPr>
         <w:t xml:space="preserve"> (انظر العبارة المشابهة في </w:t>
       </w:r>
-      <w:hyperlink r:id="rId26">
+      <w:hyperlink r:id="rId24">
         <w:r>
           <w:rPr>
             <w:lang w:val="ar_AE" w:bidi="ar_AE"/>
@@ -15475,7 +15407,7 @@
         </w:rPr>
         <w:t xml:space="preserve"> (انظر العبارة المشابهة في </w:t>
       </w:r>
-      <w:hyperlink r:id="rId27">
+      <w:hyperlink r:id="rId25">
         <w:r>
           <w:rPr>
             <w:lang w:val="ar_AE" w:bidi="ar_AE"/>
@@ -15872,7 +15804,7 @@
         </w:rPr>
         <w:t xml:space="preserve">يحذف بولس بعض الكلمات التي تحتاجها الجملة في العديد من اللُغات لتكون كاملة. يمكنك إضافة هذه الكلمات من الآية السابقة إذا كان ذلك أوضح في لُغتك (انظر </w:t>
       </w:r>
-      <w:hyperlink r:id="rId28">
+      <w:hyperlink r:id="rId26">
         <w:r>
           <w:rPr>
             <w:lang w:val="ar_AE" w:bidi="ar_AE"/>
@@ -17136,7 +17068,7 @@
         </w:rPr>
         <w:t xml:space="preserve"> أن: (1) بولس ورفقاؤه يشكرون الله بشأن أهل تسالونيكي كما يفعل الآخرون (انظر </w:t>
       </w:r>
-      <w:hyperlink r:id="rId29">
+      <w:hyperlink r:id="rId27">
         <w:r>
           <w:rPr>
             <w:lang w:val="ar_AE" w:bidi="ar_AE"/>
@@ -17276,7 +17208,7 @@
         </w:rPr>
         <w:t xml:space="preserve">هنا تعبيرًا عامًا للتأكيد. إذا كان مناسبًا في لُغتك، يمكنك استخدام طريقة مختلفة للتعبير عن التأكيد. انظر كيف ترجمتَ الصيغة المماثلة في </w:t>
       </w:r>
-      <w:hyperlink r:id="rId17">
+      <w:hyperlink r:id="rId15">
         <w:r>
           <w:rPr>
             <w:lang w:val="ar_AE" w:bidi="ar_AE"/>
@@ -19816,7 +19748,7 @@
         </w:rPr>
         <w:t xml:space="preserve">: (1) سبب لقول بولس إن اليهود غير المؤمنين ليسوا "مرضيّين لدى الله" و"معادين لجميع الناس" (انظر </w:t>
       </w:r>
-      <w:hyperlink r:id="rId30">
+      <w:hyperlink r:id="rId28">
         <w:r>
           <w:rPr>
             <w:lang w:val="ar_AE" w:bidi="ar_AE"/>
@@ -19834,7 +19766,7 @@
         </w:rPr>
         <w:t xml:space="preserve">). التَّرْجَمَة البديلة: "لأنهم يمنعون" أو "وذلك لأنهم يمنعون" (2) كوسيلة يتصرف بها اليهود غير المؤمنين بطرق ليست "مرضيّة لدى الله" و"معادية لجميع الناس" (انظر </w:t>
       </w:r>
-      <w:hyperlink r:id="rId30">
+      <w:hyperlink r:id="rId28">
         <w:r>
           <w:rPr>
             <w:lang w:val="ar_AE" w:bidi="ar_AE"/>
@@ -20932,7 +20864,7 @@
         </w:rPr>
         <w:t xml:space="preserve">، يمكنك التعبير عن الفكرة ذاتها بطريقة أخرى. انظر كيف تُرجمت هذه الكلمة في </w:t>
       </w:r>
-      <w:hyperlink r:id="rId15">
+      <w:hyperlink r:id="rId13">
         <w:r>
           <w:rPr>
             <w:lang w:val="ar_AE" w:bidi="ar_AE"/>
@@ -21368,7 +21300,7 @@
         </w:rPr>
         <w:t xml:space="preserve">يشير بولس هنا إلى اضطراره هو ورفقائه العاملين معه إلى مغادرة أهل تسالونيكي بعد مدة قصيرة من وصولهم إلى مدينتهم والتبشير بالخبر السار لهم. يمكنك قراءة ذلك في </w:t>
       </w:r>
-      <w:hyperlink r:id="rId31">
+      <w:hyperlink r:id="rId29">
         <w:r>
           <w:rPr>
             <w:lang w:val="ar_AE" w:bidi="ar_AE"/>
@@ -21495,7 +21427,7 @@
         </w:rPr>
         <w:t xml:space="preserve">تستخدم الكثير من الترجمات صيغة المبني للمجهول، إذا كانت لُغتك لا تستخدم هذه الصيغة، يمكنك التعبير عن الفكرة بصيغة المبني للمعلوم أو بطريقة أخرى تكون مُستساغة في لُغتك. إذا كان يجب عليك ذِكر من قام بالفِعل، </w:t>
       </w:r>
-      <w:hyperlink r:id="rId31">
+      <w:hyperlink r:id="rId29">
         <w:r>
           <w:rPr>
             <w:lang w:val="ar_AE" w:bidi="ar_AE"/>
@@ -24340,7 +24272,7 @@
         </w:rPr>
         <w:t xml:space="preserve">: (1) إعادة صياغة للنقطة التي ذكرها بولس في الآية السابقة (انظر: </w:t>
       </w:r>
-      <w:hyperlink r:id="rId32">
+      <w:hyperlink r:id="rId30">
         <w:r>
           <w:rPr>
             <w:lang w:val="ar_AE" w:bidi="ar_AE"/>
@@ -24358,7 +24290,7 @@
         </w:rPr>
         <w:t xml:space="preserve">). التَّرْجَمَة البديلة: "نعم"، (2) أساس النقطة التي ذكرها بولس في الآية السابقة (انظر: </w:t>
       </w:r>
-      <w:hyperlink r:id="rId32">
+      <w:hyperlink r:id="rId30">
         <w:r>
           <w:rPr>
             <w:lang w:val="ar_AE" w:bidi="ar_AE"/>
@@ -24633,7 +24565,7 @@
         </w:rPr>
         <w:t xml:space="preserve"> تقدم استنتاجًا أو نتيجة بناءً على ما قاله بولس في الآيات السابقة حول رغبة بولس وشركاؤه في الخدمة في زيارة أهل تسالونيكي (انظر </w:t>
       </w:r>
-      <w:hyperlink r:id="rId33">
+      <w:hyperlink r:id="rId31">
         <w:r>
           <w:rPr>
             <w:lang w:val="ar_AE" w:bidi="ar_AE"/>
@@ -26539,7 +26471,7 @@
         </w:rPr>
         <w:t xml:space="preserve">: (1) سببًا آخر أرسِل من أجله بولس تيموثاوس إلى أهل تسالونيكي لتقويتهم وتعزيتهم (انظر </w:t>
       </w:r>
-      <w:hyperlink r:id="rId34">
+      <w:hyperlink r:id="rId32">
         <w:r>
           <w:rPr>
             <w:lang w:val="ar_AE" w:bidi="ar_AE"/>
@@ -27572,7 +27504,7 @@
         </w:rPr>
         <w:t xml:space="preserve"> سببًا إضافيًا لعدم تزعزع أهل تسالونيكي من هذه الضيقات (انظر </w:t>
       </w:r>
-      <w:hyperlink r:id="rId35">
+      <w:hyperlink r:id="rId33">
         <w:r>
           <w:rPr>
             <w:lang w:val="ar_AE" w:bidi="ar_AE"/>
@@ -28239,7 +28171,7 @@
         </w:rPr>
         <w:t xml:space="preserve"> إلى: (1) ما ذكره بولس في الآية السابقة حول كيفية معاناة المؤمنين من الضيق (انظر: </w:t>
       </w:r>
-      <w:hyperlink r:id="rId36">
+      <w:hyperlink r:id="rId34">
         <w:r>
           <w:rPr>
             <w:lang w:val="ar_AE" w:bidi="ar_AE"/>
@@ -28366,7 +28298,7 @@
         </w:rPr>
         <w:t xml:space="preserve">هنا، كما في </w:t>
       </w:r>
-      <w:hyperlink r:id="rId37">
+      <w:hyperlink r:id="rId35">
         <w:r>
           <w:rPr>
             <w:lang w:val="ar_AE" w:bidi="ar_AE"/>
@@ -28532,7 +28464,7 @@
         </w:rPr>
         <w:t xml:space="preserve">هنا، كما في </w:t>
       </w:r>
-      <w:hyperlink r:id="rId37">
+      <w:hyperlink r:id="rId35">
         <w:r>
           <w:rPr>
             <w:lang w:val="ar_AE" w:bidi="ar_AE"/>
@@ -31198,7 +31130,7 @@
         </w:rPr>
         <w:t xml:space="preserve"> لتوضيح السبب وراء ما ذكره بولس في الآية السابقة حول التعزية (انظر: </w:t>
       </w:r>
-      <w:hyperlink r:id="rId38">
+      <w:hyperlink r:id="rId36">
         <w:r>
           <w:rPr>
             <w:lang w:val="ar_AE" w:bidi="ar_AE"/>
@@ -34282,7 +34214,7 @@
         </w:rPr>
         <w:t xml:space="preserve"> إلى الشخص عينه. إذا كان ذلك مفيدًا في لُغتك، يمكنك التعبير عن هذه الفكرة بوضوح أكبر. انظر كيف ترجمتَ العبارة المشابهة في </w:t>
       </w:r>
-      <w:hyperlink r:id="rId16">
+      <w:hyperlink r:id="rId14">
         <w:r>
           <w:rPr>
             <w:lang w:val="ar_AE" w:bidi="ar_AE"/>
@@ -35476,7 +35408,7 @@
         </w:rPr>
         <w:t xml:space="preserve">الغرض الذي يُصلي من أجله بولس وهو أن يجعل الرب أهل تسالونيكي يزدادون في المحبة (انظر </w:t>
       </w:r>
-      <w:hyperlink r:id="rId39">
+      <w:hyperlink r:id="rId37">
         <w:r>
           <w:rPr>
             <w:lang w:val="ar_AE" w:bidi="ar_AE"/>
@@ -36143,7 +36075,7 @@
         </w:rPr>
         <w:t xml:space="preserve"> على الشخص ذاته. إذا كان ذلك مفيدًا في لُغتك، يمكنك التعبير عن هذه الفكرة بوضوح أكبر. انظر كيف تَرْجمتَ العبارة المشابهة في </w:t>
       </w:r>
-      <w:hyperlink r:id="rId40">
+      <w:hyperlink r:id="rId38">
         <w:r>
           <w:rPr>
             <w:lang w:val="ar_AE" w:bidi="ar_AE"/>
@@ -37215,7 +37147,7 @@
         </w:rPr>
         <w:t xml:space="preserve">. إذا كان من المفيد في لُغتك، يمكنك ذِكر المعنى بوضوح. انظر كيف ترجمتَ العبارة المشابهة في </w:t>
       </w:r>
-      <w:hyperlink r:id="rId41">
+      <w:hyperlink r:id="rId39">
         <w:r>
           <w:rPr>
             <w:lang w:val="ar_AE" w:bidi="ar_AE"/>
@@ -37799,7 +37731,7 @@
         </w:rPr>
         <w:t xml:space="preserve"> تفسيرًا إضافيًا لما ذكره بولس في الآية السابقة حول كيفية تلقِّي أهل تسالونيكي التعليمات من بولس ورفقائه في العمَل (انظر: </w:t>
       </w:r>
-      <w:hyperlink r:id="rId42">
+      <w:hyperlink r:id="rId40">
         <w:r>
           <w:rPr>
             <w:lang w:val="ar_AE" w:bidi="ar_AE"/>
@@ -38209,7 +38141,7 @@
         </w:rPr>
         <w:t xml:space="preserve"> أمثلة محددة عن "الوصايا" التي أعطاها بولس ورفقاء العمَل إلى أهل تسالونيكي (انظر: </w:t>
       </w:r>
-      <w:hyperlink r:id="rId43">
+      <w:hyperlink r:id="rId41">
         <w:r>
           <w:rPr>
             <w:lang w:val="ar_AE" w:bidi="ar_AE"/>
@@ -38671,7 +38603,7 @@
         </w:rPr>
         <w:t xml:space="preserve">. يستمر هذا التفسير في </w:t>
       </w:r>
-      <w:hyperlink r:id="rId44">
+      <w:hyperlink r:id="rId42">
         <w:r>
           <w:rPr>
             <w:lang w:val="ar_AE" w:bidi="ar_AE"/>
@@ -39020,7 +38952,7 @@
         </w:rPr>
         <w:t xml:space="preserve"> يمكن أن: (1) تقدم مثالًا آخر لما يعنيه "التقديس" (انظر: </w:t>
       </w:r>
-      <w:hyperlink r:id="rId45">
+      <w:hyperlink r:id="rId43">
         <w:r>
           <w:rPr>
             <w:lang w:val="ar_AE" w:bidi="ar_AE"/>
@@ -39038,7 +38970,7 @@
         </w:rPr>
         <w:t xml:space="preserve">). التَّرْجَمَة البديلة: "وأن يدرك كل واحد منكم" (2) توضح بتحديد أكثر ما يعنيه تجنُّب "الفجور الجنسي" (انظر: </w:t>
       </w:r>
-      <w:hyperlink r:id="rId45">
+      <w:hyperlink r:id="rId43">
         <w:r>
           <w:rPr>
             <w:lang w:val="ar_AE" w:bidi="ar_AE"/>
@@ -39944,7 +39876,7 @@
         </w:rPr>
         <w:t xml:space="preserve"> تتعارض مع العبارة السابقة "في القداسة والكرامة" (انظر: </w:t>
       </w:r>
-      <w:hyperlink r:id="rId46">
+      <w:hyperlink r:id="rId44">
         <w:r>
           <w:rPr>
             <w:lang w:val="ar_AE" w:bidi="ar_AE"/>
@@ -40759,7 +40691,7 @@
         </w:rPr>
         <w:t xml:space="preserve"> على أنها: (1) الغرض مما قاله بولس في </w:t>
       </w:r>
-      <w:hyperlink r:id="rId47">
+      <w:hyperlink r:id="rId45">
         <w:r>
           <w:rPr>
             <w:lang w:val="ar_AE" w:bidi="ar_AE"/>
@@ -40777,7 +40709,7 @@
         </w:rPr>
         <w:t xml:space="preserve"> عن الامتناع عن الفجور الجنسي. التَّرْجَمَة البديلة: "كيلا تتعدوا" (2) مثال آخر على ما يعنيه "التقديس" (انظر: </w:t>
       </w:r>
-      <w:hyperlink r:id="rId45">
+      <w:hyperlink r:id="rId43">
         <w:r>
           <w:rPr>
             <w:lang w:val="ar_AE" w:bidi="ar_AE"/>
@@ -40795,7 +40727,7 @@
         </w:rPr>
         <w:t xml:space="preserve">). التَّرْجَمَة البديلة: "وأن لا يتعدى كل واحد منكم" (3) وصف آخر لما يعنيه تجنُّب "الفجور الجنسي" (انظر: </w:t>
       </w:r>
-      <w:hyperlink r:id="rId45">
+      <w:hyperlink r:id="rId43">
         <w:r>
           <w:rPr>
             <w:lang w:val="ar_AE" w:bidi="ar_AE"/>
@@ -41937,7 +41869,7 @@
         </w:rPr>
         <w:t xml:space="preserve"> لتقديم سبب أو أساس لما ذكره بولس بشأن تجنُّب الفجور الجنسي (انظر: </w:t>
       </w:r>
-      <w:hyperlink r:id="rId48">
+      <w:hyperlink r:id="rId46">
         <w:r>
           <w:rPr>
             <w:lang w:val="ar_AE" w:bidi="ar_AE"/>
@@ -42443,7 +42375,7 @@
         </w:rPr>
         <w:t xml:space="preserve">استنتاجًا أو خلاصة لما قاله بولس في </w:t>
       </w:r>
-      <w:hyperlink r:id="rId49">
+      <w:hyperlink r:id="rId47">
         <w:r>
           <w:rPr>
             <w:lang w:val="ar_AE" w:bidi="ar_AE"/>
@@ -44322,7 +44254,7 @@
         </w:rPr>
         <w:t xml:space="preserve"> سببًا إضافيًا لعدم حاجة بولس والعاملين معه إلى الكتابة إلى أهل تسالونيكي (انظر </w:t>
       </w:r>
-      <w:hyperlink r:id="rId50">
+      <w:hyperlink r:id="rId48">
         <w:r>
           <w:rPr>
             <w:lang w:val="ar_AE" w:bidi="ar_AE"/>
@@ -44475,7 +44407,7 @@
         </w:rPr>
         <w:t xml:space="preserve"> إلى "المحبة الأخوية" (انظر </w:t>
       </w:r>
-      <w:hyperlink r:id="rId50">
+      <w:hyperlink r:id="rId48">
         <w:r>
           <w:rPr>
             <w:lang w:val="ar_AE" w:bidi="ar_AE"/>
@@ -45360,7 +45292,7 @@
         </w:rPr>
         <w:t xml:space="preserve">: (1) نتيجة تنفيذ ما أوصى به بولس في </w:t>
       </w:r>
-      <w:hyperlink r:id="rId51">
+      <w:hyperlink r:id="rId49">
         <w:r>
           <w:rPr>
             <w:lang w:val="ar_AE" w:bidi="ar_AE"/>
@@ -45378,7 +45310,7 @@
         </w:rPr>
         <w:t xml:space="preserve">. التَّرْجَمَة البديلة: "مما يؤدي إلى" (2) الغرض من تنفيذ ما أوصى به بولس في </w:t>
       </w:r>
-      <w:hyperlink r:id="rId51">
+      <w:hyperlink r:id="rId49">
         <w:r>
           <w:rPr>
             <w:lang w:val="ar_AE" w:bidi="ar_AE"/>
@@ -48062,7 +47994,7 @@
         </w:rPr>
         <w:t xml:space="preserve">انظر كيف تُرجمتَ التعبير المشابه في </w:t>
       </w:r>
-      <w:hyperlink r:id="rId52">
+      <w:hyperlink r:id="rId50">
         <w:r>
           <w:rPr>
             <w:lang w:val="ar_AE" w:bidi="ar_AE"/>
@@ -49360,7 +49292,7 @@
         </w:rPr>
         <w:t xml:space="preserve"> إلى الوقت المحدد في المستقبل عندما سيعود يسوع إلى الأرض ليحكم على الجميع، يعاقب غير المؤمنين ويكافئ المؤمنين. إذا كان ذلك مفيدًا في لُغتك، يمكنك التعبير عن هذه الفكرة بوضوح أكبر. انظر كيف ترجمتَ العبارة المشابهة في </w:t>
       </w:r>
-      <w:hyperlink r:id="rId53">
+      <w:hyperlink r:id="rId51">
         <w:r>
           <w:rPr>
             <w:lang w:val="ar_AE" w:bidi="ar_AE"/>
@@ -49622,7 +49554,7 @@
         </w:rPr>
         <w:t xml:space="preserve"> إلى أن الأشخاص الأحياء عندما يعود يسوع لن يلتقوا به أولًا. بدلًا من ذلك، سيلتقي المؤمنون الذين ماتوا به أولًا، ثم يلتقي به المؤمنون الذين هم على قيد الحياة. يشرح بولس هذا بوضوح أكبر في الآية التالية (انظر </w:t>
       </w:r>
-      <w:hyperlink r:id="rId54">
+      <w:hyperlink r:id="rId52">
         <w:r>
           <w:rPr>
             <w:lang w:val="ar_AE" w:bidi="ar_AE"/>
@@ -49749,7 +49681,7 @@
         </w:rPr>
         <w:t xml:space="preserve">انظر كيف ترجمتَ العبارة المشابهة في </w:t>
       </w:r>
-      <w:hyperlink r:id="rId55">
+      <w:hyperlink r:id="rId53">
         <w:r>
           <w:rPr>
             <w:lang w:val="ar_AE" w:bidi="ar_AE"/>
@@ -49889,7 +49821,7 @@
         </w:rPr>
         <w:t xml:space="preserve"> لتقديم توضيح أو تفسير لما ذكره بولس في الآية السابقة حول المؤمنين الأحياء أنهم لن "يسبقوا" المؤمنين الأموات (انظر </w:t>
       </w:r>
-      <w:hyperlink r:id="rId56">
+      <w:hyperlink r:id="rId54">
         <w:r>
           <w:rPr>
             <w:lang w:val="ar_AE" w:bidi="ar_AE"/>
@@ -49907,7 +49839,7 @@
         </w:rPr>
         <w:t xml:space="preserve">). يستمر هذا التفسير في </w:t>
       </w:r>
-      <w:hyperlink r:id="rId57">
+      <w:hyperlink r:id="rId55">
         <w:r>
           <w:rPr>
             <w:lang w:val="ar_AE" w:bidi="ar_AE"/>
@@ -51757,7 +51689,7 @@
         </w:rPr>
         <w:t xml:space="preserve"> و الآخرين. تحقَّق من أن هذا التمييز واضح في ترجمتك. انظر كيف تمت تَرْجَمَتَ العبارات المشابهة في </w:t>
       </w:r>
-      <w:hyperlink r:id="rId56">
+      <w:hyperlink r:id="rId54">
         <w:r>
           <w:rPr>
             <w:lang w:val="ar_AE" w:bidi="ar_AE"/>
@@ -52681,7 +52613,7 @@
         </w:rPr>
         <w:t xml:space="preserve"> هنا إلى ما ذكره بولس في </w:t>
       </w:r>
-      <w:hyperlink r:id="rId58">
+      <w:hyperlink r:id="rId56">
         <w:r>
           <w:rPr>
             <w:lang w:val="ar_AE" w:bidi="ar_AE"/>
@@ -55970,7 +55902,7 @@
         </w:rPr>
         <w:t xml:space="preserve">يشير بولس هنا مرة أخرى إلى ما أسماه "يوم الرب" في </w:t>
       </w:r>
-      <w:hyperlink r:id="rId59">
+      <w:hyperlink r:id="rId57">
         <w:r>
           <w:rPr>
             <w:lang w:val="ar_AE" w:bidi="ar_AE"/>
@@ -56001,7 +55933,7 @@
         </w:rPr>
         <w:t xml:space="preserve"> وعبِّر عن الفكرة كما فعلتَ في </w:t>
       </w:r>
-      <w:hyperlink r:id="rId59">
+      <w:hyperlink r:id="rId57">
         <w:r>
           <w:rPr>
             <w:lang w:val="ar_AE" w:bidi="ar_AE"/>
@@ -56398,7 +56330,7 @@
         </w:rPr>
         <w:t xml:space="preserve"> لتقديم سبب أو أساس لما قاله بولس حول كيف أن "اليوم" لن يفاجئ أهل تسالونيكي (انظر </w:t>
       </w:r>
-      <w:hyperlink r:id="rId59">
+      <w:hyperlink r:id="rId57">
         <w:r>
           <w:rPr>
             <w:lang w:val="ar_AE" w:bidi="ar_AE"/>
@@ -58376,7 +58308,7 @@
         </w:rPr>
         <w:t xml:space="preserve"> لتقديم شرح إضافي للتباين بين الليل والنهار (انظر </w:t>
       </w:r>
-      <w:hyperlink r:id="rId60">
+      <w:hyperlink r:id="rId58">
         <w:r>
           <w:rPr>
             <w:lang w:val="ar_AE" w:bidi="ar_AE"/>
@@ -58816,7 +58748,7 @@
         </w:rPr>
         <w:t xml:space="preserve"> تباينًا مع الأشخاص الذين "ينامون" و"يسكرون" خلال الليل (انظر </w:t>
       </w:r>
-      <w:hyperlink r:id="rId61">
+      <w:hyperlink r:id="rId59">
         <w:r>
           <w:rPr>
             <w:lang w:val="ar_AE" w:bidi="ar_AE"/>
@@ -59213,7 +59145,7 @@
         </w:rPr>
         <w:t xml:space="preserve"> الذي تعنيه عبارة "أبناء النهار" ذاته في </w:t>
       </w:r>
-      <w:hyperlink r:id="rId62">
+      <w:hyperlink r:id="rId60">
         <w:r>
           <w:rPr>
             <w:lang w:val="ar_AE" w:bidi="ar_AE"/>
@@ -59366,7 +59298,7 @@
         </w:rPr>
         <w:t xml:space="preserve"> مع تعبير "يَسْكَرُونَ" في الآية السابقة (</w:t>
       </w:r>
-      <w:hyperlink r:id="rId61">
+      <w:hyperlink r:id="rId59">
         <w:r>
           <w:rPr>
             <w:lang w:val="ar_AE" w:bidi="ar_AE"/>
@@ -60259,7 +60191,7 @@
         </w:rPr>
         <w:t xml:space="preserve"> تقدِّم سببًا لضرورة طاعة أهل تسالونيكي لما أوصاهم به بولس في </w:t>
       </w:r>
-      <w:hyperlink r:id="rId63">
+      <w:hyperlink r:id="rId61">
         <w:r>
           <w:rPr>
             <w:lang w:val="ar_AE" w:bidi="ar_AE"/>
@@ -65225,7 +65157,7 @@
         </w:rPr>
         <w:t xml:space="preserve"> سببًا أو أساسًا لـ: (1) الوصايا الثلاث في </w:t>
       </w:r>
-      <w:hyperlink r:id="rId64">
+      <w:hyperlink r:id="rId62">
         <w:r>
           <w:rPr>
             <w:lang w:val="ar_AE" w:bidi="ar_AE"/>
@@ -65378,7 +65310,7 @@
         </w:rPr>
         <w:t xml:space="preserve"> إلى: (1) الوصايا الثلاث في </w:t>
       </w:r>
-      <w:hyperlink r:id="rId64">
+      <w:hyperlink r:id="rId62">
         <w:r>
           <w:rPr>
             <w:lang w:val="ar_AE" w:bidi="ar_AE"/>
@@ -65962,7 +65894,7 @@
         </w:rPr>
         <w:t xml:space="preserve">هنا قد يكون بولس مُقدمًا مثالًا محددًا على وصيته بعدم "إطفاء الروح" في </w:t>
       </w:r>
-      <w:hyperlink r:id="rId65">
+      <w:hyperlink r:id="rId63">
         <w:r>
           <w:rPr>
             <w:lang w:val="ar_AE" w:bidi="ar_AE"/>
@@ -66346,7 +66278,7 @@
         </w:rPr>
         <w:t xml:space="preserve">هنا، قد يشير بولس إلى: (1) "النبوات" التي ذكرها في الآية السابقة (انظر </w:t>
       </w:r>
-      <w:hyperlink r:id="rId66">
+      <w:hyperlink r:id="rId64">
         <w:r>
           <w:rPr>
             <w:lang w:val="ar_AE" w:bidi="ar_AE"/>
@@ -66608,7 +66540,7 @@
         </w:rPr>
         <w:t>هنا، كما في الآية السابقة (</w:t>
       </w:r>
-      <w:hyperlink r:id="rId67">
+      <w:hyperlink r:id="rId65">
         <w:r>
           <w:rPr>
             <w:lang w:val="ar_AE" w:bidi="ar_AE"/>
@@ -66626,7 +66558,7 @@
         </w:rPr>
         <w:t xml:space="preserve">)، قد يكون بولس مُشيرًا إلى: (1) "النبوات" التي أشار إليها في </w:t>
       </w:r>
-      <w:hyperlink r:id="rId66">
+      <w:hyperlink r:id="rId64">
         <w:r>
           <w:rPr>
             <w:lang w:val="ar_AE" w:bidi="ar_AE"/>
@@ -67237,7 +67169,7 @@
         </w:rPr>
         <w:t xml:space="preserve"> وهو لقَب لله موجود في العهد الجديد (انظر </w:t>
       </w:r>
-      <w:hyperlink r:id="rId68">
+      <w:hyperlink r:id="rId66">
         <w:r>
           <w:rPr>
             <w:lang w:val="ar_AE" w:bidi="ar_AE"/>
@@ -67261,7 +67193,7 @@
         </w:rPr>
         <w:t xml:space="preserve"> </w:t>
       </w:r>
-      <w:hyperlink r:id="rId69">
+      <w:hyperlink r:id="rId67">
         <w:r>
           <w:rPr>
             <w:lang w:val="ar_AE" w:bidi="ar_AE"/>
@@ -67279,7 +67211,7 @@
         </w:rPr>
         <w:t xml:space="preserve">؛ </w:t>
       </w:r>
-      <w:hyperlink r:id="rId70">
+      <w:hyperlink r:id="rId68">
         <w:r>
           <w:rPr>
             <w:lang w:val="ar_AE" w:bidi="ar_AE"/>
@@ -67303,7 +67235,7 @@
         </w:rPr>
         <w:t xml:space="preserve"> </w:t>
       </w:r>
-      <w:hyperlink r:id="rId71">
+      <w:hyperlink r:id="rId69">
         <w:r>
           <w:rPr>
             <w:lang w:val="ar_AE" w:bidi="ar_AE"/>
@@ -68383,7 +68315,7 @@
         </w:rPr>
         <w:t xml:space="preserve"> إلى الوقت المحدد في المستقبل عندما يعود يسوع إلى الأرض ليدين الجميع ويعاقب غير المؤمنين، ويكافئ المؤمنين. إذا كان مفيدًا في لُغتك، يمكنك التعبير عن هذه الفكرة بوضوح أكبر. انظر كيف ترجمتَ العبارة المشابهة في </w:t>
       </w:r>
-      <w:hyperlink r:id="rId56">
+      <w:hyperlink r:id="rId54">
         <w:r>
           <w:rPr>
             <w:lang w:val="ar_AE" w:bidi="ar_AE"/>
@@ -68793,7 +68725,7 @@
         </w:rPr>
         <w:t xml:space="preserve"> إلى "إله السلام" (انظر </w:t>
       </w:r>
-      <w:hyperlink r:id="rId72">
+      <w:hyperlink r:id="rId70">
         <w:r>
           <w:rPr>
             <w:lang w:val="ar_AE" w:bidi="ar_AE"/>
@@ -68933,7 +68865,7 @@
         </w:rPr>
         <w:t xml:space="preserve"> الله. إنه يُلمِّح إلى أن الله سيفعل ما صلَّى بولس من أجله في الآية السابقة (انظر </w:t>
       </w:r>
-      <w:hyperlink r:id="rId72">
+      <w:hyperlink r:id="rId70">
         <w:r>
           <w:rPr>
             <w:lang w:val="ar_AE" w:bidi="ar_AE"/>
@@ -69073,7 +69005,7 @@
         </w:rPr>
         <w:t xml:space="preserve">إلى أن أهل تسالونيكي ينبغي أن يصلوا من أجل بولس وسيلا و تيموثاوس تمامًا كما يصلي بولس وسيلا و تيموثاوس من أجلهم (انظر </w:t>
       </w:r>
-      <w:hyperlink r:id="rId72">
+      <w:hyperlink r:id="rId70">
         <w:r>
           <w:rPr>
             <w:lang w:val="ar_AE" w:bidi="ar_AE"/>

--- a/arb/docx/52.content.docx
+++ b/arb/docx/52.content.docx
@@ -155,13 +155,6 @@
       </w:r>
       <w:r>
         <w:rPr>
-          <w:i/>
-          <w:lang w:val="ar_AE" w:bidi="ar_AE"/>
-        </w:rPr>
-        <w:t>١ تسالونيكي ١:١ (#١), ١ تسالونيكي ١:١ (#٢), ١ تسالونيكي ١:١ (#٣), ١ تسالونيكي ١:١ (#٤), ١ تسالونيكي ١:١ (#٥), ١ تسالونيكي ١:١ (#٦), ١ تسالونيكي ١:١ (#٧), ١ تسالونيكي ١:١ (#٨), ١ تسالونيكي ١:١ (#٩), ١ تسالونيكي ١: ٢ (#١), ١ تسالونيكي ١: ٢ (#٢), ١ تسالونيكي ١: ٢ (#٣), ١ تسالونيكي ١: ٣ (#١), ١ تسالونيكي ١: ٣ (#٢), ١ تسالونيكي ١: ٣ (#٣), ١ تسالونيكي ١: ٣ (#٤), ١ تسالونيكي ١: ٣ (#٥), ١ تسالونيكي ١: ٣ (#٦), ١ تسالونيكي ١: ٣ (#٧), ١ تسالونيكي ١: ٣ (#٨), ١ تسالونيكي ١: ٤ (#١), ١ تسالونيكي ١: ٤ (#٢), ١ تسالونيكي ١: ٤ (#٣), ١ تسالونيكي ١: ٤ (#٤), ١ تسالونيكي ١: ٤ (#٥), ١ تسالونيكي ١: ٥ (#١), ١ تسالونيكي ١: ٥ (#٢), ١ تسالونيكي ١: ٥ (#٣), ١ تسالونيكي ١: ٥ (#٤), ١ تسالونيكي ١: ٥ (#٥), ١ تسالونيكي ١: ٥ (#٦), ١ تسالونيكي ١: ٦ (#١), ١ تسالونيكي ١: ٦ (#٢), ١ تسالونيكي ١: ٦ (#٣), ١ تسالونيكي ١: ٦ (#٤), ١ تسالونيكي ١: ٦ (#٥), ١ تسالونيكي ١: ٦ (#٦), ١ تسالونيكي ١: ٧ (#١), ١ تسالونيكي ١: ٧ (#٢), ١ تسالونيكي ١: ٧ (#٣), ١ تسالونيكي ١: ٨ (#١), ١ تسالونيكي ١: ٨ (#٢), ١ تسالونيكي ١: ٨ (#٣), ١ تسالونيكي ١: ٨ (#٤), ١ تسالونيكي ١: ٨ (#٥), ١ تسالونيكي ١: ٨ (#٦), ١ تسالونيكي ١: ٨ (#٧), ١ تسالونيكي ١: ٨ (#٨), ١ تسالونيكي ١: ٨ (# ٩), ١ تسالونيكي ١: ٨ (#١٠), ١ تسالونيكي ١: ٩ (#١), ١ تسالونيكي ١: ٩ (#٢), ١ تسالونيكي ١: ٩ (#٣), ١ تسالونيكي ١: ٩ (#٤), ١ تسالونيكي ١: ٩ (#٥), ١ تسالونيكي ١: ٩ (#٦), ١ تسالونيكي ١: ٩ (#٧), ١ تسالونيكي ١: ٩ (#٨), ١ تسالونيكي ١: ١٠ (#١), ١ تسالونيكي ١: ١٠ (#٢), ١ تسالونيكي ١: ١٠ (#٣), ١ تسالونيكي ١: ١٠ (#٤), ١ تسالونيكي ١: ١٠ (#٥), ١ تسالونيكي ١: ١٠ (#٦), ١ تسالونيكي ١: ١٠ (#٧), ١ تسالونيكي ١: ١٠ (#٨), ١ تسالونيكي ١: ١٠ (#٩), ١ تسالونيكي ٢: ١ (#١), ١ تسالونيكي ٢: ١ (#٢), ١ تسالونيكي ٢: ١ (#٣), ١ تسالونيكي ٢: ١ (#٤), ١ تسالونيكي ٢:٢ (#١), ١ تسالونيكي ٢:٢ (#٢), ١ تسالونيكي ٢:٢ (#٣), ١ تسالونيكي ٢:٢ (#٤), ١ تسالونيكي ٢:٢ (#٥), ١ تسالونيكي ٢:٢ (#٦), ١ تسالونيكي ٢:٢ (#٧), ١ تسالونيكي ٢:٢ (#٨), ١ تسالونيكي ٢:٢ (#٩), ١ تسالونيكي ٢: ٣ (#١), ١ تسالونيكي ٢: ٣ (#٢), ١ تسالونيكي ٢: ٣ (#٣), ١ تسالونيكي ٢: ٣ (#٤), ١ تسالونيكي ٢: ٤ (#١), ١ تسالونيكي ٢: ٤ (#٢), تسالونيكي الأولى 2: 4 (#3), ١ تسالونيكي ٢: ٤ (#٤), ١ تسالونيكي ٢: ٤ (#٥), ١ تسالونيكي ٢: ٥ (#١), ١ تسالونيكي ٢: ٥ (#٢), ١ تسالونيكي ٢: ٥ (#٣), ١ تسالونيكي ٢: ٥ (#٤), ١ تسالونيكي ٢: ٥ (#٥), ١ تسالونيكي ٢: ٥ (#٦), ١ تسالونيكي ٢: ٥ (#٧), ١ تسالونيكي ٢: ٥ (#٨), ١ تسالونيكي ٢: ٦ (#١), ١ تسالونيكي ٢: ٦ (#٢), ١ تسالونيكي ٢: ٧ (#١), ١ تسالونيكي ٢: ٧ (#٢), ١ تسالونيكي ٢: ٧ (#٣), ١ تسالونيكي ٢: ٧ (#٤), ١ تسالونيكي ٢: ٧ (#٥), ١ تسالونيكي ٢: ٧ (#٦), ١ تسالونيكي ٢: ٨ (#١), ١ تسالونيكي ٢: ٨ (#٢), ١ تسالونيكي ٢: ٨ (#٣), ١ تسالونيكي ٢: ٨ (#٤), ١ تسالونيكي ٢: ٩ (#١), ١ تسالونيكي ٢: ٩ (#٢), ١ تسالونيكي ٢: ٩ (#٣), ١ تسالونيكي ٢: ٩ (# ٤), ١ تسالونيكي ٢: ٩ (#٥), ١ تسالونيكي ٢: ١٠ (#١), ١ تسالونيكي ٢: ١٠ (#٢), ١ تسالونيكي ٢: ١١ (#١), ١ تسالونيكي ٢: ١١ (#٢), ١ تسالونيكي ٢: ١٢ (#١), ١ تسالونيكي ٢: ١٢ (#٢), ١ تسالونيكي ٢: ١٢ (#٣), ١ تسالونيكي ٢: ١٢ (#٤), ١ تسالونيكي ٢: ١٢ (#٥), ١ تسالونيكي ٢: ١٢ (#٦), ١ تسالونيكي ٢: ١٢ (#٧), ١ تسالونيكي ٢: ١٣ (#١), ١ تسالونيكي ٢: ١٣ (#٢), ١ تسالونيكي ٢: ١٣ (#٣), ١ تسالونيكي ٢: ١٣ (#٤), ١ تسالونيكي ٢: ١٣ (#٥), ١ تسالونيكي ٢: ١٣ (#٦), ١ تسالونيكي ٢: ١٣ (#٧), ١ تسالونيكي ٢: ١٣ (#٨), ١ تسالونيكي ٢: ١٤ (#١), ١ تسالونيكي ٢: ١٤ (#٢), ١ تسالونيكي ٢: ١٤ (#٣), ١ تسالونيكي ٢: ١٤ (#٤), ١ تسالونيكي ٢: ١٤ (#٥), ١ تسالونيكي ٢: ١٤ (#٦), ١ تسالونيكي ٢: ١٤ (#٧), ١ تسالونيكي ٢: ١٤–١٥ (#١), ١ تسالونيكي ٢: ١٥ (#١), ١ تسالونيكي ٢: ١٥ (#٢), ١ تسالونيكي ٢: ١٥ (#٣), ١ تسالونيكي ٢: ١٥ (#٤), ١ تسالونيكي ٢: ١٥ (#٥), ١ تسالونيكي ٢: ١٦ (#١), ١ تسالونيكي ٢: ١٦ (#٢), ١ تسالونيكي ٢: ١٦ (#٣), ١ تسالونيكي ٢: ١٦ (#٤), ١ تسالونيكي ٢: ١٦ (#٥), ١ تسالونيكي ٢: ١٦ (#٦), ١ تسالونيكي ٢: ١٦ (#٧), ١ تسالونيكي ٢: ١٦ (#٨), ١ تسالونيكي ٢: ١٦ (#٩), ١ تسالونيكي ٢: ١٦ (#١٠), ١ تسالونيكي ٢: ١٧ (#١), ١ تسالونيكي ٢: ١٧ (#٢), ١ تسالونيكي ٢: ١٧ (#٣), ١ تسالونيكي ٢: ١٧ (#٤), ١ تسالونيكي ٢: ١٧ (#٥), ١ تسالونيكي ٢: ١٧ (#٦), ١ تسالونيكي ٢: ١٧ (#٧), ١ تسالونيكي ٢: ١٧ (#٨), ١ تسالونيكي ٢: ١٨ (#١), ١ تسالونيكي ٢: ١٨ (#٢), ١ تسالونيكي ٢: ١٨ (#٣), ١ تسالونيكي ٢: ١٨ (#٤), ١ تسالونيكي ٢: ١٨ (#٥), ١ تسالونيكي ٢: ١٩ (#١), ١ تسالونيكي ٢: ١٩ (#٢), ١ تسالونيكي ٢: ١٩ (#٣), ١ تسالونيكي ٢: ١٩ (#٤), ١ تسالونيكي ٢: ١٩ (#٥), ١ تسالونيكي ٢: ١٩ (#٦), ١ تسالونيكي ٢: ١٩ (#٧), ١ تسالونيكي ٢: ١٩ (#٨), ١ تسالونيكي ٢: ١٩ (#٩), ١ تسالونيكي ٢: ١٩ (#١٠), ١ تسالونيكي ٢: ١٩ (#١١), ١ تسالونيكي ٢: ٢٠ (#١), ١ تسالونيكي ٢: ٢٠ (#٢), ١ تسالونيكي ٣: ١ (#١), ١ تسالونيكي ٣: ١ (#٢), ١ تسالونيكي ٣: ١ (#٣), ١ تسالونيكي ٣: ١ (#٤), ١ تسالونيكي ٣: ١ (#٥), ١ تسالونيكي ٣: ١ (#٦), ١ تسالونيكي ٣: ٢ (#١), ١ تسالونيكي ٣: ٢ (#٢), ١ تسالونيكي ٣: ٢ (#٣), ١ تسالونيكي ٣: ٢ (#٤), ١ تسالونيكي ٣: ٢ (#٥), ١ تسالونيكي ٣: ٢ (#٦), ١ تسالونيكي ٣: ٢ (#٧), ١ تسالونيكي ٣: ٢ (#٨), ١ تسالونيكي ٣: ٢ (#٩), ١ تسالونيكي ٣:٣ (#١), ١ تسالونيكي ٣:٣ (#٢), ١ تسالونيكي ٣:٣ (#٣), ١ تسالونيكي ٣:٣ (#٤), ١ تسالونيكي ٣:٣ (#٥), ١ تسالونيكي ٣:٣ (#٦), ١ تسالونيكي ٣:٣ (#٧), ١ تسالونيكي ٣:٣ (#٨), ١ تسالونيكي ٣: ٤ (#١), ١ تسالونيكي ٣: ٤ (#٢), ١ تسالونيكي ٣: ٤ (#٣), ١ تسالونيكي ٣: ٤ (#٤), ١ تسالونيكي ٣: ٤ (#٥), ١ تسالونيكي ٣: ٥ (#١), ١ تسالونيكي ٣: ٥ (#٢), ١ تسالونيكي ٣: ٥ (#٣), ١ تسالونيكي ٣: ٥ (#٤), ١ تسالونيكي ٣: ٥ (#٥), ١ تسالونيكي ٣: ٥ (#٦), ١ تسالونيكي ٣: ٥ (#٧), ١ تسالونيكي ٣: ٥ (#٨), ١ تسالونيكي ٣: ٥ (#٩), ١ تسالونيكي ٣: ٥ (#١٠), ١ تسالونيكي ٣: ٦ (#١), ١ تسالونيكي ٣: ٦ (#٢), ١ تسالونيكي ٣: ٦ (#٣), ١ تسالونيكي ٣: ٦ (#٤), ١ تسالونيكي ٣: ٦ (#٥), ١ تسالونيكي ٣: ٦ (#٦), ١ تسالونيكي ٣: ٦ (#٧), ١ تسالونيكي ٣: ٧ (#١), ١ تسالونيكي ٣: ٧ (#٢), ١ تسالونيكي ٣: ٧ (#٣), ١ تسالونيكي ٣: ٧ (#٤), ١ تسالونيكي ٣: ٧ (#٥), ١ تسالونيكي ٣: ٨ (#١), ١ تسالونيكي ٣: ٨ (#٢), ١ تسالونيكي ٣: ٨ (#٣), ١ تسالونيكي ٣: ٨ (#٤), ١ تسالونيكي ٣: ٨ (#٥), ١ تسالونيكي ٣: ٨ (#٦), ١ تسالونيكي ٣: ٨ (#٧), ١ تسالونيكي ٣: ٩ (#١), ١ تسالونيكي ٣: ٩ (#٢), ١ تسالونيكي ٣: ٩ (#٣), ١ تسالونيكي ٣: ٩ (#٤), ١ تسالونيكي ٣: ٩ (#٥), ١ تسالونيكي ٣: ٩ (#٦), ١ تسالونيكي ٣: ٩ (#٧), ١ تسالونيكي ٣: ٩–١٠ (#١), ١ تسالونيكي ٣: ١٠ (#١), ١ تسالونيكي ٣: ١٠ (#٢), ١ تسالونيكي ٣: ١٠ (#٣), ١ تسالونيكي ٣: ١٠ (#٤), ١ تسالونيكي ٣: ١٠ (#٥), ١ تسالونيكي ٣: ١٠ (#٦), ١ تسالونيكي ٣: ١١ (#١), ١ تسالونيكي ٣: ١١ (#٢), ١ تسالونيكي ٣: ١١ (#٣), ١ تسالونيكي ٣: ١١ (#٤), ١ تسالونيكي ٣: ١١ (#٥), ١ تسالونيكي ٣: ١١–١٣ (#١), ١ تسالونيكي ٣: ١٢ (#١), ١ تسالونيكي ٣: ١٢ (#٢), ١ تسالونيكي ٣: ١٢ (#٣), ١ تسالونيكي ٣: ١٢ (#٤), ١ تسالونيكي ٣: ١٢ (#٥), ١ تسالونيكي ٣: ١٣ (#١), ١ تسالونيكي ٣: ١٣ (#٢), ١ تسالونيكي ٣: ١٣ (#٣), ١ تسالونيكي ٣: ١٣ (#٤), ١ تسالونيكي ٣: ١٣ (#٥), ١ تسالونيكي ٣: ١٣ (#٦), ١ تسالونيكي ٣: ١٣ (#٧), ١ تسالونيكي ٣: ١٣ (#٨), ١ تسالونيكي ٣: ١٣ (#٩), ١ تسالونيكي ٤: ١ (#١), ١ تسالونيكي ٤: ١ (#٢), ١ تسالونيكي ٤: ١ (#٣), ١ تسالونيكي ٤: ١ (#٤), ١ تسالونيكي ٤: ١ (#٥), ١ تسالونيكي ٤: ١ (#٦), ١ تسالونيكي ٤: ١ (#٧), ١ تسالونيكي ٤: ١ (#٨), ١ تسالونيكي ٤: ٢ (#١), ١ تسالونيكي ٤: ٢ (#٢), ١ تسالونيكي ٤: ٢ (#٣), ١ تسالونيكي ٤: ٣ (#١), ١ تسالونيكي ٤: ٣ (#٢), ١ تسالونيكي ٤: ٣ (#٣), ١ تسالونيكي ٤: ٣ (#٤), تسالونيكي الأولى 4: 3 (#5), ١ تسالونيكي ٤: ٣ (#٦), ١ تسالونيكي ٤:٤ (#١), ١ تسالونيكي ٤:٤ (#٢), ١ تسالونيكي ٤:٤ (#٣), ١ تسالونيكي ٤:٤ (#٤), ١ تسالونيكي ٤:٤ (#٥), ١ تسالونيكي ٤:٤ (#٦), ١ تسالونيكي ٤: ٥ (#١), ١ تسالونيكي ٤: ٥ (#٢), ١ تسالونيكي ٤: ٥ (#٣), ١ تسالونيكي ٤: ٥ (#٤), ١ تسالونيكي ٤: ٥ (#٥), ١ تسالونيكي ٤: ٥ (#٦), ١ تسالونيكي ٤: ٦ (#١), ١ تسالونيكي ٤: ٦ (#٢), ١ تسالونيكي ٤: ٦ (#٣), ١ تسالونيكي ٤: ٦ (#٤), ١ تسالونيكي ٤: ٦ (#٥), ١ تسالونيكي ٤: ٦ (#٦), ١ تسالونيكي ٤: ٦ (#٧), ١ تسالونيكي ٤: ٦ (#٨), ١ تسالونيكي ٤: ٦ (#٩), ١ تسالونيكي ٤: ٧ (#١), ١ تسالونيكي ٤: ٧ (#٢), ١ تسالونيكي ٤: ٧ (#٣), ١ تسالونيكي ٤: ٧ (#٤), ١ تسالونيكي ٤: ٨ (#١), ١ تسالونيكي ٤: ٨ (#٢), ١ تسالونيكي ٤: ٨ (#٣), ١ تسالونيكي ٤: ٨ (#٤), ١ تسالونيكي ٤: ٨ (#٥), ١ تسالونيكي ٤: ٨ (#٦), ١ تسالونيكي ٤: ٨ (#٧), ١ تسالونيكي ٤: ٩ (#١), ١ تسالونيكي ٤: ٩ (#٢), ١ تسالونيكي ٤: ٩ (#٣), ١ تسالونيكي ٤: ٩ (#٤), ١ تسالونيكي ٤: ٩ (#٥), ١ تسالونيكي ٤: ٩ (#٦), ١ تسالونيكي ٤: ٩ (#٧), ١ تسالونيكي ٤: ٩ (#٨), ١ تسالونيكي ٤: ١٠ (#١), ١ تسالونيكي ٤: ١٠ (#٢), ١ تسالونيكي ٤: ١٠ (#٣), ١ تسالونيكي ٤: ١٠ (#٤), ١ تسالونيكي ٤: ١١ (#١), ١ تسالونيكي ٤: ١١ (#٢), ١ تسالونيكي ٤: ١١ (#٣), ١ تسالونيكي ٤: ١١ (#٤), ١ تسالونيكي ٤: ١٢ (#١), ١ تسالونيكي ٤: ١٢ (#٢), ١ تسالونيكي ٤: ١٢ (#٣), ١ تسالونيكي ٤: ١٢ (#٤), ١ تسالونيكي ٤: ١٣ (#١), ١ تسالونيكي ٤: ١٣ (#٢), ١ تسالونيكي ٤: ١٣ (#٣), ١ تسالونيكي ٤: ١٣ (#٤), ١ تسالونيكي ٤: ١٣ (#٥), ١ تسالونيكي ٤: ١٣ (#٦), ١ تسالونيكي ٤: ١٣ (#٧), ١ تسالونيكي ٤: ١٣ (#٨), ١ تسالونيكي ٤: ١٣ (#٩), ١ تسالونيكي ٤: ١٤ (#١), ١ تسالونيكي ٤: ١٤ (#٢), ١ تسالونيكي ٤: ١٤ (#٣), ١ تسالونيكي ٤: ١٤ (#٤), ١ تسالونيكي ٤: ١٤ (#٥), ١ تسالونيكي ٤: ١٤ (#٦), ١ تسالونيكي ٤: ١٤ (#٧), ١ تسالونيكي ٤: ١٤ (#٨), ١ تسالونيكي ٤: ١٤ (#٩), ١ تسالونيكي ٤: ١٤ (#١٠), ١ تسالونيكي ٤: ١٤ (#١١), ١ تسالونيكي ٤: ١٥ (#١), ١ تسالونيكي ٤: ١٥ (#٢), ١ تسالونيكي ٤: ١٥ (#٣), ١ تسالونيكي ٤: ١٥ (#٤), ١ تسالونيكي ٤: ١٥ (#٥), ١ تسالونيكي ٤: ١٥ (#٦), ١ تسالونيكي ٤: ١٥ (#٧), ١ تسالونيكي ٤: ١٥ (#٨), ١ تسالونيكي ٤: ١٥ (#٩), ١ تسالونيكي ٤: ١٥ (#١٠), ١ تسالونيكي ٤: ١٦ (#١), ١ تسالونيكي ٤: ١٦ (#٢), ١ تسالونيكي ٤: ١٦ (#٣), ١ تسالونيكي ٤: ١٦ (#٤), ١ تسالونيكي ٤: ١٦ (#٥), ١ تسالونيكي ٤: ١٦ (#٦), ١ تسالونيكي ٤: ١٦ (#٧), ١ تسالونيكي ٤: ١٦ (#٨), ١ تسالونيكي ٤: ١٦ (#٩), ١ تسالونيكي ٤: ١٦ (#١٠), ١ تسالونيكي ٤: ١٧ (#١), ١ تسالونيكي ٤: ١٧ (#٢), ١ تسالونيكي ٤: ١٧ (#٣), ١ تسالونيكي ٤: ١٧ (#٤), ١ تسالونيكي ٤: ١٧ (#٥), ١ تسالونيكي ٤: ١٧ (#٦), ١ تسالونيكي ٤: ١٧ (#٧), ١ تسالونيكي ٤: ١٧ (#٨), ١ تسالونيكي ٤: ١٧ (#٩), ١ تسالونيكي ٤: ١٨ (#١), ١ تسالونيكي ٤: ١٨ (#٢), ١ تسالونيكي ٥: ١ (#١), ١ تسالونيكي ٥: ١ (#٢), ١ تسالونيكي ٥: ١ (#٣), ١ تسالونيكي ٥: ١ (#٤), ١ تسالونيكي ٥: ٢ (#١), تسالونيكي الأولى 5: 2 (#2), ١ تسالونيكي ٥: ٢ (#٣), ١ تسالونيكي ٥: ٢ (#٤), ١ تسالونيكي ٥: ٢ (#٥), ١ تسالونيكي ٥: ٣ (#١), ١ تسالونيكي ٥: ٣ (#٢), ١ تسالونيكي ٥: ٣ (#٣), ١ تسالونيكي ٥: ٣ (#٤), ١ تسالونيكي ٥: ٣ (#٥), ١ تسالونيكي ٥: ٣ (#٦), ١ تسالونيكي ٥: ٣ (#٧), ١ تسالونيكي ٥: ٣ (#٨), ١ تسالونيكي ٥: ٣ (#٩), ١ تسالونيكي ٥: ٣ (#١٠), ١ تسالونيكي ٥: ٤ (#١), ١ تسالونيكي ٥: ٤ (#٢), ١ تسالونيكي ٥: ٤ (#٣), ١ تسالونيكي ٥: ٤ (#٤), ١ تسالونيكي ٥: ٤ (#٥), ١ تسالونيكي ٥: ٤ (#٦), ١ تسالونيكي ٥: ٤ (#٧), ١ تسالونيكي ٥: ٤ (#٨), ١ تسالونيكي ٥:٥ (#١), ١ تسالونيكي ٥:٥ (#٢), ١ تسالونيكي ٥:٥ (#٣), ١ تسالونيكي ٥:٥ (#٤), ١ تسالونيكي ٥:٥ (#٥), ١ تسالونيكي ٥:٥ (#٦), ١ تسالونيكي ٥:٥ (#٧), ١ تسالونيكي ٥:٥ (#٨), ١ تسالونيكي ٥:٥ (#٩), ١ تسالونيكي ٥: ٦ (#١), ١ تسالونيكي ٥: ٦ (#٢), ١ تسالونيكي ٥: ٦ (#٣), ١ تسالونيكي ٥: ٦ (#٤), ١ تسالونيكي ٥: ٦ (#٥), ١ تسالونيكي ٥: ٦ (#٦), ١ تسالونيكي ٥: ٧ (#١), ١ تسالونيكي ٥: ٧ (#٢), ١ تسالونيكي ٥: ٧ (#٣), ١ تسالونيكي ٥: ٨ (#١), ١ تسالونيكي ٥: ٨ (#٢), ١ تسالونيكي ٥: ٨ (#٣), ١ تسالونيكي ٥: ٨ (#٤), ١ تسالونيكي ٥: ٨ (#٥), ١ تسالونيكي ٥: ٨ (#٦), ١ تسالونيكي ٥: ٨ (#٧), ١ تسالونيكي ٥: ٨ (#٨), ١ تسالونيكي ٥: ٨ (#٩), ١ تسالونيكي ٥: ٨ (#١٠), ١ تسالونيكي ٥: ٩ (#١), ١ تسالونيكي ٥: ٩ (#٢), ١ تسالونيكي ٥: ٩ (#٣), ١ تسالونيكي ٥: ٩ (#٤), ١ تسالونيكي ٥: ٩ (#٥), ١ تسالونيكي ٥: ٩ (#٦), ١ تسالونيكي ٥: ٩ (#٧), ١ تسالونيكي ٥: ١٠ (#١), ١ تسالونيكي ٥: ١٠ (#٢), ١ تسالونيكي ٥: ١٠ (#٣), ١ تسالونيكي ٥: ١٠ (#٤), ١ تسالونيكي ٥: ١٠ (#٥), ١ تسالونيكي ٥: ١١ (#١), 1 تسالونيكي 5: 11 (#2), ١ تسالونيكي ٥: ١١ (#٣), 1 تسالونيكي 5: 11 (#4), ١ تسالونيكي ٥: ١١ (#٥), ١ تسالونيكي ٥: ١٢ (#١), ١ تسالونيكي ٥: ١٢ (#٢), ١ تسالونيكي ٥: ١٢ (#٣), ١ تسالونيكي ٥: ١٢ (#٤), ١ تسالونيكي ٥: ١٣ (#١), ١ تسالونيكي ٥: ١٣ (#٢), ١ تسالونيكي ٥: ١٣ (#٣), ١ تسالونيكي ٥: ١٣ (#٤), ١ تسالونيكي ٥: ١٣ (#٥), ١ تسالونيكي ٥: ١٤ (#١), ١ تسالونيكي ٥: ١٤ (#٢), ١ تسالونيكي ٥: ١٤ (#٣), ١ تسالونيكي ٥: ١٤ (#٤), ١ تسالونيكي ٥: ١٥ (#١), ١ تسالونيكي ٥: ١٥ (#٢), ١ تسالونيكي ٥: ١٥ (#٣), ١ تسالونيكي ٥: ١٥ (#٤), ١ تسالونيكي ٥: ١٥ (#٥), ١ تسالونيكي ٥: ١٥ (#٦), 1 تسالونيكي 5: 17 (#1), ١ تسالونيكي ٥: ١٨ (#١), ١ تسالونيكي ٥: ١٨ (#٢), ١ تسالونيكي ٥: ١٨ (#٣), ١ تسالونيكي ٥: ١٨ (#٤), ١ تسالونيكي ٥: ١٨ (#٥), 1 تسالونيكي 5: 19 (#1), ١ تسالونيكي ٥: ٢٠ (#١), ١ تسالونيكي ٥: ٢٠ (#٢), ١ تسالونيكي ٥: ٢١ (#١), ١ تسالونيكي ٥: ٢١ (#٢), 1 تسالونيكي 5: 21 (#3), 1 تسالونيكي 5: 22 (#1), ١ تسالونيكي ٥: ٢٢ (#٢), ١ تسالونيكي ٥: ٢٢ (#٣), ١ تسالونيكي ٥: ٢٣ (#١), ١ تسالونيكي ٥: ٢٣ (#٢), ١ تسالونيكي ٥: ٢٣ (#٣), ١ تسالونيكي ٥: ٢٣ (#٤), ١ تسالونيكي ٥: ٢٣ (#٥), ١ تسالونيكي ٥: ٢٣ (#٦), ١ تسالونيكي ٥: ٢٣ (#٧), ١ تسالونيكي ٥: ٢٣ (#٨), ١ تسالونيكي ٥: ٢٣ (#٩), ١ تسالونيكي ٥: ٢٣ (#١٠), ١ تسالونيكي ٥: ٢٣ (#١١), ١ تسالونيكي ٥: ٢٤ (#١), ١ تسالونيكي ٥: ٢٤ (#٢), ١ تسالونيكي ٥: ٢٤ (#٣), ١ تسالونيكي ٥: ٢٥ (#١), ١ تسالونيكي ٥: ٢٦ (#١), ١ تسالونيكي ٥: ٢٧ (#١), ١ تسالونيكي ٥: ٢٧ (#٢), ١ تسالونيكي ٥: ٢٧ (#٣), ١ تسالونيكي ٥: ٢٧ (#٤), ١ تسالونيكي ٥: ٢٨ (#١), ١ تسالونيكي ٥: ٢٨ (#٢), ١ تسالونيكي ٥: ٢٨ (#٣), ١ تسالونيكي ٥: ٢٨ (#٤)</w:t>
-      </w:r>
-      <w:r>
-        <w:rPr>
           <w:lang w:val="ar_AE" w:bidi="ar_AE"/>
         </w:rPr>
       </w:r>
@@ -42500,20 +42493,7 @@
         <w:rPr>
           <w:lang w:val="ar_AE" w:bidi="ar_AE"/>
         </w:rPr>
-        <w:t xml:space="preserve">يشير الضمير المستتر </w:t>
-      </w:r>
-      <w:r>
-        <w:rPr>
-          <w:b/>
-          <w:lang w:val="ar_AE" w:bidi="ar_AE"/>
-        </w:rPr>
-        <w:t>هذا</w:t>
-      </w:r>
-      <w:r>
-        <w:rPr>
-          <w:lang w:val="ar_AE" w:bidi="ar_AE"/>
-        </w:rPr>
-        <w:t xml:space="preserve"> في "يرذل" إلى ما أوصى به بولس أهل تسالونيكي بخصوص العيش حياة مقدسة وتجنُّب الفجور الجنسي. إذا كان ذلك مفيدًا في لُغتك، يمكنك التعبير عن هذه الفكرة بوضوح أكبر. التَّرْجَمَة البديلة: "الشخص الذي يرفض هذه الوصايا المُتعلقة بالأخلاق الجنسية" أو "الشخص الذي يرفض ما قلناه بشأن السلوك الجنسي"</w:t>
+        <w:t>لقد أغفل بولس بعض الكلمات التي تتطلبها الجملة لتكون مكتملة في العديد من اللغات. تحتاج لغات كثيرة إلى تحديد الشيء الذي يتم رفضه أو نبذه صراحةً. وإذا كان من المفيد لغةً أو للقارئ، فيمكنك الإشارة إلى ما أوصى به بولس أهل تسالونيكي بخصوص عيش حياة مقدسة وتجنب الفساد الجنسي. ترجمة بديلة: [الذي ينبذ أو يرفض هذه الوصايا المتعلقة بالعفة الجنسية] أو [الذي يرفض ما قلناه عن السلوك الجنسي الطاهر]</w:t>
       </w:r>
     </w:p>
     <w:p>

--- a/arb/docx/52.content.docx
+++ b/arb/docx/52.content.docx
@@ -22,7 +22,7 @@
         <w:rPr>
           <w:lang w:val="ar_AE" w:bidi="ar_AE"/>
         </w:rPr>
-        <w:t>Resource: ملاحظات الترجمة (كلمة متكشفة)</w:t>
+        <w:t>Resource: unfoldingWord® Translation Notes</w:t>
       </w:r>
       <w:r>
         <w:rPr>
@@ -96,7 +96,7 @@
         <w:rPr>
           <w:lang w:val="ar_AE" w:bidi="ar_AE"/>
         </w:rPr>
-        <w:t>ملاحظات الترجمة (كلمة متكشفة)</w:t>
+        <w:t>unfoldingWord® Translation Notes</w:t>
       </w:r>
     </w:p>
     <w:p>

--- a/arb/docx/52.content.docx
+++ b/arb/docx/52.content.docx
@@ -1960,7 +1960,7 @@
           <w:b/>
           <w:lang w:val="ar_AE" w:bidi="ar_AE"/>
         </w:rPr>
-        <w:t>μνημονεύοντες ὑμῶν τοῦ ἔργου τῆς πίστεως, καὶ τοῦ κόπου τῆς ἀγάπης, καὶ τῆς ὑπομονῆς τῆς ἐλπίδος τοῦ Κυρίου ἡμῶν, Ἰησοῦ Χριστοῦ, ἔμπροσθεν τοῦ Θεοῦ καὶ Πατρὸς ἡμῶν;</w:t>
+        <w:t>μνημονεύοντες ὑμῶν τοῦ ἔργου τῆς πίστεως, καὶ τοῦ κόπου τῆς ἀγάπης, καὶ τῆς ὑπομονῆς τῆς ἐλπίδος τοῦ Κυρίου ἡμῶν, Ἰησοῦ Χριστοῦ, ἔμπροσθεν τοῦ Θεοῦ καὶ Πατρὸς ἡμῶν</w:t>
       </w:r>
     </w:p>
     <w:p>
@@ -3636,7 +3636,7 @@
           <w:b/>
           <w:lang w:val="ar_AE" w:bidi="ar_AE"/>
         </w:rPr>
-        <w:t>τὴν ἐκλογὴν ὑμῶν,</w:t>
+        <w:t>τὴν ἐκλογὴν ὑμῶν</w:t>
       </w:r>
     </w:p>
     <w:p>
@@ -13145,7 +13145,7 @@
           <w:b/>
           <w:lang w:val="ar_AE" w:bidi="ar_AE"/>
         </w:rPr>
-        <w:t>(Θεὸς μάρτυς)</w:t>
+        <w:t>Θεὸς μάρτυς</w:t>
       </w:r>
     </w:p>
     <w:p>
@@ -22743,7 +22743,7 @@
           <w:b/>
           <w:lang w:val="ar_AE" w:bidi="ar_AE"/>
         </w:rPr>
-        <w:t>τίς γὰρ ἡμῶν ἐλπὶς ἢ χαρὰ ἢ στέφανος καυχήσεως? ἢ οὐχὶ καὶ ὑμεῖς, ἔμπροσθεν τοῦ Κυρίου ἡμῶν, Ἰησοῦ, ἐν τῇ αὐτοῦ παρουσίᾳ?</w:t>
+        <w:t>τίς γὰρ ἡμῶν ἐλπὶς ἢ χαρὰ ἢ στέφανος καυχήσεως? ἢ οὐχὶ καὶ ὑμεῖς, ἔμπροσθεν τοῦ Κυρίου ἡμῶν, Ἰησοῦ, ἐν τῇ αὐτοῦ παρουσίᾳ</w:t>
       </w:r>
     </w:p>
     <w:p>
@@ -23514,7 +23514,7 @@
           <w:b/>
           <w:lang w:val="ar_AE" w:bidi="ar_AE"/>
         </w:rPr>
-        <w:t>καυχήσεως? ἢ οὐχὶ καὶ ὑμεῖς, ἔμπροσθεν τοῦ Κυρίου ἡμῶν, Ἰησοῦ, ἐν τῇ αὐτοῦ παρουσίᾳ?</w:t>
+        <w:t>καυχήσεως? ἢ οὐχὶ καὶ ὑμεῖς, ἔμπροσθεν τοῦ Κυρίου ἡμῶν, Ἰησοῦ, ἐν τῇ αὐτοῦ παρουσίᾳ</w:t>
       </w:r>
     </w:p>
     <w:p>
@@ -26170,7 +26170,7 @@
           <w:b/>
           <w:lang w:val="ar_AE" w:bidi="ar_AE"/>
         </w:rPr>
-        <w:t>στηρίξαι</w:t>
+        <w:t>τὸ στηρίξαι</w:t>
       </w:r>
     </w:p>
     <w:p>
@@ -32981,7 +32981,7 @@
           <w:b/>
           <w:lang w:val="ar_AE" w:bidi="ar_AE"/>
         </w:rPr>
-        <w:t>τίνα γὰρ εὐχαριστίαν δυνάμεθα τῷ Θεῷ ἀνταποδοῦναι περὶ ὑμῶν, ἐπὶ πάσῃ τῇ χαρᾷ ᾗ χαίρομεν δι’ ὑμᾶς, ἔμπροσθεν τοῦ Θεοῦ ἡμῶν. νυκτὸς καὶ ἡμέρας, ὑπέρἐκπερισσοῦ δεόμενοι εἰς τὸ ἰδεῖν ὑμῶν τὸ πρόσωπον, καὶ καταρτίσαι τὰ ὑστερήματα τῆς πίστεως ὑμῶν?</w:t>
+        <w:t>τίνα γὰρ εὐχαριστίαν δυνάμεθα τῷ Θεῷ ἀνταποδοῦναι περὶ ὑμῶν, ἐπὶ πάσῃ τῇ χαρᾷ ᾗ χαίρομεν δι’ ὑμᾶς, ἔμπροσθεν τοῦ Θεοῦ ἡμῶν. νυκτὸς καὶ ἡμέρας, ὑπέρἐκπερισσοῦ δεόμενοι εἰς τὸ ἰδεῖν ὑμῶν τὸ πρόσωπον, καὶ καταρτίσαι τὰ ὑστερήματα τῆς πίστεως ὑμῶν</w:t>
       </w:r>
     </w:p>
     <w:p>
@@ -34619,7 +34619,7 @@
           <w:b/>
           <w:lang w:val="ar_AE" w:bidi="ar_AE"/>
         </w:rPr>
-        <w:t>αὐτὸς δὲ ὁ Θεὸς καὶ Πατὴρ ἡμῶν, καὶ ὁ Κύριος ἡμῶν, Ἰησοῦς, κατευθύναι τὴν ὁδὸν ἡμῶν πρὸς ὑμᾶς. ὑμᾶς δὲ ὁ Κύριος πλεονάσαι καὶ περισσεύσαι τῇ ἀγάπῃ εἰς ἀλλήλους, καὶ εἰς πάντας, καθάπερ καὶ ἡμεῖς εἰς ὑμᾶς; εἰς τὸ στηρίξαι ὑμῶν τὰς καρδίας, ἀμέμπτους ἐν ἁγιωσύνῃ ἔμπροσθεν τοῦ Θεοῦ καὶ Πατρὸς ἡμῶν, ἐν τῇ παρουσίᾳ τοῦ Κυρίου ἡμῶν, Ἰησοῦ, μετὰ πάντων τῶν ἁγίων αὐτοῦ. ἀμήν!</w:t>
+        <w:t>αὐτὸς δὲ ὁ Θεὸς καὶ Πατὴρ ἡμῶν, καὶ ὁ Κύριος ἡμῶν, Ἰησοῦς, κατευθύναι τὴν ὁδὸν ἡμῶν πρὸς ὑμᾶς. ὑμᾶς δὲ ὁ Κύριος πλεονάσαι καὶ περισσεύσαι τῇ ἀγάπῃ εἰς ἀλλήλους, καὶ εἰς πάντας, καθάπερ καὶ ἡμεῖς εἰς ὑμᾶς; εἰς τὸ στηρίξαι ὑμῶν τὰς καρδίας, ἀμέμπτους ἐν ἁγιωσύνῃ ἔμπροσθεν τοῦ Θεοῦ καὶ Πατρὸς ἡμῶν, ἐν τῇ παρουσίᾳ τοῦ Κυρίου ἡμῶν, Ἰησοῦ, μετὰ πάντων τῶν ἁγίων αὐτοῦ. ἀμήν</w:t>
       </w:r>
     </w:p>
     <w:p>
@@ -38385,7 +38385,7 @@
           <w:b/>
           <w:lang w:val="ar_AE" w:bidi="ar_AE"/>
         </w:rPr>
-        <w:t>θέλημα τοῦ Θεοῦ, ὁ ἁγιασμὸς ὑμῶν,</w:t>
+        <w:t>θέλημα τοῦ Θεοῦ, ὁ ἁγιασμὸς ὑμῶν</w:t>
       </w:r>
     </w:p>
     <w:p>
@@ -56387,7 +56387,7 @@
           <w:b/>
           <w:lang w:val="ar_AE" w:bidi="ar_AE"/>
         </w:rPr>
-        <w:t>πάντες &amp; ὑμεῖς υἱοὶ φωτός ἐστε, καὶ υἱοὶ ἡμέρας οὐκ ἐσμὲν νυκτὸς οὐδὲ σκότους</w:t>
+        <w:t>πάντες &amp; ὑμεῖς υἱοὶ φωτός ἐστε, καὶ υἱοὶ ἡμέρας. οὐκ ἐσμὲν νυκτὸς οὐδὲ σκότους</w:t>
       </w:r>
     </w:p>
     <w:p>
@@ -67710,7 +67710,7 @@
           <w:b/>
           <w:lang w:val="ar_AE" w:bidi="ar_AE"/>
         </w:rPr>
-        <w:t>ὁλόκληρον ὑμῶν τὸ πνεῦμα, καὶ ἡ ψυχὴ, καὶ τὸ σῶμα, ἀμέμπτως &amp; τηρηθείη.</w:t>
+        <w:t>ὁλόκληρον ὑμῶν τὸ πνεῦμα, καὶ ἡ ψυχὴ, καὶ τὸ σῶμα, ἀμέμπτως &amp; τηρηθείη</w:t>
       </w:r>
     </w:p>
     <w:p>

--- a/arb/docx/52.content.docx
+++ b/arb/docx/52.content.docx
@@ -805,23 +805,6 @@
           <w:b/>
           <w:lang w:val="ar_AE" w:bidi="ar_AE"/>
         </w:rPr>
-        <w:t>Θεῷ Πατρὶ καὶ Κυρίῳ Ἰησοῦ Χριστῷ</w:t>
-      </w:r>
-    </w:p>
-    <w:p>
-      <w:pPr>
-        <w:bidi/>
-      </w:pPr>
-      <w:r>
-        <w:rPr>
-          <w:lang w:val="ar_AE" w:bidi="ar_AE"/>
-        </w:rPr>
-      </w:r>
-      <w:r>
-        <w:rPr>
-          <w:b/>
-          <w:lang w:val="ar_AE" w:bidi="ar_AE"/>
-        </w:rPr>
         <w:t>"اللهِ الآبِ وَالرَّبِّ يَسُوعَ الْمَسِيحِ"</w:t>
       </w:r>
     </w:p>
@@ -1511,23 +1494,6 @@
           <w:b/>
           <w:lang w:val="ar_AE" w:bidi="ar_AE"/>
         </w:rPr>
-        <w:t>εὐχαριστοῦμεν τῷ Θεῷ πάντοτε περὶ πάντων ὑμῶν, μνείαν ποιούμενοι ἐπὶ τῶν προσευχῶν ἡμῶν, ἀδιαλείπτως</w:t>
-      </w:r>
-    </w:p>
-    <w:p>
-      <w:pPr>
-        <w:bidi/>
-      </w:pPr>
-      <w:r>
-        <w:rPr>
-          <w:lang w:val="ar_AE" w:bidi="ar_AE"/>
-        </w:rPr>
-      </w:r>
-      <w:r>
-        <w:rPr>
-          <w:b/>
-          <w:lang w:val="ar_AE" w:bidi="ar_AE"/>
-        </w:rPr>
         <w:t>"نَشْكُرُ اللهَ كُلَّ حِينٍ مِنْ جِهَةِ جَمِيعِكُمْ، ذَاكِرِينَ إِيَّاكُمْ فِي صَلَوَاتِنَا"</w:t>
       </w:r>
     </w:p>
@@ -1960,23 +1926,6 @@
           <w:b/>
           <w:lang w:val="ar_AE" w:bidi="ar_AE"/>
         </w:rPr>
-        <w:t>μνημονεύοντες ὑμῶν τοῦ ἔργου τῆς πίστεως, καὶ τοῦ κόπου τῆς ἀγάπης, καὶ τῆς ὑπομονῆς τῆς ἐλπίδος τοῦ Κυρίου ἡμῶν, Ἰησοῦ Χριστοῦ, ἔμπροσθεν τοῦ Θεοῦ καὶ Πατρὸς ἡμῶν</w:t>
-      </w:r>
-    </w:p>
-    <w:p>
-      <w:pPr>
-        <w:bidi/>
-      </w:pPr>
-      <w:r>
-        <w:rPr>
-          <w:lang w:val="ar_AE" w:bidi="ar_AE"/>
-        </w:rPr>
-      </w:r>
-      <w:r>
-        <w:rPr>
-          <w:b/>
-          <w:lang w:val="ar_AE" w:bidi="ar_AE"/>
-        </w:rPr>
         <w:t>"مُتَذَكِّرِينَ بِلاَ انْقِطَاعٍ عَمَلَ إِيمَانِكُمْ، وَتَعَبَ مَحَبَّتِكُمْ، وَصَبْرَ رَجَائِكُمْ، رَبَّنَا يَسُوعَ الْمَسِيحَ، أَمَامَ اللهِ وَأَبِينَا"</w:t>
       </w:r>
     </w:p>
@@ -2079,23 +2028,6 @@
         <w:rPr>
           <w:lang w:val="ar_AE" w:bidi="ar_AE"/>
         </w:rPr>
-      </w:r>
-    </w:p>
-    <w:p>
-      <w:pPr>
-        <w:bidi/>
-      </w:pPr>
-      <w:r>
-        <w:rPr>
-          <w:lang w:val="ar_AE" w:bidi="ar_AE"/>
-        </w:rPr>
-      </w:r>
-      <w:r>
-        <w:rPr>
-          <w:b/>
-          <w:lang w:val="ar_AE" w:bidi="ar_AE"/>
-        </w:rPr>
-        <w:t>ὑμῶν τοῦ ἔργου τῆς πίστεως, καὶ τοῦ κόπου τῆς ἀγάπης, καὶ τῆς ὑπομονῆς τῆς ἐλπίδος τοῦ Κυρίου ἡμῶν, Ἰησοῦ Χριστοῦ</w:t>
       </w:r>
     </w:p>
     <w:p>
@@ -4155,23 +4087,6 @@
           <w:b/>
           <w:lang w:val="ar_AE" w:bidi="ar_AE"/>
         </w:rPr>
-        <w:t>ἐν δυνάμει, καὶ ἐν Πνεύματι Ἁγίῳ, καὶ πληροφορίᾳ πολλῇ</w:t>
-      </w:r>
-    </w:p>
-    <w:p>
-      <w:pPr>
-        <w:bidi/>
-      </w:pPr>
-      <w:r>
-        <w:rPr>
-          <w:lang w:val="ar_AE" w:bidi="ar_AE"/>
-        </w:rPr>
-      </w:r>
-      <w:r>
-        <w:rPr>
-          <w:b/>
-          <w:lang w:val="ar_AE" w:bidi="ar_AE"/>
-        </w:rPr>
         <w:t>"بِالْقُوَّةِ أَيْضًا، وَبِالرُّوحِ الْقُدُسِ، وَبِيَقِينٍ شَدِيدٍ"</w:t>
       </w:r>
     </w:p>
@@ -5536,23 +5451,6 @@
           <w:b/>
           <w:lang w:val="ar_AE" w:bidi="ar_AE"/>
         </w:rPr>
-        <w:t>γενέσθαι ὑμᾶς τύπους πᾶσιν τοῖς πιστεύουσιν ἐν τῇ Μακεδονίᾳ καὶ ἐν τῇ Ἀχαΐᾳ</w:t>
-      </w:r>
-    </w:p>
-    <w:p>
-      <w:pPr>
-        <w:bidi/>
-      </w:pPr>
-      <w:r>
-        <w:rPr>
-          <w:lang w:val="ar_AE" w:bidi="ar_AE"/>
-        </w:rPr>
-      </w:r>
-      <w:r>
-        <w:rPr>
-          <w:b/>
-          <w:lang w:val="ar_AE" w:bidi="ar_AE"/>
-        </w:rPr>
         <w:t>"صِرْتُمْ قُدْوَةً لِجَمِيعِ الَّذِينَ يُؤْمِنُونَ فِي مَكِدُونِيَّةَ وَفِي أَخَائِيَةَ"</w:t>
       </w:r>
     </w:p>
@@ -5915,23 +5813,6 @@
           <w:b/>
           <w:lang w:val="ar_AE" w:bidi="ar_AE"/>
         </w:rPr>
-        <w:t>ἀφ’ ὑμῶν &amp; ἐξήχηται ὁ λόγος τοῦ Κυρίου</w:t>
-      </w:r>
-    </w:p>
-    <w:p>
-      <w:pPr>
-        <w:bidi/>
-      </w:pPr>
-      <w:r>
-        <w:rPr>
-          <w:lang w:val="ar_AE" w:bidi="ar_AE"/>
-        </w:rPr>
-      </w:r>
-      <w:r>
-        <w:rPr>
-          <w:b/>
-          <w:lang w:val="ar_AE" w:bidi="ar_AE"/>
-        </w:rPr>
         <w:t>"مِنْ قِبَلِكُمْ قَدْ أُذِيعَتْ كَلِمَةُ الرَّبِّ"</w:t>
       </w:r>
     </w:p>
@@ -6265,23 +6146,6 @@
         <w:rPr>
           <w:lang w:val="ar_AE" w:bidi="ar_AE"/>
         </w:rPr>
-      </w:r>
-    </w:p>
-    <w:p>
-      <w:pPr>
-        <w:bidi/>
-      </w:pPr>
-      <w:r>
-        <w:rPr>
-          <w:lang w:val="ar_AE" w:bidi="ar_AE"/>
-        </w:rPr>
-      </w:r>
-      <w:r>
-        <w:rPr>
-          <w:b/>
-          <w:lang w:val="ar_AE" w:bidi="ar_AE"/>
-        </w:rPr>
-        <w:t>ἐν τῇ Μακεδονίᾳ καὶ ἐν τῇ Ἀχαΐᾳ</w:t>
       </w:r>
     </w:p>
     <w:p>
@@ -9999,23 +9863,6 @@
           <w:b/>
           <w:lang w:val="ar_AE" w:bidi="ar_AE"/>
         </w:rPr>
-        <w:t>προπαθόντες καὶ ὑβρισθέντες, καθὼς οἴδατε, ἐν Φιλίπποις</w:t>
-      </w:r>
-    </w:p>
-    <w:p>
-      <w:pPr>
-        <w:bidi/>
-      </w:pPr>
-      <w:r>
-        <w:rPr>
-          <w:lang w:val="ar_AE" w:bidi="ar_AE"/>
-        </w:rPr>
-      </w:r>
-      <w:r>
-        <w:rPr>
-          <w:b/>
-          <w:lang w:val="ar_AE" w:bidi="ar_AE"/>
-        </w:rPr>
         <w:t>"بَعْدَ مَا تَأَلَّمْنَا قَبْلًا وَبُغِيَ عَلَيْنَا كَمَا تَعْلَمُونَ، فِي فِيلِبِّي"</w:t>
       </w:r>
     </w:p>
@@ -10300,23 +10147,6 @@
           <w:b/>
           <w:lang w:val="ar_AE" w:bidi="ar_AE"/>
         </w:rPr>
-        <w:t>προπαθόντες καὶ ὑβρισθέντες</w:t>
-      </w:r>
-    </w:p>
-    <w:p>
-      <w:pPr>
-        <w:bidi/>
-      </w:pPr>
-      <w:r>
-        <w:rPr>
-          <w:lang w:val="ar_AE" w:bidi="ar_AE"/>
-        </w:rPr>
-      </w:r>
-      <w:r>
-        <w:rPr>
-          <w:b/>
-          <w:lang w:val="ar_AE" w:bidi="ar_AE"/>
-        </w:rPr>
         <w:t>"بَعْدَ مَا تَأَلَّمْنَا قَبْلًا وَبُغِيَ عَلَيْنَا"</w:t>
       </w:r>
     </w:p>
@@ -10518,23 +10348,6 @@
           <w:b/>
           <w:lang w:val="ar_AE" w:bidi="ar_AE"/>
         </w:rPr>
-        <w:t>ἀλλὰ προπαθόντες καὶ ὑβρισθέντες, καθὼς οἴδατε, ἐν Φιλίπποις</w:t>
-      </w:r>
-    </w:p>
-    <w:p>
-      <w:pPr>
-        <w:bidi/>
-      </w:pPr>
-      <w:r>
-        <w:rPr>
-          <w:lang w:val="ar_AE" w:bidi="ar_AE"/>
-        </w:rPr>
-      </w:r>
-      <w:r>
-        <w:rPr>
-          <w:b/>
-          <w:lang w:val="ar_AE" w:bidi="ar_AE"/>
-        </w:rPr>
         <w:t>"بَعْدَ مَا تَأَلَّمْنَا قَبْلًا وَبُغِيَ عَلَيْنَا كَمَا تَعْلَمُونَ"</w:t>
       </w:r>
     </w:p>
@@ -11258,23 +11071,6 @@
           <w:b/>
           <w:lang w:val="ar_AE" w:bidi="ar_AE"/>
         </w:rPr>
-        <w:t>ἡ &amp; παράκλησις ἡμῶν οὐκ ἐκ πλάνης, οὐδὲ ἐξ ἀκαθαρσίας, οὐδὲ ἐν δόλῳ</w:t>
-      </w:r>
-    </w:p>
-    <w:p>
-      <w:pPr>
-        <w:bidi/>
-      </w:pPr>
-      <w:r>
-        <w:rPr>
-          <w:lang w:val="ar_AE" w:bidi="ar_AE"/>
-        </w:rPr>
-      </w:r>
-      <w:r>
-        <w:rPr>
-          <w:b/>
-          <w:lang w:val="ar_AE" w:bidi="ar_AE"/>
-        </w:rPr>
         <w:t>"وَعْظَنَا لَيْسَ عَنْ ضَلاَل، وَلاَ عَنْ دَنَسٍ، وَلاَ بِمَكْرٍ"</w:t>
       </w:r>
     </w:p>
@@ -11624,23 +11420,6 @@
           <w:b/>
           <w:lang w:val="ar_AE" w:bidi="ar_AE"/>
         </w:rPr>
-        <w:t>καθὼς δεδοκιμάσμεθα ὑπὸ τοῦ Θεοῦ, πιστευθῆναι τὸ εὐαγγέλιον, οὕτως λαλοῦμεν</w:t>
-      </w:r>
-    </w:p>
-    <w:p>
-      <w:pPr>
-        <w:bidi/>
-      </w:pPr>
-      <w:r>
-        <w:rPr>
-          <w:lang w:val="ar_AE" w:bidi="ar_AE"/>
-        </w:rPr>
-      </w:r>
-      <w:r>
-        <w:rPr>
-          <w:b/>
-          <w:lang w:val="ar_AE" w:bidi="ar_AE"/>
-        </w:rPr>
         <w:t>"كَمَا اسْتُحْسِنَّا مِنَ اللهِ أَنْ نُؤْتَمَنَ عَلَى الإِنْجِيلِ، هكَذَا نَتَكَلَّمُ"</w:t>
       </w:r>
     </w:p>
@@ -11746,23 +11525,6 @@
           <w:b/>
           <w:lang w:val="ar_AE" w:bidi="ar_AE"/>
         </w:rPr>
-        <w:t>δεδοκιμάσμεθα ὑπὸ τοῦ Θεοῦ, πιστευθῆναι</w:t>
-      </w:r>
-    </w:p>
-    <w:p>
-      <w:pPr>
-        <w:bidi/>
-      </w:pPr>
-      <w:r>
-        <w:rPr>
-          <w:lang w:val="ar_AE" w:bidi="ar_AE"/>
-        </w:rPr>
-      </w:r>
-      <w:r>
-        <w:rPr>
-          <w:b/>
-          <w:lang w:val="ar_AE" w:bidi="ar_AE"/>
-        </w:rPr>
         <w:t>"اسْتُحْسِنَّا مِنَ اللهِ أَنْ نُؤْتَمَنَ عَلَى الإِنْجِيلِ"</w:t>
       </w:r>
     </w:p>
@@ -12353,23 +12115,6 @@
         <w:rPr>
           <w:lang w:val="ar_AE" w:bidi="ar_AE"/>
         </w:rPr>
-      </w:r>
-    </w:p>
-    <w:p>
-      <w:pPr>
-        <w:bidi/>
-      </w:pPr>
-      <w:r>
-        <w:rPr>
-          <w:lang w:val="ar_AE" w:bidi="ar_AE"/>
-        </w:rPr>
-      </w:r>
-      <w:r>
-        <w:rPr>
-          <w:b/>
-          <w:lang w:val="ar_AE" w:bidi="ar_AE"/>
-        </w:rPr>
-        <w:t>οὔτε γάρ ποτε ἐν λόγῳ κολακίας ἐγενήθημεν, καθὼς οἴδατε</w:t>
       </w:r>
     </w:p>
     <w:p>
@@ -13267,23 +13012,6 @@
           <w:b/>
           <w:lang w:val="ar_AE" w:bidi="ar_AE"/>
         </w:rPr>
-        <w:t>ἐξ ἀνθρώπων δόξαν, οὔτε ἀφ’ ὑμῶν, οὔτε ἀπ’ ἄλλων</w:t>
-      </w:r>
-    </w:p>
-    <w:p>
-      <w:pPr>
-        <w:bidi/>
-      </w:pPr>
-      <w:r>
-        <w:rPr>
-          <w:lang w:val="ar_AE" w:bidi="ar_AE"/>
-        </w:rPr>
-      </w:r>
-      <w:r>
-        <w:rPr>
-          <w:b/>
-          <w:lang w:val="ar_AE" w:bidi="ar_AE"/>
-        </w:rPr>
         <w:t>"وَلاَ طَلَبْنَا مَجْدًا مِنَ النَّاسِ، لاَ مِنْكُمْ وَلاَ مِنْ غَيْرِكُمْ"</w:t>
       </w:r>
     </w:p>
@@ -13861,23 +13589,6 @@
         <w:rPr>
           <w:lang w:val="ar_AE" w:bidi="ar_AE"/>
         </w:rPr>
-      </w:r>
-    </w:p>
-    <w:p>
-      <w:pPr>
-        <w:bidi/>
-      </w:pPr>
-      <w:r>
-        <w:rPr>
-          <w:lang w:val="ar_AE" w:bidi="ar_AE"/>
-        </w:rPr>
-      </w:r>
-      <w:r>
-        <w:rPr>
-          <w:b/>
-          <w:lang w:val="ar_AE" w:bidi="ar_AE"/>
-        </w:rPr>
-        <w:t>ἐν μέσῳ ὑμῶν</w:t>
       </w:r>
     </w:p>
     <w:p>
@@ -17278,23 +16989,6 @@
           <w:b/>
           <w:lang w:val="ar_AE" w:bidi="ar_AE"/>
         </w:rPr>
-        <w:t>λόγον ἀκοῆς &amp; λόγον ἀνθρώπων &amp; λόγον Θεοῦ</w:t>
-      </w:r>
-    </w:p>
-    <w:p>
-      <w:pPr>
-        <w:bidi/>
-      </w:pPr>
-      <w:r>
-        <w:rPr>
-          <w:lang w:val="ar_AE" w:bidi="ar_AE"/>
-        </w:rPr>
-      </w:r>
-      <w:r>
-        <w:rPr>
-          <w:b/>
-          <w:lang w:val="ar_AE" w:bidi="ar_AE"/>
-        </w:rPr>
         <w:t>"كَلِمَةَ خَبَرٍ"</w:t>
       </w:r>
       <w:r>
@@ -19094,23 +18788,6 @@
           <w:b/>
           <w:lang w:val="ar_AE" w:bidi="ar_AE"/>
         </w:rPr>
-        <w:t>τῶν καὶ τὸν Κύριον ἀποκτεινάντων Ἰησοῦν, καὶ τοὺς προφήτας, καὶ ἡμᾶς ἐκδιωξάντων; καὶ Θεῷ μὴ ἀρεσκόντων, καὶ πᾶσιν ἀνθρώποις ἐναντίων</w:t>
-      </w:r>
-    </w:p>
-    <w:p>
-      <w:pPr>
-        <w:bidi/>
-      </w:pPr>
-      <w:r>
-        <w:rPr>
-          <w:lang w:val="ar_AE" w:bidi="ar_AE"/>
-        </w:rPr>
-      </w:r>
-      <w:r>
-        <w:rPr>
-          <w:b/>
-          <w:lang w:val="ar_AE" w:bidi="ar_AE"/>
-        </w:rPr>
         <w:t>"الَّذِينَ قَتَلُوا الرَّبَّ يَسُوعَ وَأَنْبِيَاءَهُمْ، وَاضْطَهَدُونَا نَحْنُ. وَهُمْ غَيْرُ مُرْضِينَ للهِ وَأَضْدَادٌ لِجَمِيعِ النَّاسِ"</w:t>
       </w:r>
     </w:p>
@@ -19187,23 +18864,6 @@
         <w:rPr>
           <w:lang w:val="ar_AE" w:bidi="ar_AE"/>
         </w:rPr>
-      </w:r>
-    </w:p>
-    <w:p>
-      <w:pPr>
-        <w:bidi/>
-      </w:pPr>
-      <w:r>
-        <w:rPr>
-          <w:lang w:val="ar_AE" w:bidi="ar_AE"/>
-        </w:rPr>
-      </w:r>
-      <w:r>
-        <w:rPr>
-          <w:b/>
-          <w:lang w:val="ar_AE" w:bidi="ar_AE"/>
-        </w:rPr>
-        <w:t>τῶν καὶ τὸν Κύριον ἀποκτεινάντων Ἰησοῦν, καὶ τοὺς προφήτας, καὶ ἡμᾶς ἐκδιωξάντων</w:t>
       </w:r>
     </w:p>
     <w:p>
@@ -21780,23 +21440,6 @@
           <w:b/>
           <w:lang w:val="ar_AE" w:bidi="ar_AE"/>
         </w:rPr>
-        <w:t>περισσοτέρως ἐσπουδάσαμεν τὸ πρόσωπον ὑμῶν ἰδεῖν ἐν πολλῇ ἐπιθυμίᾳ</w:t>
-      </w:r>
-    </w:p>
-    <w:p>
-      <w:pPr>
-        <w:bidi/>
-      </w:pPr>
-      <w:r>
-        <w:rPr>
-          <w:lang w:val="ar_AE" w:bidi="ar_AE"/>
-        </w:rPr>
-      </w:r>
-      <w:r>
-        <w:rPr>
-          <w:b/>
-          <w:lang w:val="ar_AE" w:bidi="ar_AE"/>
-        </w:rPr>
         <w:t>"اجْتَهَدْنَا أَكْثَرَ، بِاشْتِهَاءٍ كَثِيرٍ، أَنْ نَرَى وُجُوهَكُمْ."</w:t>
       </w:r>
     </w:p>
@@ -22743,23 +22386,6 @@
           <w:b/>
           <w:lang w:val="ar_AE" w:bidi="ar_AE"/>
         </w:rPr>
-        <w:t>τίς γὰρ ἡμῶν ἐλπὶς ἢ χαρὰ ἢ στέφανος καυχήσεως? ἢ οὐχὶ καὶ ὑμεῖς, ἔμπροσθεν τοῦ Κυρίου ἡμῶν, Ἰησοῦ, ἐν τῇ αὐτοῦ παρουσίᾳ</w:t>
-      </w:r>
-    </w:p>
-    <w:p>
-      <w:pPr>
-        <w:bidi/>
-      </w:pPr>
-      <w:r>
-        <w:rPr>
-          <w:lang w:val="ar_AE" w:bidi="ar_AE"/>
-        </w:rPr>
-      </w:r>
-      <w:r>
-        <w:rPr>
-          <w:b/>
-          <w:lang w:val="ar_AE" w:bidi="ar_AE"/>
-        </w:rPr>
         <w:t>"لأَنْ مَنْ هُوَ رَجَاؤُنَا وَفَرَحُنَا وَإِكْلِيلُ افْتِخَارِنَا؟ أَمْ لَسْتُمْ أَنْتُمْ أَيْضًا أَمَامَ رَبِّنَا يَسُوعَ الْمَسِيحِ فِي مَجِيئِهِ؟"</w:t>
       </w:r>
     </w:p>
@@ -22984,23 +22610,6 @@
         <w:rPr>
           <w:lang w:val="ar_AE" w:bidi="ar_AE"/>
         </w:rPr>
-      </w:r>
-    </w:p>
-    <w:p>
-      <w:pPr>
-        <w:bidi/>
-      </w:pPr>
-      <w:r>
-        <w:rPr>
-          <w:lang w:val="ar_AE" w:bidi="ar_AE"/>
-        </w:rPr>
-      </w:r>
-      <w:r>
-        <w:rPr>
-          <w:b/>
-          <w:lang w:val="ar_AE" w:bidi="ar_AE"/>
-        </w:rPr>
-        <w:t>τίς &amp; ἡμῶν ἐλπὶς ἢ χαρὰ ἢ στέφανος καυχήσεως</w:t>
       </w:r>
     </w:p>
     <w:p>
@@ -26541,23 +26150,6 @@
           <w:b/>
           <w:lang w:val="ar_AE" w:bidi="ar_AE"/>
         </w:rPr>
-        <w:t>μηδένα σαίνεσθαι ἐν ταῖς θλίψεσιν ταύταις</w:t>
-      </w:r>
-    </w:p>
-    <w:p>
-      <w:pPr>
-        <w:bidi/>
-      </w:pPr>
-      <w:r>
-        <w:rPr>
-          <w:lang w:val="ar_AE" w:bidi="ar_AE"/>
-        </w:rPr>
-      </w:r>
-      <w:r>
-        <w:rPr>
-          <w:b/>
-          <w:lang w:val="ar_AE" w:bidi="ar_AE"/>
-        </w:rPr>
         <w:t>"لاَ يَتَزَعْزَعَ أَحَدٌ فِي هذِهِ الضِّيقَاتِ"</w:t>
       </w:r>
     </w:p>
@@ -27574,23 +27166,6 @@
           <w:b/>
           <w:lang w:val="ar_AE" w:bidi="ar_AE"/>
         </w:rPr>
-        <w:t>πρὸς ὑμᾶς ἦμεν, προελέγομεν ὑμῖν ὅτι μέλλομεν</w:t>
-      </w:r>
-    </w:p>
-    <w:p>
-      <w:pPr>
-        <w:bidi/>
-      </w:pPr>
-      <w:r>
-        <w:rPr>
-          <w:lang w:val="ar_AE" w:bidi="ar_AE"/>
-        </w:rPr>
-      </w:r>
-      <w:r>
-        <w:rPr>
-          <w:b/>
-          <w:lang w:val="ar_AE" w:bidi="ar_AE"/>
-        </w:rPr>
         <w:t>"لَمَّا كُنَّا عِنْدَكُمْ، سَبَقْنَا فَقُلْنَا لَكُمْ"</w:t>
       </w:r>
     </w:p>
@@ -27732,23 +27307,6 @@
         <w:rPr>
           <w:lang w:val="ar_AE" w:bidi="ar_AE"/>
         </w:rPr>
-      </w:r>
-    </w:p>
-    <w:p>
-      <w:pPr>
-        <w:bidi/>
-      </w:pPr>
-      <w:r>
-        <w:rPr>
-          <w:lang w:val="ar_AE" w:bidi="ar_AE"/>
-        </w:rPr>
-      </w:r>
-      <w:r>
-        <w:rPr>
-          <w:b/>
-          <w:lang w:val="ar_AE" w:bidi="ar_AE"/>
-        </w:rPr>
-        <w:t>προελέγομεν ὑμῖν ὅτι μέλλομεν θλίβεσθαι, καθὼς</w:t>
       </w:r>
     </w:p>
     <w:p>
@@ -30912,23 +30470,6 @@
           <w:b/>
           <w:lang w:val="ar_AE" w:bidi="ar_AE"/>
         </w:rPr>
-        <w:t>ἐπὶ πάσῃ τῇ ἀνάγκῃ καὶ θλίψει ἡμῶν, διὰ τῆς ὑμῶν πίστεως</w:t>
-      </w:r>
-    </w:p>
-    <w:p>
-      <w:pPr>
-        <w:bidi/>
-      </w:pPr>
-      <w:r>
-        <w:rPr>
-          <w:lang w:val="ar_AE" w:bidi="ar_AE"/>
-        </w:rPr>
-      </w:r>
-      <w:r>
-        <w:rPr>
-          <w:b/>
-          <w:lang w:val="ar_AE" w:bidi="ar_AE"/>
-        </w:rPr>
         <w:t>فِي ضِيقَتِنَا وَضَرُورَتِنَا، بِإِيمَانِكُمْ"</w:t>
       </w:r>
     </w:p>
@@ -31200,23 +30741,6 @@
           <w:b/>
           <w:lang w:val="ar_AE" w:bidi="ar_AE"/>
         </w:rPr>
-        <w:t>νῦν ζῶμεν, ἐὰν ὑμεῖς στήκετε ἐν Κυρίῳ</w:t>
-      </w:r>
-    </w:p>
-    <w:p>
-      <w:pPr>
-        <w:bidi/>
-      </w:pPr>
-      <w:r>
-        <w:rPr>
-          <w:lang w:val="ar_AE" w:bidi="ar_AE"/>
-        </w:rPr>
-      </w:r>
-      <w:r>
-        <w:rPr>
-          <w:b/>
-          <w:lang w:val="ar_AE" w:bidi="ar_AE"/>
-        </w:rPr>
         <w:t>"الآنَ نَعِيشُ إِنْ ثَبَتُّمْ أَنْتُمْ فِي الرَّبِّ"</w:t>
       </w:r>
     </w:p>
@@ -32589,6 +32113,111 @@
           <w:b/>
           <w:lang w:val="ar_AE" w:bidi="ar_AE"/>
         </w:rPr>
+        <w:t>"عَنْ كُلِّ الْفَرَحِ الَّذِي نَفْرَحُ بِهِ"</w:t>
+      </w:r>
+    </w:p>
+    <w:p>
+      <w:pPr>
+        <w:bidi/>
+      </w:pPr>
+      <w:r>
+        <w:rPr>
+          <w:lang w:val="ar_AE" w:bidi="ar_AE"/>
+        </w:rPr>
+      </w:r>
+      <w:r>
+        <w:rPr>
+          <w:lang w:val="ar_AE" w:bidi="ar_AE"/>
+        </w:rPr>
+        <w:t xml:space="preserve">إذا كانت لُغتك لا تستخدم اسمًا مجردًا لفكرة </w:t>
+      </w:r>
+      <w:r>
+        <w:rPr>
+          <w:b/>
+          <w:lang w:val="ar_AE" w:bidi="ar_AE"/>
+        </w:rPr>
+        <w:t>الفرح</w:t>
+      </w:r>
+      <w:r>
+        <w:rPr>
+          <w:lang w:val="ar_AE" w:bidi="ar_AE"/>
+        </w:rPr>
+        <w:t>، يمكنك التعبير عن الفكرة ذاتها بطرق أخرى. التَّرْجَمَة البديلة: "عندما نبتهج بفرح كبير"</w:t>
+      </w:r>
+    </w:p>
+    <w:p>
+      <w:pPr>
+        <w:bidi/>
+      </w:pPr>
+      <w:r>
+        <w:rPr>
+          <w:lang w:val="ar_AE" w:bidi="ar_AE"/>
+        </w:rPr>
+      </w:r>
+      <w:r>
+        <w:rPr>
+          <w:lang w:val="ar_AE" w:bidi="ar_AE"/>
+        </w:rPr>
+        <w:t xml:space="preserve">انظر: </w:t>
+      </w:r>
+      <w:r>
+        <w:rPr>
+          <w:lang w:val="ar_AE" w:bidi="ar_AE"/>
+        </w:rPr>
+        <w:t>الأسماء المجردة</w:t>
+      </w:r>
+      <w:r>
+        <w:rPr>
+          <w:lang w:val="ar_AE" w:bidi="ar_AE"/>
+        </w:rPr>
+      </w:r>
+      <w:r>
+        <w:rPr>
+          <w:lang w:val="ar_AE" w:bidi="ar_AE"/>
+        </w:rPr>
+      </w:r>
+    </w:p>
+    <w:p>
+      <w:pPr>
+        <w:bidi/>
+      </w:pPr>
+      <w:r>
+        <w:rPr>
+          <w:lang w:val="ar_AE" w:bidi="ar_AE"/>
+        </w:rPr>
+      </w:r>
+    </w:p>
+    <w:p>
+      <w:pPr>
+        <w:pStyle w:val="Heading2"/>
+        <w:bidi/>
+      </w:pPr>
+      <w:r>
+        <w:rPr>
+          <w:lang w:val="ar_AE" w:bidi="ar_AE"/>
+        </w:rPr>
+        <w:t>١ تسالونيكي ٣: ٩ (#٦)</w:t>
+      </w:r>
+      <w:r>
+        <w:rPr>
+          <w:lang w:val="ar_AE" w:bidi="ar_AE"/>
+        </w:rPr>
+      </w:r>
+    </w:p>
+    <w:p>
+      <w:pPr>
+        <w:bidi/>
+      </w:pPr>
+      <w:r>
+        <w:rPr>
+          <w:lang w:val="ar_AE" w:bidi="ar_AE"/>
+        </w:rPr>
+      </w:r>
+      <w:r>
+        <w:rPr>
+          <w:b/>
+          <w:lang w:val="ar_AE" w:bidi="ar_AE"/>
+        </w:rPr>
         <w:t>ἐπὶ πάσῃ τῇ χαρᾷ ᾗ χαίρομεν</w:t>
       </w:r>
     </w:p>
@@ -32622,7 +32251,7 @@
         <w:rPr>
           <w:lang w:val="ar_AE" w:bidi="ar_AE"/>
         </w:rPr>
-        <w:t xml:space="preserve">إذا كانت لُغتك لا تستخدم اسمًا مجردًا لفكرة </w:t>
+        <w:t xml:space="preserve">هنا يستخدم بولس كلاً من كلمة </w:t>
       </w:r>
       <w:r>
         <w:rPr>
@@ -32635,7 +32264,20 @@
         <w:rPr>
           <w:lang w:val="ar_AE" w:bidi="ar_AE"/>
         </w:rPr>
-        <w:t>، يمكنك التعبير عن الفكرة ذاتها بطرق أخرى. التَّرْجَمَة البديلة: "عندما نبتهج بفرح كبير"</w:t>
+        <w:t xml:space="preserve"> وكلمة </w:t>
+      </w:r>
+      <w:r>
+        <w:rPr>
+          <w:b/>
+          <w:lang w:val="ar_AE" w:bidi="ar_AE"/>
+        </w:rPr>
+        <w:t>الابتهاج</w:t>
+      </w:r>
+      <w:r>
+        <w:rPr>
+          <w:lang w:val="ar_AE" w:bidi="ar_AE"/>
+        </w:rPr>
+        <w:t xml:space="preserve"> للتأكيد على مدى الفرح الذي يشعر به هو ورفقاء العمَل. إذا كان ذلك أوضح لقرائك، يمكنك التعبير عن التأكيد بعبارة واحدة. التَّرْجَمَة البديلة: "لأننا نبتهج كثيرًا" أو "لأننا نشعر بفرَح غامِر"</w:t>
       </w:r>
     </w:p>
     <w:p>
@@ -32657,7 +32299,7 @@
         <w:rPr>
           <w:lang w:val="ar_AE" w:bidi="ar_AE"/>
         </w:rPr>
-        <w:t>الأسماء المجردة</w:t>
+        <w:t>نظير لُغوي</w:t>
       </w:r>
       <w:r>
         <w:rPr>
@@ -32689,88 +32331,88 @@
         <w:rPr>
           <w:lang w:val="ar_AE" w:bidi="ar_AE"/>
         </w:rPr>
-        <w:t>١ تسالونيكي ٣: ٩ (#٦)</w:t>
-      </w:r>
-      <w:r>
-        <w:rPr>
-          <w:lang w:val="ar_AE" w:bidi="ar_AE"/>
-        </w:rPr>
-      </w:r>
-    </w:p>
-    <w:p>
-      <w:pPr>
-        <w:bidi/>
-      </w:pPr>
-      <w:r>
-        <w:rPr>
-          <w:lang w:val="ar_AE" w:bidi="ar_AE"/>
-        </w:rPr>
-      </w:r>
-      <w:r>
-        <w:rPr>
-          <w:b/>
-          <w:lang w:val="ar_AE" w:bidi="ar_AE"/>
-        </w:rPr>
-        <w:t>ἐπὶ πάσῃ τῇ χαρᾷ ᾗ χαίρομεν</w:t>
-      </w:r>
-    </w:p>
-    <w:p>
-      <w:pPr>
-        <w:bidi/>
-      </w:pPr>
-      <w:r>
-        <w:rPr>
-          <w:lang w:val="ar_AE" w:bidi="ar_AE"/>
-        </w:rPr>
-      </w:r>
-      <w:r>
-        <w:rPr>
-          <w:b/>
-          <w:lang w:val="ar_AE" w:bidi="ar_AE"/>
-        </w:rPr>
-        <w:t>"عَنْ كُلِّ الْفَرَحِ الَّذِي نَفْرَحُ بِهِ"</w:t>
-      </w:r>
-    </w:p>
-    <w:p>
-      <w:pPr>
-        <w:bidi/>
-      </w:pPr>
-      <w:r>
-        <w:rPr>
-          <w:lang w:val="ar_AE" w:bidi="ar_AE"/>
-        </w:rPr>
-      </w:r>
-      <w:r>
-        <w:rPr>
-          <w:lang w:val="ar_AE" w:bidi="ar_AE"/>
-        </w:rPr>
-        <w:t xml:space="preserve">هنا يستخدم بولس كلاً من كلمة </w:t>
-      </w:r>
-      <w:r>
-        <w:rPr>
-          <w:b/>
-          <w:lang w:val="ar_AE" w:bidi="ar_AE"/>
-        </w:rPr>
-        <w:t>الفرح</w:t>
-      </w:r>
-      <w:r>
-        <w:rPr>
-          <w:lang w:val="ar_AE" w:bidi="ar_AE"/>
-        </w:rPr>
-        <w:t xml:space="preserve"> وكلمة </w:t>
-      </w:r>
-      <w:r>
-        <w:rPr>
-          <w:b/>
-          <w:lang w:val="ar_AE" w:bidi="ar_AE"/>
-        </w:rPr>
-        <w:t>الابتهاج</w:t>
-      </w:r>
-      <w:r>
-        <w:rPr>
-          <w:lang w:val="ar_AE" w:bidi="ar_AE"/>
-        </w:rPr>
-        <w:t xml:space="preserve"> للتأكيد على مدى الفرح الذي يشعر به هو ورفقاء العمَل. إذا كان ذلك أوضح لقرائك، يمكنك التعبير عن التأكيد بعبارة واحدة. التَّرْجَمَة البديلة: "لأننا نبتهج كثيرًا" أو "لأننا نشعر بفرَح غامِر"</w:t>
+        <w:t>١ تسالونيكي ٣: ٩ (#٧)</w:t>
+      </w:r>
+      <w:r>
+        <w:rPr>
+          <w:lang w:val="ar_AE" w:bidi="ar_AE"/>
+        </w:rPr>
+      </w:r>
+    </w:p>
+    <w:p>
+      <w:pPr>
+        <w:bidi/>
+      </w:pPr>
+      <w:r>
+        <w:rPr>
+          <w:lang w:val="ar_AE" w:bidi="ar_AE"/>
+        </w:rPr>
+      </w:r>
+      <w:r>
+        <w:rPr>
+          <w:b/>
+          <w:lang w:val="ar_AE" w:bidi="ar_AE"/>
+        </w:rPr>
+        <w:t>ἔμπροσθεν τοῦ Θεοῦ ἡμῶν</w:t>
+      </w:r>
+    </w:p>
+    <w:p>
+      <w:pPr>
+        <w:bidi/>
+      </w:pPr>
+      <w:r>
+        <w:rPr>
+          <w:lang w:val="ar_AE" w:bidi="ar_AE"/>
+        </w:rPr>
+      </w:r>
+      <w:r>
+        <w:rPr>
+          <w:b/>
+          <w:lang w:val="ar_AE" w:bidi="ar_AE"/>
+        </w:rPr>
+        <w:t>"قُدَّامَ إِلهِنَا"</w:t>
+      </w:r>
+    </w:p>
+    <w:p>
+      <w:pPr>
+        <w:bidi/>
+      </w:pPr>
+      <w:r>
+        <w:rPr>
+          <w:lang w:val="ar_AE" w:bidi="ar_AE"/>
+        </w:rPr>
+      </w:r>
+      <w:r>
+        <w:rPr>
+          <w:lang w:val="ar_AE" w:bidi="ar_AE"/>
+        </w:rPr>
+        <w:t xml:space="preserve">هنا، تعني العبارة </w:t>
+      </w:r>
+      <w:r>
+        <w:rPr>
+          <w:b/>
+          <w:lang w:val="ar_AE" w:bidi="ar_AE"/>
+        </w:rPr>
+        <w:t>قُدَّامَ إِلهِنَا</w:t>
+      </w:r>
+      <w:r>
+        <w:rPr>
+          <w:lang w:val="ar_AE" w:bidi="ar_AE"/>
+        </w:rPr>
+        <w:t xml:space="preserve"> أن بولس ورفقاء العمَل </w:t>
+      </w:r>
+      <w:r>
+        <w:rPr>
+          <w:b/>
+          <w:lang w:val="ar_AE" w:bidi="ar_AE"/>
+        </w:rPr>
+        <w:t>يبتهجون</w:t>
+      </w:r>
+      <w:r>
+        <w:rPr>
+          <w:lang w:val="ar_AE" w:bidi="ar_AE"/>
+        </w:rPr>
+        <w:t xml:space="preserve"> في حضرة الله. إذا كان ذلك مفيدًا في لُغتك، يمكنك توضيح هذه الفكرة توضيحًا أكبر. التَّرْجَمَة البديلة: "في حضرة إلهنا" أو "عندما نقترب من الله"</w:t>
       </w:r>
     </w:p>
     <w:p>
@@ -32792,7 +32434,7 @@
         <w:rPr>
           <w:lang w:val="ar_AE" w:bidi="ar_AE"/>
         </w:rPr>
-        <w:t>نظير لُغوي</w:t>
+        <w:t>تعبير اصطلاحي</w:t>
       </w:r>
       <w:r>
         <w:rPr>
@@ -32824,164 +32466,12 @@
         <w:rPr>
           <w:lang w:val="ar_AE" w:bidi="ar_AE"/>
         </w:rPr>
-        <w:t>١ تسالونيكي ٣: ٩ (#٧)</w:t>
-      </w:r>
-      <w:r>
-        <w:rPr>
-          <w:lang w:val="ar_AE" w:bidi="ar_AE"/>
-        </w:rPr>
-      </w:r>
-    </w:p>
-    <w:p>
-      <w:pPr>
-        <w:bidi/>
-      </w:pPr>
-      <w:r>
-        <w:rPr>
-          <w:lang w:val="ar_AE" w:bidi="ar_AE"/>
-        </w:rPr>
-      </w:r>
-      <w:r>
-        <w:rPr>
-          <w:b/>
-          <w:lang w:val="ar_AE" w:bidi="ar_AE"/>
-        </w:rPr>
-        <w:t>ἔμπροσθεν τοῦ Θεοῦ ἡμῶν</w:t>
-      </w:r>
-    </w:p>
-    <w:p>
-      <w:pPr>
-        <w:bidi/>
-      </w:pPr>
-      <w:r>
-        <w:rPr>
-          <w:lang w:val="ar_AE" w:bidi="ar_AE"/>
-        </w:rPr>
-      </w:r>
-      <w:r>
-        <w:rPr>
-          <w:b/>
-          <w:lang w:val="ar_AE" w:bidi="ar_AE"/>
-        </w:rPr>
-        <w:t>"قُدَّامَ إِلهِنَا"</w:t>
-      </w:r>
-    </w:p>
-    <w:p>
-      <w:pPr>
-        <w:bidi/>
-      </w:pPr>
-      <w:r>
-        <w:rPr>
-          <w:lang w:val="ar_AE" w:bidi="ar_AE"/>
-        </w:rPr>
-      </w:r>
-      <w:r>
-        <w:rPr>
-          <w:lang w:val="ar_AE" w:bidi="ar_AE"/>
-        </w:rPr>
-        <w:t xml:space="preserve">هنا، تعني العبارة </w:t>
-      </w:r>
-      <w:r>
-        <w:rPr>
-          <w:b/>
-          <w:lang w:val="ar_AE" w:bidi="ar_AE"/>
-        </w:rPr>
-        <w:t>قُدَّامَ إِلهِنَا</w:t>
-      </w:r>
-      <w:r>
-        <w:rPr>
-          <w:lang w:val="ar_AE" w:bidi="ar_AE"/>
-        </w:rPr>
-        <w:t xml:space="preserve"> أن بولس ورفقاء العمَل </w:t>
-      </w:r>
-      <w:r>
-        <w:rPr>
-          <w:b/>
-          <w:lang w:val="ar_AE" w:bidi="ar_AE"/>
-        </w:rPr>
-        <w:t>يبتهجون</w:t>
-      </w:r>
-      <w:r>
-        <w:rPr>
-          <w:lang w:val="ar_AE" w:bidi="ar_AE"/>
-        </w:rPr>
-        <w:t xml:space="preserve"> في حضرة الله. إذا كان ذلك مفيدًا في لُغتك، يمكنك توضيح هذه الفكرة توضيحًا أكبر. التَّرْجَمَة البديلة: "في حضرة إلهنا" أو "عندما نقترب من الله"</w:t>
-      </w:r>
-    </w:p>
-    <w:p>
-      <w:pPr>
-        <w:bidi/>
-      </w:pPr>
-      <w:r>
-        <w:rPr>
-          <w:lang w:val="ar_AE" w:bidi="ar_AE"/>
-        </w:rPr>
-      </w:r>
-      <w:r>
-        <w:rPr>
-          <w:lang w:val="ar_AE" w:bidi="ar_AE"/>
-        </w:rPr>
-        <w:t xml:space="preserve">انظر: </w:t>
-      </w:r>
-      <w:r>
-        <w:rPr>
-          <w:lang w:val="ar_AE" w:bidi="ar_AE"/>
-        </w:rPr>
-        <w:t>تعبير اصطلاحي</w:t>
-      </w:r>
-      <w:r>
-        <w:rPr>
-          <w:lang w:val="ar_AE" w:bidi="ar_AE"/>
-        </w:rPr>
-      </w:r>
-      <w:r>
-        <w:rPr>
-          <w:lang w:val="ar_AE" w:bidi="ar_AE"/>
-        </w:rPr>
-      </w:r>
-    </w:p>
-    <w:p>
-      <w:pPr>
-        <w:bidi/>
-      </w:pPr>
-      <w:r>
-        <w:rPr>
-          <w:lang w:val="ar_AE" w:bidi="ar_AE"/>
-        </w:rPr>
-      </w:r>
-    </w:p>
-    <w:p>
-      <w:pPr>
-        <w:pStyle w:val="Heading2"/>
-        <w:bidi/>
-      </w:pPr>
-      <w:r>
-        <w:rPr>
-          <w:lang w:val="ar_AE" w:bidi="ar_AE"/>
-        </w:rPr>
         <w:t>١ تسالونيكي ٣: ٩–١٠ (#١)</w:t>
       </w:r>
       <w:r>
         <w:rPr>
           <w:lang w:val="ar_AE" w:bidi="ar_AE"/>
         </w:rPr>
-      </w:r>
-    </w:p>
-    <w:p>
-      <w:pPr>
-        <w:bidi/>
-      </w:pPr>
-      <w:r>
-        <w:rPr>
-          <w:lang w:val="ar_AE" w:bidi="ar_AE"/>
-        </w:rPr>
-      </w:r>
-      <w:r>
-        <w:rPr>
-          <w:b/>
-          <w:lang w:val="ar_AE" w:bidi="ar_AE"/>
-        </w:rPr>
-        <w:t>τίνα γὰρ εὐχαριστίαν δυνάμεθα τῷ Θεῷ ἀνταποδοῦναι περὶ ὑμῶν, ἐπὶ πάσῃ τῇ χαρᾷ ᾗ χαίρομεν δι’ ὑμᾶς, ἔμπροσθεν τοῦ Θεοῦ ἡμῶν. νυκτὸς καὶ ἡμέρας, ὑπέρἐκπερισσοῦ δεόμενοι εἰς τὸ ἰδεῖν ὑμῶν τὸ πρόσωπον, καὶ καταρτίσαι τὰ ὑστερήματα τῆς πίστεως ὑμῶν</w:t>
       </w:r>
     </w:p>
     <w:p>
@@ -34619,23 +34109,6 @@
           <w:b/>
           <w:lang w:val="ar_AE" w:bidi="ar_AE"/>
         </w:rPr>
-        <w:t>αὐτὸς δὲ ὁ Θεὸς καὶ Πατὴρ ἡμῶν, καὶ ὁ Κύριος ἡμῶν, Ἰησοῦς, κατευθύναι τὴν ὁδὸν ἡμῶν πρὸς ὑμᾶς. ὑμᾶς δὲ ὁ Κύριος πλεονάσαι καὶ περισσεύσαι τῇ ἀγάπῃ εἰς ἀλλήλους, καὶ εἰς πάντας, καθάπερ καὶ ἡμεῖς εἰς ὑμᾶς; εἰς τὸ στηρίξαι ὑμῶν τὰς καρδίας, ἀμέμπτους ἐν ἁγιωσύνῃ ἔμπροσθεν τοῦ Θεοῦ καὶ Πατρὸς ἡμῶν, ἐν τῇ παρουσίᾳ τοῦ Κυρίου ἡμῶν, Ἰησοῦ, μετὰ πάντων τῶν ἁγίων αὐτοῦ. ἀμήν</w:t>
-      </w:r>
-    </w:p>
-    <w:p>
-      <w:pPr>
-        <w:bidi/>
-      </w:pPr>
-      <w:r>
-        <w:rPr>
-          <w:lang w:val="ar_AE" w:bidi="ar_AE"/>
-        </w:rPr>
-      </w:r>
-      <w:r>
-        <w:rPr>
-          <w:b/>
-          <w:lang w:val="ar_AE" w:bidi="ar_AE"/>
-        </w:rPr>
         <w:t>""</w:t>
       </w:r>
     </w:p>
@@ -34969,23 +34442,6 @@
         <w:rPr>
           <w:lang w:val="ar_AE" w:bidi="ar_AE"/>
         </w:rPr>
-      </w:r>
-    </w:p>
-    <w:p>
-      <w:pPr>
-        <w:bidi/>
-      </w:pPr>
-      <w:r>
-        <w:rPr>
-          <w:lang w:val="ar_AE" w:bidi="ar_AE"/>
-        </w:rPr>
-      </w:r>
-      <w:r>
-        <w:rPr>
-          <w:b/>
-          <w:lang w:val="ar_AE" w:bidi="ar_AE"/>
-        </w:rPr>
-        <w:t>τῇ ἀγάπῃ εἰς ἀλλήλους, καὶ εἰς πάντας, καθάπερ καὶ ἡμεῖς εἰς ὑμᾶς</w:t>
       </w:r>
     </w:p>
     <w:p>
@@ -38385,23 +37841,6 @@
           <w:b/>
           <w:lang w:val="ar_AE" w:bidi="ar_AE"/>
         </w:rPr>
-        <w:t>θέλημα τοῦ Θεοῦ, ὁ ἁγιασμὸς ὑμῶν</w:t>
-      </w:r>
-    </w:p>
-    <w:p>
-      <w:pPr>
-        <w:bidi/>
-      </w:pPr>
-      <w:r>
-        <w:rPr>
-          <w:lang w:val="ar_AE" w:bidi="ar_AE"/>
-        </w:rPr>
-      </w:r>
-      <w:r>
-        <w:rPr>
-          <w:b/>
-          <w:lang w:val="ar_AE" w:bidi="ar_AE"/>
-        </w:rPr>
         <w:t>"إِرَادَةُ اللهِ: قَدَاسَتُكُمْ"</w:t>
       </w:r>
     </w:p>
@@ -38673,23 +38112,6 @@
           <w:b/>
           <w:lang w:val="ar_AE" w:bidi="ar_AE"/>
         </w:rPr>
-        <w:t>ἀπέχεσθαι ὑμᾶς ἀπὸ</w:t>
-      </w:r>
-    </w:p>
-    <w:p>
-      <w:pPr>
-        <w:bidi/>
-      </w:pPr>
-      <w:r>
-        <w:rPr>
-          <w:lang w:val="ar_AE" w:bidi="ar_AE"/>
-        </w:rPr>
-      </w:r>
-      <w:r>
-        <w:rPr>
-          <w:b/>
-          <w:lang w:val="ar_AE" w:bidi="ar_AE"/>
-        </w:rPr>
         <w:t>"أَنْ تَمْتَنِعُوا عَنِ"</w:t>
       </w:r>
     </w:p>
@@ -41568,23 +40990,6 @@
           <w:b/>
           <w:lang w:val="ar_AE" w:bidi="ar_AE"/>
         </w:rPr>
-        <w:t>καθὼς καὶ προείπαμεν ὑμῖν καὶ διεμαρτυράμεθα</w:t>
-      </w:r>
-    </w:p>
-    <w:p>
-      <w:pPr>
-        <w:bidi/>
-      </w:pPr>
-      <w:r>
-        <w:rPr>
-          <w:lang w:val="ar_AE" w:bidi="ar_AE"/>
-        </w:rPr>
-      </w:r>
-      <w:r>
-        <w:rPr>
-          <w:b/>
-          <w:lang w:val="ar_AE" w:bidi="ar_AE"/>
-        </w:rPr>
         <w:t>"كَمَا قُلْنَا لَكُمْ قَبْلًا وَشَهِدْنَا"</w:t>
       </w:r>
     </w:p>
@@ -42554,23 +41959,6 @@
           <w:b/>
           <w:lang w:val="ar_AE" w:bidi="ar_AE"/>
         </w:rPr>
-        <w:t>οὐκ ἄνθρωπον ἀθετεῖ, ἀλλὰ τὸν Θεὸν, τὸν διδόντα</w:t>
-      </w:r>
-    </w:p>
-    <w:p>
-      <w:pPr>
-        <w:bidi/>
-      </w:pPr>
-      <w:r>
-        <w:rPr>
-          <w:lang w:val="ar_AE" w:bidi="ar_AE"/>
-        </w:rPr>
-      </w:r>
-      <w:r>
-        <w:rPr>
-          <w:b/>
-          <w:lang w:val="ar_AE" w:bidi="ar_AE"/>
-        </w:rPr>
         <w:t>"مَنْ يُرْذِلُ لاَ يُرْذِلُ إِنْسَانًا، بَلِ اللهَ الَّذِي أَعْطَانَا"</w:t>
       </w:r>
     </w:p>
@@ -43548,23 +42936,6 @@
           <w:b/>
           <w:lang w:val="ar_AE" w:bidi="ar_AE"/>
         </w:rPr>
-        <w:t>οὐ χρείαν ἔχετε γράφειν ὑμῖν, αὐτοὶ γὰρ ὑμεῖς θεοδίδακτοί ἐστε, εἰς τὸ ἀγαπᾶν ἀλλήλους</w:t>
-      </w:r>
-    </w:p>
-    <w:p>
-      <w:pPr>
-        <w:bidi/>
-      </w:pPr>
-      <w:r>
-        <w:rPr>
-          <w:lang w:val="ar_AE" w:bidi="ar_AE"/>
-        </w:rPr>
-      </w:r>
-      <w:r>
-        <w:rPr>
-          <w:b/>
-          <w:lang w:val="ar_AE" w:bidi="ar_AE"/>
-        </w:rPr>
         <w:t>"فَلاَ حَاجَةَ لَكُمْ أَنْ أَكْتُبَ إِلَيْكُمْ عَنْهَا، لأَنَّكُمْ أَنْفُسَكُمْ مُتَعَلِّمُونَ مِنَ اللهِ أَنْ يُحِبَّ بَعْضُكُمْ بَعْضًا"</w:t>
       </w:r>
     </w:p>
@@ -43898,23 +43269,6 @@
         <w:rPr>
           <w:lang w:val="ar_AE" w:bidi="ar_AE"/>
         </w:rPr>
-      </w:r>
-    </w:p>
-    <w:p>
-      <w:pPr>
-        <w:bidi/>
-      </w:pPr>
-      <w:r>
-        <w:rPr>
-          <w:lang w:val="ar_AE" w:bidi="ar_AE"/>
-        </w:rPr>
-      </w:r>
-      <w:r>
-        <w:rPr>
-          <w:b/>
-          <w:lang w:val="ar_AE" w:bidi="ar_AE"/>
-        </w:rPr>
-        <w:t>αὐτοὶ &amp; ὑμεῖς θεοδίδακτοί ἐστε</w:t>
       </w:r>
     </w:p>
     <w:p>
@@ -47924,23 +47278,6 @@
           <w:b/>
           <w:lang w:val="ar_AE" w:bidi="ar_AE"/>
         </w:rPr>
-        <w:t>τοὺς κοιμηθέντας</w:t>
-      </w:r>
-    </w:p>
-    <w:p>
-      <w:pPr>
-        <w:bidi/>
-      </w:pPr>
-      <w:r>
-        <w:rPr>
-          <w:lang w:val="ar_AE" w:bidi="ar_AE"/>
-        </w:rPr>
-      </w:r>
-      <w:r>
-        <w:rPr>
-          <w:b/>
-          <w:lang w:val="ar_AE" w:bidi="ar_AE"/>
-        </w:rPr>
         <w:t>"الرَّاقِدُونَ"</w:t>
       </w:r>
     </w:p>
@@ -49074,23 +48411,6 @@
           <w:b/>
           <w:lang w:val="ar_AE" w:bidi="ar_AE"/>
         </w:rPr>
-        <w:t>ἡμεῖς οἱ ζῶντες, οἱ περιλειπόμενοι</w:t>
-      </w:r>
-    </w:p>
-    <w:p>
-      <w:pPr>
-        <w:bidi/>
-      </w:pPr>
-      <w:r>
-        <w:rPr>
-          <w:lang w:val="ar_AE" w:bidi="ar_AE"/>
-        </w:rPr>
-      </w:r>
-      <w:r>
-        <w:rPr>
-          <w:b/>
-          <w:lang w:val="ar_AE" w:bidi="ar_AE"/>
-        </w:rPr>
         <w:t>"نَحْنُ الأَحْيَاءَ الْبَاقِينَ"</w:t>
       </w:r>
     </w:p>
@@ -49611,23 +48931,6 @@
           <w:b/>
           <w:lang w:val="ar_AE" w:bidi="ar_AE"/>
         </w:rPr>
-        <w:t>τοὺς κοιμηθέντας</w:t>
-      </w:r>
-    </w:p>
-    <w:p>
-      <w:pPr>
-        <w:bidi/>
-      </w:pPr>
-      <w:r>
-        <w:rPr>
-          <w:lang w:val="ar_AE" w:bidi="ar_AE"/>
-        </w:rPr>
-      </w:r>
-      <w:r>
-        <w:rPr>
-          <w:b/>
-          <w:lang w:val="ar_AE" w:bidi="ar_AE"/>
-        </w:rPr>
         <w:t>"الرَّاقِدِينَ"</w:t>
       </w:r>
     </w:p>
@@ -51343,23 +50646,6 @@
           <w:b/>
           <w:lang w:val="ar_AE" w:bidi="ar_AE"/>
         </w:rPr>
-        <w:t>ἡμεῖς οἱ ζῶντες, οἱ περιλειπόμενοι ἅμα σὺν αὐτοῖς, ἁρπαγησόμεθα</w:t>
-      </w:r>
-    </w:p>
-    <w:p>
-      <w:pPr>
-        <w:bidi/>
-      </w:pPr>
-      <w:r>
-        <w:rPr>
-          <w:lang w:val="ar_AE" w:bidi="ar_AE"/>
-        </w:rPr>
-      </w:r>
-      <w:r>
-        <w:rPr>
-          <w:b/>
-          <w:lang w:val="ar_AE" w:bidi="ar_AE"/>
-        </w:rPr>
         <w:t>"نَحْنُ الأَحْيَاءَ الْبَاقِينَ سَنُخْطَفُ جَمِيعًا مَعَهُمْ"</w:t>
       </w:r>
     </w:p>
@@ -53833,23 +53119,6 @@
           <w:b/>
           <w:lang w:val="ar_AE" w:bidi="ar_AE"/>
         </w:rPr>
-        <w:t>ὅταν λέγωσιν, εἰρήνη καὶ ἀσφάλεια, τότε αἰφνίδιος αὐτοῖς ἐφίσταται ὄλεθρος</w:t>
-      </w:r>
-    </w:p>
-    <w:p>
-      <w:pPr>
-        <w:bidi/>
-      </w:pPr>
-      <w:r>
-        <w:rPr>
-          <w:lang w:val="ar_AE" w:bidi="ar_AE"/>
-        </w:rPr>
-      </w:r>
-      <w:r>
-        <w:rPr>
-          <w:b/>
-          <w:lang w:val="ar_AE" w:bidi="ar_AE"/>
-        </w:rPr>
         <w:t>"حِينَمَا يَقُولُونَ: 'سَلاَمٌ وَأَمَانٌ'، حِينَئِذٍ يُفَاجِئُهُمْ هَلاَكٌ بَغْتَةً"</w:t>
       </w:r>
     </w:p>
@@ -54103,23 +53372,6 @@
           <w:b/>
           <w:lang w:val="ar_AE" w:bidi="ar_AE"/>
         </w:rPr>
-        <w:t>λέγωσιν, εἰρήνη καὶ ἀσφάλεια, τότε</w:t>
-      </w:r>
-    </w:p>
-    <w:p>
-      <w:pPr>
-        <w:bidi/>
-      </w:pPr>
-      <w:r>
-        <w:rPr>
-          <w:lang w:val="ar_AE" w:bidi="ar_AE"/>
-        </w:rPr>
-      </w:r>
-      <w:r>
-        <w:rPr>
-          <w:b/>
-          <w:lang w:val="ar_AE" w:bidi="ar_AE"/>
-        </w:rPr>
         <w:t>"يَقُولُونَ: 'سَلاَمٌ وَأَمَانٌ'، حِينَئِذٍ"</w:t>
       </w:r>
     </w:p>
@@ -54212,23 +53464,6 @@
           <w:b/>
           <w:lang w:val="ar_AE" w:bidi="ar_AE"/>
         </w:rPr>
-        <w:t>λέγωσιν &amp; αὐτοῖς &amp; οὐ μὴ ἐκφύγωσιν</w:t>
-      </w:r>
-    </w:p>
-    <w:p>
-      <w:pPr>
-        <w:bidi/>
-      </w:pPr>
-      <w:r>
-        <w:rPr>
-          <w:lang w:val="ar_AE" w:bidi="ar_AE"/>
-        </w:rPr>
-      </w:r>
-      <w:r>
-        <w:rPr>
-          <w:b/>
-          <w:lang w:val="ar_AE" w:bidi="ar_AE"/>
-        </w:rPr>
         <w:t>"يَقُولُون:"</w:t>
       </w:r>
       <w:r>
@@ -54521,23 +53756,6 @@
           <w:b/>
           <w:lang w:val="ar_AE" w:bidi="ar_AE"/>
         </w:rPr>
-        <w:t>αἰφνίδιος αὐτοῖς ἐφίσταται ὄλεθρος, ὥσπερ ἡ ὠδὶν τῇ</w:t>
-      </w:r>
-    </w:p>
-    <w:p>
-      <w:pPr>
-        <w:bidi/>
-      </w:pPr>
-      <w:r>
-        <w:rPr>
-          <w:lang w:val="ar_AE" w:bidi="ar_AE"/>
-        </w:rPr>
-      </w:r>
-      <w:r>
-        <w:rPr>
-          <w:b/>
-          <w:lang w:val="ar_AE" w:bidi="ar_AE"/>
-        </w:rPr>
         <w:t>"يُفَاجِئُهُمْ هَلاَكٌ بَغْتَةً، كَالْمَخَاضِ لِلْحُبْلَى"</w:t>
       </w:r>
     </w:p>
@@ -54762,23 +53980,6 @@
         <w:rPr>
           <w:lang w:val="ar_AE" w:bidi="ar_AE"/>
         </w:rPr>
-      </w:r>
-    </w:p>
-    <w:p>
-      <w:pPr>
-        <w:bidi/>
-      </w:pPr>
-      <w:r>
-        <w:rPr>
-          <w:lang w:val="ar_AE" w:bidi="ar_AE"/>
-        </w:rPr>
-      </w:r>
-      <w:r>
-        <w:rPr>
-          <w:b/>
-          <w:lang w:val="ar_AE" w:bidi="ar_AE"/>
-        </w:rPr>
-        <w:t>ὥσπερ ἡ ὠδὶν τῇ ἐν γαστρὶ ἐχούσῃ; καὶ οὐ μὴ ἐκφύγωσιν</w:t>
       </w:r>
     </w:p>
     <w:p>
@@ -57615,23 +56816,6 @@
           <w:b/>
           <w:lang w:val="ar_AE" w:bidi="ar_AE"/>
         </w:rPr>
-        <w:t>μὴ καθεύδωμεν &amp; γρηγορῶμεν</w:t>
-      </w:r>
-    </w:p>
-    <w:p>
-      <w:pPr>
-        <w:bidi/>
-      </w:pPr>
-      <w:r>
-        <w:rPr>
-          <w:lang w:val="ar_AE" w:bidi="ar_AE"/>
-        </w:rPr>
-      </w:r>
-      <w:r>
-        <w:rPr>
-          <w:b/>
-          <w:lang w:val="ar_AE" w:bidi="ar_AE"/>
-        </w:rPr>
         <w:t>"فَلاَ نَنَمْ إِذًا كَالْبَاقِينَ"</w:t>
       </w:r>
       <w:r>
@@ -58378,23 +57562,6 @@
           <w:b/>
           <w:lang w:val="ar_AE" w:bidi="ar_AE"/>
         </w:rPr>
-        <w:t>οἱ &amp; καθεύδοντες, νυκτὸς καθεύδουσιν; καὶ οἱ μεθυσκόμενοι, νυκτὸς μεθύουσιν</w:t>
-      </w:r>
-    </w:p>
-    <w:p>
-      <w:pPr>
-        <w:bidi/>
-      </w:pPr>
-      <w:r>
-        <w:rPr>
-          <w:lang w:val="ar_AE" w:bidi="ar_AE"/>
-        </w:rPr>
-      </w:r>
-      <w:r>
-        <w:rPr>
-          <w:b/>
-          <w:lang w:val="ar_AE" w:bidi="ar_AE"/>
-        </w:rPr>
         <w:t>"الَّذِينَ يَنَامُونَ فَبِاللَّيْلِ يَنَامُونَ، وَالَّذِينَ يَسْكَرُونَ فَبِاللَّيْلِ يَسْكَرُونَ"</w:t>
       </w:r>
     </w:p>
@@ -59555,23 +58722,6 @@
           <w:b/>
           <w:lang w:val="ar_AE" w:bidi="ar_AE"/>
         </w:rPr>
-        <w:t>θώρακα πίστεως καὶ ἀγάπης, καὶ περικεφαλαίαν, ἐλπίδα σωτηρίας</w:t>
-      </w:r>
-    </w:p>
-    <w:p>
-      <w:pPr>
-        <w:bidi/>
-      </w:pPr>
-      <w:r>
-        <w:rPr>
-          <w:lang w:val="ar_AE" w:bidi="ar_AE"/>
-        </w:rPr>
-      </w:r>
-      <w:r>
-        <w:rPr>
-          <w:b/>
-          <w:lang w:val="ar_AE" w:bidi="ar_AE"/>
-        </w:rPr>
         <w:t>"دِرْعَ الإِيمَانِ وَالْمَحَبَّةِ، وَخُوذَةً هِيَ رَجَاءُ الْخَلاَصِ"</w:t>
       </w:r>
     </w:p>
@@ -60897,23 +60047,6 @@
           <w:b/>
           <w:lang w:val="ar_AE" w:bidi="ar_AE"/>
         </w:rPr>
-        <w:t>εἰς περιποίησιν σωτηρίας</w:t>
-      </w:r>
-    </w:p>
-    <w:p>
-      <w:pPr>
-        <w:bidi/>
-      </w:pPr>
-      <w:r>
-        <w:rPr>
-          <w:lang w:val="ar_AE" w:bidi="ar_AE"/>
-        </w:rPr>
-      </w:r>
-      <w:r>
-        <w:rPr>
-          <w:b/>
-          <w:lang w:val="ar_AE" w:bidi="ar_AE"/>
-        </w:rPr>
         <w:t>"لاقْتِنَاءِ الْخَلاَصِ"</w:t>
       </w:r>
     </w:p>
@@ -61141,23 +60274,6 @@
           <w:b/>
           <w:lang w:val="ar_AE" w:bidi="ar_AE"/>
         </w:rPr>
-        <w:t>ἡμῶν &amp; γρηγορῶμεν &amp; ζήσωμεν</w:t>
-      </w:r>
-    </w:p>
-    <w:p>
-      <w:pPr>
-        <w:bidi/>
-      </w:pPr>
-      <w:r>
-        <w:rPr>
-          <w:lang w:val="ar_AE" w:bidi="ar_AE"/>
-        </w:rPr>
-      </w:r>
-      <w:r>
-        <w:rPr>
-          <w:b/>
-          <w:lang w:val="ar_AE" w:bidi="ar_AE"/>
-        </w:rPr>
         <w:t>"لأَجْلِنَا"</w:t>
       </w:r>
       <w:r>
@@ -62439,23 +61555,6 @@
           <w:b/>
           <w:lang w:val="ar_AE" w:bidi="ar_AE"/>
         </w:rPr>
-        <w:t>τοὺς κοπιῶντας ἐν ὑμῖν, καὶ προϊσταμένους ὑμῶν ἐν Κυρίῳ, καὶ νουθετοῦντας ὑμᾶς</w:t>
-      </w:r>
-    </w:p>
-    <w:p>
-      <w:pPr>
-        <w:bidi/>
-      </w:pPr>
-      <w:r>
-        <w:rPr>
-          <w:lang w:val="ar_AE" w:bidi="ar_AE"/>
-        </w:rPr>
-      </w:r>
-      <w:r>
-        <w:rPr>
-          <w:b/>
-          <w:lang w:val="ar_AE" w:bidi="ar_AE"/>
-        </w:rPr>
         <w:t>"الَّذِينَ يَتْعَبُونَ بَيْنَكُمْ وَيُدَبِّرُونَكُمْ فِي الرَّبِّ وَيُنْذِرُونَكُمْ"</w:t>
       </w:r>
     </w:p>
@@ -62548,23 +61647,6 @@
           <w:b/>
           <w:lang w:val="ar_AE" w:bidi="ar_AE"/>
         </w:rPr>
-        <w:t>τοὺς κοπιῶντας ἐν ὑμῖν, καὶ προϊσταμένους ὑμῶν ἐν Κυρίῳ, καὶ νουθετοῦντας ὑμᾶς</w:t>
-      </w:r>
-    </w:p>
-    <w:p>
-      <w:pPr>
-        <w:bidi/>
-      </w:pPr>
-      <w:r>
-        <w:rPr>
-          <w:lang w:val="ar_AE" w:bidi="ar_AE"/>
-        </w:rPr>
-      </w:r>
-      <w:r>
-        <w:rPr>
-          <w:b/>
-          <w:lang w:val="ar_AE" w:bidi="ar_AE"/>
-        </w:rPr>
         <w:t>"الَّذِينَ يَتْعَبُونَ بَيْنَكُمْ وَيُدَبِّرُونَكُمْ فِي الرَّبِّ وَيُنْذِرُونَكُمْ"</w:t>
       </w:r>
     </w:p>
@@ -62857,23 +61939,6 @@
           <w:b/>
           <w:lang w:val="ar_AE" w:bidi="ar_AE"/>
         </w:rPr>
-        <w:t>καὶ ἡγεῖσθαι αὐτοὺς ὑπέρἐκπερισσοῦ ἐν ἀγάπῃ, διὰ τὸ ἔργον αὐτῶν</w:t>
-      </w:r>
-    </w:p>
-    <w:p>
-      <w:pPr>
-        <w:bidi/>
-      </w:pPr>
-      <w:r>
-        <w:rPr>
-          <w:lang w:val="ar_AE" w:bidi="ar_AE"/>
-        </w:rPr>
-      </w:r>
-      <w:r>
-        <w:rPr>
-          <w:b/>
-          <w:lang w:val="ar_AE" w:bidi="ar_AE"/>
-        </w:rPr>
         <w:t>"وَأَنْ تَعْتَبِرُوهُمْ كَثِيرًا جِدًّا فِي الْمَحَبَّةِ مِنْ أَجْلِ عَمَلِهِمْ"</w:t>
       </w:r>
     </w:p>
@@ -63638,23 +62703,6 @@
         <w:rPr>
           <w:lang w:val="ar_AE" w:bidi="ar_AE"/>
         </w:rPr>
-      </w:r>
-    </w:p>
-    <w:p>
-      <w:pPr>
-        <w:bidi/>
-      </w:pPr>
-      <w:r>
-        <w:rPr>
-          <w:lang w:val="ar_AE" w:bidi="ar_AE"/>
-        </w:rPr>
-      </w:r>
-      <w:r>
-        <w:rPr>
-          <w:b/>
-          <w:lang w:val="ar_AE" w:bidi="ar_AE"/>
-        </w:rPr>
-        <w:t>νουθετεῖτε τοὺς ἀτάκτους, παραμυθεῖσθε τοὺς ὀλιγοψύχους, ἀντέχεσθε τῶν ἀσθενῶν, μακροθυμεῖτε πρὸς πάντας</w:t>
       </w:r>
     </w:p>
     <w:p>
@@ -66994,23 +66042,6 @@
           <w:b/>
           <w:lang w:val="ar_AE" w:bidi="ar_AE"/>
         </w:rPr>
-        <w:t>αὐτὸς &amp; ὁ Θεὸς τῆς εἰρήνης ἁγιάσαι ὑμᾶς ὁλοτελεῖς, καὶ ὁλόκληρον ὑμῶν τὸ πνεῦμα, καὶ ἡ ψυχὴ, καὶ τὸ σῶμα, ἀμέμπτως ἐν τῇ παρουσίᾳ τοῦ Κυρίου ἡμῶν, Ἰησοῦ Χριστοῦ, τηρηθείη</w:t>
-      </w:r>
-    </w:p>
-    <w:p>
-      <w:pPr>
-        <w:bidi/>
-      </w:pPr>
-      <w:r>
-        <w:rPr>
-          <w:lang w:val="ar_AE" w:bidi="ar_AE"/>
-        </w:rPr>
-      </w:r>
-      <w:r>
-        <w:rPr>
-          <w:b/>
-          <w:lang w:val="ar_AE" w:bidi="ar_AE"/>
-        </w:rPr>
         <w:t>"وَإِلهُ السَّلاَمِ نَفْسُهُ يُقَدِّسُكُمْ بِالتَّمَامِ. وَلْتُحْفَظْ رُوحُكُمْ وَنَفْسُكُمْ وَجَسَدُكُمْ كَامِلَةً بِلاَ لَوْمٍ عِنْدَ مَجِيءِ رَبِّنَا يَسُوعَ الْمَسِيحِ"</w:t>
       </w:r>
     </w:p>
@@ -67087,6 +66118,23 @@
         <w:rPr>
           <w:lang w:val="ar_AE" w:bidi="ar_AE"/>
         </w:rPr>
+      </w:r>
+    </w:p>
+    <w:p>
+      <w:pPr>
+        <w:bidi/>
+      </w:pPr>
+      <w:r>
+        <w:rPr>
+          <w:lang w:val="ar_AE" w:bidi="ar_AE"/>
+        </w:rPr>
+      </w:r>
+      <w:r>
+        <w:rPr>
+          <w:b/>
+          <w:lang w:val="ar_AE" w:bidi="ar_AE"/>
+        </w:rPr>
+        <w:t>ὁ Θεὸς τῆς εἰρήνης</w:t>
       </w:r>
     </w:p>
     <w:p>
@@ -67710,23 +66758,6 @@
           <w:b/>
           <w:lang w:val="ar_AE" w:bidi="ar_AE"/>
         </w:rPr>
-        <w:t>ὁλόκληρον ὑμῶν τὸ πνεῦμα, καὶ ἡ ψυχὴ, καὶ τὸ σῶμα, ἀμέμπτως &amp; τηρηθείη</w:t>
-      </w:r>
-    </w:p>
-    <w:p>
-      <w:pPr>
-        <w:bidi/>
-      </w:pPr>
-      <w:r>
-        <w:rPr>
-          <w:lang w:val="ar_AE" w:bidi="ar_AE"/>
-        </w:rPr>
-      </w:r>
-      <w:r>
-        <w:rPr>
-          <w:b/>
-          <w:lang w:val="ar_AE" w:bidi="ar_AE"/>
-        </w:rPr>
         <w:t>"لْتُحْفَظْ رُوحُكُمْ وَنَفْسُكُمْ وَجَسَدُكُمْ كَامِلَةً بِلاَ لَوْمٍ"</w:t>
       </w:r>
     </w:p>
@@ -68494,23 +67525,6 @@
           <w:b/>
           <w:lang w:val="ar_AE" w:bidi="ar_AE"/>
         </w:rPr>
-        <w:t>πιστὸς ὁ καλῶν ὑμᾶς, ὃς καὶ ποιήσει</w:t>
-      </w:r>
-    </w:p>
-    <w:p>
-      <w:pPr>
-        <w:bidi/>
-      </w:pPr>
-      <w:r>
-        <w:rPr>
-          <w:lang w:val="ar_AE" w:bidi="ar_AE"/>
-        </w:rPr>
-      </w:r>
-      <w:r>
-        <w:rPr>
-          <w:b/>
-          <w:lang w:val="ar_AE" w:bidi="ar_AE"/>
-        </w:rPr>
         <w:t>"أَمِينٌ هُوَ الَّذِي يَدْعُوكُمُ الَّذِي سَيَفْعَلُ أَيْضًا"</w:t>
       </w:r>
     </w:p>
@@ -69778,23 +68792,6 @@
         <w:rPr>
           <w:lang w:val="ar_AE" w:bidi="ar_AE"/>
         </w:rPr>
-      </w:r>
-    </w:p>
-    <w:p>
-      <w:pPr>
-        <w:bidi/>
-      </w:pPr>
-      <w:r>
-        <w:rPr>
-          <w:lang w:val="ar_AE" w:bidi="ar_AE"/>
-        </w:rPr>
-      </w:r>
-      <w:r>
-        <w:rPr>
-          <w:b/>
-          <w:lang w:val="ar_AE" w:bidi="ar_AE"/>
-        </w:rPr>
-        <w:t>ἡ χάρις τοῦ Κυρίου ἡμῶν, Ἰησοῦ Χριστοῦ, μεθ’ ὑμῶν</w:t>
       </w:r>
     </w:p>
     <w:p>

--- a/arb/docx/52.content.docx
+++ b/arb/docx/52.content.docx
@@ -805,6 +805,23 @@
           <w:b/>
           <w:lang w:val="ar_AE" w:bidi="ar_AE"/>
         </w:rPr>
+        <w:t>Θεῷ Πατρὶ καὶ Κυρίῳ Ἰησοῦ Χριστῷ</w:t>
+      </w:r>
+    </w:p>
+    <w:p>
+      <w:pPr>
+        <w:bidi/>
+      </w:pPr>
+      <w:r>
+        <w:rPr>
+          <w:lang w:val="ar_AE" w:bidi="ar_AE"/>
+        </w:rPr>
+      </w:r>
+      <w:r>
+        <w:rPr>
+          <w:b/>
+          <w:lang w:val="ar_AE" w:bidi="ar_AE"/>
+        </w:rPr>
         <w:t>"اللهِ الآبِ وَالرَّبِّ يَسُوعَ الْمَسِيحِ"</w:t>
       </w:r>
     </w:p>
@@ -1494,6 +1511,23 @@
           <w:b/>
           <w:lang w:val="ar_AE" w:bidi="ar_AE"/>
         </w:rPr>
+        <w:t>εὐχαριστοῦμεν τῷ Θεῷ πάντοτε περὶ πάντων ὑμῶν, μνείαν ποιούμενοι ἐπὶ τῶν προσευχῶν ἡμῶν, ἀδιαλείπτως</w:t>
+      </w:r>
+    </w:p>
+    <w:p>
+      <w:pPr>
+        <w:bidi/>
+      </w:pPr>
+      <w:r>
+        <w:rPr>
+          <w:lang w:val="ar_AE" w:bidi="ar_AE"/>
+        </w:rPr>
+      </w:r>
+      <w:r>
+        <w:rPr>
+          <w:b/>
+          <w:lang w:val="ar_AE" w:bidi="ar_AE"/>
+        </w:rPr>
         <w:t>"نَشْكُرُ اللهَ كُلَّ حِينٍ مِنْ جِهَةِ جَمِيعِكُمْ، ذَاكِرِينَ إِيَّاكُمْ فِي صَلَوَاتِنَا"</w:t>
       </w:r>
     </w:p>
@@ -1926,6 +1960,23 @@
           <w:b/>
           <w:lang w:val="ar_AE" w:bidi="ar_AE"/>
         </w:rPr>
+        <w:t>μνημονεύοντες ὑμῶν τοῦ ἔργου τῆς πίστεως, καὶ τοῦ κόπου τῆς ἀγάπης, καὶ τῆς ὑπομονῆς τῆς ἐλπίδος τοῦ Κυρίου ἡμῶν, Ἰησοῦ Χριστοῦ, ἔμπροσθεν τοῦ Θεοῦ καὶ Πατρὸς ἡμῶν</w:t>
+      </w:r>
+    </w:p>
+    <w:p>
+      <w:pPr>
+        <w:bidi/>
+      </w:pPr>
+      <w:r>
+        <w:rPr>
+          <w:lang w:val="ar_AE" w:bidi="ar_AE"/>
+        </w:rPr>
+      </w:r>
+      <w:r>
+        <w:rPr>
+          <w:b/>
+          <w:lang w:val="ar_AE" w:bidi="ar_AE"/>
+        </w:rPr>
         <w:t>"مُتَذَكِّرِينَ بِلاَ انْقِطَاعٍ عَمَلَ إِيمَانِكُمْ، وَتَعَبَ مَحَبَّتِكُمْ، وَصَبْرَ رَجَائِكُمْ، رَبَّنَا يَسُوعَ الْمَسِيحَ، أَمَامَ اللهِ وَأَبِينَا"</w:t>
       </w:r>
     </w:p>
@@ -2028,6 +2079,23 @@
         <w:rPr>
           <w:lang w:val="ar_AE" w:bidi="ar_AE"/>
         </w:rPr>
+      </w:r>
+    </w:p>
+    <w:p>
+      <w:pPr>
+        <w:bidi/>
+      </w:pPr>
+      <w:r>
+        <w:rPr>
+          <w:lang w:val="ar_AE" w:bidi="ar_AE"/>
+        </w:rPr>
+      </w:r>
+      <w:r>
+        <w:rPr>
+          <w:b/>
+          <w:lang w:val="ar_AE" w:bidi="ar_AE"/>
+        </w:rPr>
+        <w:t>ὑμῶν τοῦ ἔργου τῆς πίστεως, καὶ τοῦ κόπου τῆς ἀγάπης, καὶ τῆς ὑπομονῆς τῆς ἐλπίδος τοῦ Κυρίου ἡμῶν, Ἰησοῦ Χριστοῦ</w:t>
       </w:r>
     </w:p>
     <w:p>
@@ -4087,6 +4155,23 @@
           <w:b/>
           <w:lang w:val="ar_AE" w:bidi="ar_AE"/>
         </w:rPr>
+        <w:t>ἐν δυνάμει, καὶ ἐν Πνεύματι Ἁγίῳ, καὶ πληροφορίᾳ πολλῇ</w:t>
+      </w:r>
+    </w:p>
+    <w:p>
+      <w:pPr>
+        <w:bidi/>
+      </w:pPr>
+      <w:r>
+        <w:rPr>
+          <w:lang w:val="ar_AE" w:bidi="ar_AE"/>
+        </w:rPr>
+      </w:r>
+      <w:r>
+        <w:rPr>
+          <w:b/>
+          <w:lang w:val="ar_AE" w:bidi="ar_AE"/>
+        </w:rPr>
         <w:t>"بِالْقُوَّةِ أَيْضًا، وَبِالرُّوحِ الْقُدُسِ، وَبِيَقِينٍ شَدِيدٍ"</w:t>
       </w:r>
     </w:p>
@@ -5451,6 +5536,23 @@
           <w:b/>
           <w:lang w:val="ar_AE" w:bidi="ar_AE"/>
         </w:rPr>
+        <w:t>γενέσθαι ὑμᾶς τύπους πᾶσιν τοῖς πιστεύουσιν ἐν τῇ Μακεδονίᾳ καὶ ἐν τῇ Ἀχαΐᾳ</w:t>
+      </w:r>
+    </w:p>
+    <w:p>
+      <w:pPr>
+        <w:bidi/>
+      </w:pPr>
+      <w:r>
+        <w:rPr>
+          <w:lang w:val="ar_AE" w:bidi="ar_AE"/>
+        </w:rPr>
+      </w:r>
+      <w:r>
+        <w:rPr>
+          <w:b/>
+          <w:lang w:val="ar_AE" w:bidi="ar_AE"/>
+        </w:rPr>
         <w:t>"صِرْتُمْ قُدْوَةً لِجَمِيعِ الَّذِينَ يُؤْمِنُونَ فِي مَكِدُونِيَّةَ وَفِي أَخَائِيَةَ"</w:t>
       </w:r>
     </w:p>
@@ -5813,6 +5915,23 @@
           <w:b/>
           <w:lang w:val="ar_AE" w:bidi="ar_AE"/>
         </w:rPr>
+        <w:t>ἀφ’ ὑμῶν &amp; ἐξήχηται ὁ λόγος τοῦ Κυρίου</w:t>
+      </w:r>
+    </w:p>
+    <w:p>
+      <w:pPr>
+        <w:bidi/>
+      </w:pPr>
+      <w:r>
+        <w:rPr>
+          <w:lang w:val="ar_AE" w:bidi="ar_AE"/>
+        </w:rPr>
+      </w:r>
+      <w:r>
+        <w:rPr>
+          <w:b/>
+          <w:lang w:val="ar_AE" w:bidi="ar_AE"/>
+        </w:rPr>
         <w:t>"مِنْ قِبَلِكُمْ قَدْ أُذِيعَتْ كَلِمَةُ الرَّبِّ"</w:t>
       </w:r>
     </w:p>
@@ -6146,6 +6265,23 @@
         <w:rPr>
           <w:lang w:val="ar_AE" w:bidi="ar_AE"/>
         </w:rPr>
+      </w:r>
+    </w:p>
+    <w:p>
+      <w:pPr>
+        <w:bidi/>
+      </w:pPr>
+      <w:r>
+        <w:rPr>
+          <w:lang w:val="ar_AE" w:bidi="ar_AE"/>
+        </w:rPr>
+      </w:r>
+      <w:r>
+        <w:rPr>
+          <w:b/>
+          <w:lang w:val="ar_AE" w:bidi="ar_AE"/>
+        </w:rPr>
+        <w:t>ἐν τῇ Μακεδονίᾳ καὶ ἐν τῇ Ἀχαΐᾳ</w:t>
       </w:r>
     </w:p>
     <w:p>
@@ -9863,6 +9999,23 @@
           <w:b/>
           <w:lang w:val="ar_AE" w:bidi="ar_AE"/>
         </w:rPr>
+        <w:t>προπαθόντες καὶ ὑβρισθέντες, καθὼς οἴδατε, ἐν Φιλίπποις</w:t>
+      </w:r>
+    </w:p>
+    <w:p>
+      <w:pPr>
+        <w:bidi/>
+      </w:pPr>
+      <w:r>
+        <w:rPr>
+          <w:lang w:val="ar_AE" w:bidi="ar_AE"/>
+        </w:rPr>
+      </w:r>
+      <w:r>
+        <w:rPr>
+          <w:b/>
+          <w:lang w:val="ar_AE" w:bidi="ar_AE"/>
+        </w:rPr>
         <w:t>"بَعْدَ مَا تَأَلَّمْنَا قَبْلًا وَبُغِيَ عَلَيْنَا كَمَا تَعْلَمُونَ، فِي فِيلِبِّي"</w:t>
       </w:r>
     </w:p>
@@ -10147,6 +10300,23 @@
           <w:b/>
           <w:lang w:val="ar_AE" w:bidi="ar_AE"/>
         </w:rPr>
+        <w:t>προπαθόντες καὶ ὑβρισθέντες</w:t>
+      </w:r>
+    </w:p>
+    <w:p>
+      <w:pPr>
+        <w:bidi/>
+      </w:pPr>
+      <w:r>
+        <w:rPr>
+          <w:lang w:val="ar_AE" w:bidi="ar_AE"/>
+        </w:rPr>
+      </w:r>
+      <w:r>
+        <w:rPr>
+          <w:b/>
+          <w:lang w:val="ar_AE" w:bidi="ar_AE"/>
+        </w:rPr>
         <w:t>"بَعْدَ مَا تَأَلَّمْنَا قَبْلًا وَبُغِيَ عَلَيْنَا"</w:t>
       </w:r>
     </w:p>
@@ -10348,6 +10518,23 @@
           <w:b/>
           <w:lang w:val="ar_AE" w:bidi="ar_AE"/>
         </w:rPr>
+        <w:t>ἀλλὰ προπαθόντες καὶ ὑβρισθέντες, καθὼς οἴδατε, ἐν Φιλίπποις</w:t>
+      </w:r>
+    </w:p>
+    <w:p>
+      <w:pPr>
+        <w:bidi/>
+      </w:pPr>
+      <w:r>
+        <w:rPr>
+          <w:lang w:val="ar_AE" w:bidi="ar_AE"/>
+        </w:rPr>
+      </w:r>
+      <w:r>
+        <w:rPr>
+          <w:b/>
+          <w:lang w:val="ar_AE" w:bidi="ar_AE"/>
+        </w:rPr>
         <w:t>"بَعْدَ مَا تَأَلَّمْنَا قَبْلًا وَبُغِيَ عَلَيْنَا كَمَا تَعْلَمُونَ"</w:t>
       </w:r>
     </w:p>
@@ -11071,6 +11258,23 @@
           <w:b/>
           <w:lang w:val="ar_AE" w:bidi="ar_AE"/>
         </w:rPr>
+        <w:t>ἡ &amp; παράκλησις ἡμῶν οὐκ ἐκ πλάνης, οὐδὲ ἐξ ἀκαθαρσίας, οὐδὲ ἐν δόλῳ</w:t>
+      </w:r>
+    </w:p>
+    <w:p>
+      <w:pPr>
+        <w:bidi/>
+      </w:pPr>
+      <w:r>
+        <w:rPr>
+          <w:lang w:val="ar_AE" w:bidi="ar_AE"/>
+        </w:rPr>
+      </w:r>
+      <w:r>
+        <w:rPr>
+          <w:b/>
+          <w:lang w:val="ar_AE" w:bidi="ar_AE"/>
+        </w:rPr>
         <w:t>"وَعْظَنَا لَيْسَ عَنْ ضَلاَل، وَلاَ عَنْ دَنَسٍ، وَلاَ بِمَكْرٍ"</w:t>
       </w:r>
     </w:p>
@@ -11420,6 +11624,23 @@
           <w:b/>
           <w:lang w:val="ar_AE" w:bidi="ar_AE"/>
         </w:rPr>
+        <w:t>καθὼς δεδοκιμάσμεθα ὑπὸ τοῦ Θεοῦ, πιστευθῆναι τὸ εὐαγγέλιον, οὕτως λαλοῦμεν</w:t>
+      </w:r>
+    </w:p>
+    <w:p>
+      <w:pPr>
+        <w:bidi/>
+      </w:pPr>
+      <w:r>
+        <w:rPr>
+          <w:lang w:val="ar_AE" w:bidi="ar_AE"/>
+        </w:rPr>
+      </w:r>
+      <w:r>
+        <w:rPr>
+          <w:b/>
+          <w:lang w:val="ar_AE" w:bidi="ar_AE"/>
+        </w:rPr>
         <w:t>"كَمَا اسْتُحْسِنَّا مِنَ اللهِ أَنْ نُؤْتَمَنَ عَلَى الإِنْجِيلِ، هكَذَا نَتَكَلَّمُ"</w:t>
       </w:r>
     </w:p>
@@ -11525,6 +11746,23 @@
           <w:b/>
           <w:lang w:val="ar_AE" w:bidi="ar_AE"/>
         </w:rPr>
+        <w:t>δεδοκιμάσμεθα ὑπὸ τοῦ Θεοῦ, πιστευθῆναι</w:t>
+      </w:r>
+    </w:p>
+    <w:p>
+      <w:pPr>
+        <w:bidi/>
+      </w:pPr>
+      <w:r>
+        <w:rPr>
+          <w:lang w:val="ar_AE" w:bidi="ar_AE"/>
+        </w:rPr>
+      </w:r>
+      <w:r>
+        <w:rPr>
+          <w:b/>
+          <w:lang w:val="ar_AE" w:bidi="ar_AE"/>
+        </w:rPr>
         <w:t>"اسْتُحْسِنَّا مِنَ اللهِ أَنْ نُؤْتَمَنَ عَلَى الإِنْجِيلِ"</w:t>
       </w:r>
     </w:p>
@@ -12115,6 +12353,23 @@
         <w:rPr>
           <w:lang w:val="ar_AE" w:bidi="ar_AE"/>
         </w:rPr>
+      </w:r>
+    </w:p>
+    <w:p>
+      <w:pPr>
+        <w:bidi/>
+      </w:pPr>
+      <w:r>
+        <w:rPr>
+          <w:lang w:val="ar_AE" w:bidi="ar_AE"/>
+        </w:rPr>
+      </w:r>
+      <w:r>
+        <w:rPr>
+          <w:b/>
+          <w:lang w:val="ar_AE" w:bidi="ar_AE"/>
+        </w:rPr>
+        <w:t>οὔτε γάρ ποτε ἐν λόγῳ κολακίας ἐγενήθημεν, καθὼς οἴδατε</w:t>
       </w:r>
     </w:p>
     <w:p>
@@ -13012,6 +13267,23 @@
           <w:b/>
           <w:lang w:val="ar_AE" w:bidi="ar_AE"/>
         </w:rPr>
+        <w:t>ἐξ ἀνθρώπων δόξαν, οὔτε ἀφ’ ὑμῶν, οὔτε ἀπ’ ἄλλων</w:t>
+      </w:r>
+    </w:p>
+    <w:p>
+      <w:pPr>
+        <w:bidi/>
+      </w:pPr>
+      <w:r>
+        <w:rPr>
+          <w:lang w:val="ar_AE" w:bidi="ar_AE"/>
+        </w:rPr>
+      </w:r>
+      <w:r>
+        <w:rPr>
+          <w:b/>
+          <w:lang w:val="ar_AE" w:bidi="ar_AE"/>
+        </w:rPr>
         <w:t>"وَلاَ طَلَبْنَا مَجْدًا مِنَ النَّاسِ، لاَ مِنْكُمْ وَلاَ مِنْ غَيْرِكُمْ"</w:t>
       </w:r>
     </w:p>
@@ -13589,6 +13861,23 @@
         <w:rPr>
           <w:lang w:val="ar_AE" w:bidi="ar_AE"/>
         </w:rPr>
+      </w:r>
+    </w:p>
+    <w:p>
+      <w:pPr>
+        <w:bidi/>
+      </w:pPr>
+      <w:r>
+        <w:rPr>
+          <w:lang w:val="ar_AE" w:bidi="ar_AE"/>
+        </w:rPr>
+      </w:r>
+      <w:r>
+        <w:rPr>
+          <w:b/>
+          <w:lang w:val="ar_AE" w:bidi="ar_AE"/>
+        </w:rPr>
+        <w:t>ἐν μέσῳ ὑμῶν</w:t>
       </w:r>
     </w:p>
     <w:p>
@@ -16989,6 +17278,23 @@
           <w:b/>
           <w:lang w:val="ar_AE" w:bidi="ar_AE"/>
         </w:rPr>
+        <w:t>λόγον ἀκοῆς &amp; λόγον ἀνθρώπων &amp; λόγον Θεοῦ</w:t>
+      </w:r>
+    </w:p>
+    <w:p>
+      <w:pPr>
+        <w:bidi/>
+      </w:pPr>
+      <w:r>
+        <w:rPr>
+          <w:lang w:val="ar_AE" w:bidi="ar_AE"/>
+        </w:rPr>
+      </w:r>
+      <w:r>
+        <w:rPr>
+          <w:b/>
+          <w:lang w:val="ar_AE" w:bidi="ar_AE"/>
+        </w:rPr>
         <w:t>"كَلِمَةَ خَبَرٍ"</w:t>
       </w:r>
       <w:r>
@@ -18788,6 +19094,23 @@
           <w:b/>
           <w:lang w:val="ar_AE" w:bidi="ar_AE"/>
         </w:rPr>
+        <w:t>τῶν καὶ τὸν Κύριον ἀποκτεινάντων Ἰησοῦν, καὶ τοὺς προφήτας, καὶ ἡμᾶς ἐκδιωξάντων; καὶ Θεῷ μὴ ἀρεσκόντων, καὶ πᾶσιν ἀνθρώποις ἐναντίων</w:t>
+      </w:r>
+    </w:p>
+    <w:p>
+      <w:pPr>
+        <w:bidi/>
+      </w:pPr>
+      <w:r>
+        <w:rPr>
+          <w:lang w:val="ar_AE" w:bidi="ar_AE"/>
+        </w:rPr>
+      </w:r>
+      <w:r>
+        <w:rPr>
+          <w:b/>
+          <w:lang w:val="ar_AE" w:bidi="ar_AE"/>
+        </w:rPr>
         <w:t>"الَّذِينَ قَتَلُوا الرَّبَّ يَسُوعَ وَأَنْبِيَاءَهُمْ، وَاضْطَهَدُونَا نَحْنُ. وَهُمْ غَيْرُ مُرْضِينَ للهِ وَأَضْدَادٌ لِجَمِيعِ النَّاسِ"</w:t>
       </w:r>
     </w:p>
@@ -18864,6 +19187,23 @@
         <w:rPr>
           <w:lang w:val="ar_AE" w:bidi="ar_AE"/>
         </w:rPr>
+      </w:r>
+    </w:p>
+    <w:p>
+      <w:pPr>
+        <w:bidi/>
+      </w:pPr>
+      <w:r>
+        <w:rPr>
+          <w:lang w:val="ar_AE" w:bidi="ar_AE"/>
+        </w:rPr>
+      </w:r>
+      <w:r>
+        <w:rPr>
+          <w:b/>
+          <w:lang w:val="ar_AE" w:bidi="ar_AE"/>
+        </w:rPr>
+        <w:t>τῶν καὶ τὸν Κύριον ἀποκτεινάντων Ἰησοῦν, καὶ τοὺς προφήτας, καὶ ἡμᾶς ἐκδιωξάντων</w:t>
       </w:r>
     </w:p>
     <w:p>
@@ -21440,6 +21780,23 @@
           <w:b/>
           <w:lang w:val="ar_AE" w:bidi="ar_AE"/>
         </w:rPr>
+        <w:t>περισσοτέρως ἐσπουδάσαμεν τὸ πρόσωπον ὑμῶν ἰδεῖν ἐν πολλῇ ἐπιθυμίᾳ</w:t>
+      </w:r>
+    </w:p>
+    <w:p>
+      <w:pPr>
+        <w:bidi/>
+      </w:pPr>
+      <w:r>
+        <w:rPr>
+          <w:lang w:val="ar_AE" w:bidi="ar_AE"/>
+        </w:rPr>
+      </w:r>
+      <w:r>
+        <w:rPr>
+          <w:b/>
+          <w:lang w:val="ar_AE" w:bidi="ar_AE"/>
+        </w:rPr>
         <w:t>"اجْتَهَدْنَا أَكْثَرَ، بِاشْتِهَاءٍ كَثِيرٍ، أَنْ نَرَى وُجُوهَكُمْ."</w:t>
       </w:r>
     </w:p>
@@ -22386,6 +22743,23 @@
           <w:b/>
           <w:lang w:val="ar_AE" w:bidi="ar_AE"/>
         </w:rPr>
+        <w:t>τίς γὰρ ἡμῶν ἐλπὶς ἢ χαρὰ ἢ στέφανος καυχήσεως? ἢ οὐχὶ καὶ ὑμεῖς, ἔμπροσθεν τοῦ Κυρίου ἡμῶν, Ἰησοῦ, ἐν τῇ αὐτοῦ παρουσίᾳ</w:t>
+      </w:r>
+    </w:p>
+    <w:p>
+      <w:pPr>
+        <w:bidi/>
+      </w:pPr>
+      <w:r>
+        <w:rPr>
+          <w:lang w:val="ar_AE" w:bidi="ar_AE"/>
+        </w:rPr>
+      </w:r>
+      <w:r>
+        <w:rPr>
+          <w:b/>
+          <w:lang w:val="ar_AE" w:bidi="ar_AE"/>
+        </w:rPr>
         <w:t>"لأَنْ مَنْ هُوَ رَجَاؤُنَا وَفَرَحُنَا وَإِكْلِيلُ افْتِخَارِنَا؟ أَمْ لَسْتُمْ أَنْتُمْ أَيْضًا أَمَامَ رَبِّنَا يَسُوعَ الْمَسِيحِ فِي مَجِيئِهِ؟"</w:t>
       </w:r>
     </w:p>
@@ -22610,6 +22984,23 @@
         <w:rPr>
           <w:lang w:val="ar_AE" w:bidi="ar_AE"/>
         </w:rPr>
+      </w:r>
+    </w:p>
+    <w:p>
+      <w:pPr>
+        <w:bidi/>
+      </w:pPr>
+      <w:r>
+        <w:rPr>
+          <w:lang w:val="ar_AE" w:bidi="ar_AE"/>
+        </w:rPr>
+      </w:r>
+      <w:r>
+        <w:rPr>
+          <w:b/>
+          <w:lang w:val="ar_AE" w:bidi="ar_AE"/>
+        </w:rPr>
+        <w:t>τίς &amp; ἡμῶν ἐλπὶς ἢ χαρὰ ἢ στέφανος καυχήσεως</w:t>
       </w:r>
     </w:p>
     <w:p>
@@ -26150,6 +26541,23 @@
           <w:b/>
           <w:lang w:val="ar_AE" w:bidi="ar_AE"/>
         </w:rPr>
+        <w:t>μηδένα σαίνεσθαι ἐν ταῖς θλίψεσιν ταύταις</w:t>
+      </w:r>
+    </w:p>
+    <w:p>
+      <w:pPr>
+        <w:bidi/>
+      </w:pPr>
+      <w:r>
+        <w:rPr>
+          <w:lang w:val="ar_AE" w:bidi="ar_AE"/>
+        </w:rPr>
+      </w:r>
+      <w:r>
+        <w:rPr>
+          <w:b/>
+          <w:lang w:val="ar_AE" w:bidi="ar_AE"/>
+        </w:rPr>
         <w:t>"لاَ يَتَزَعْزَعَ أَحَدٌ فِي هذِهِ الضِّيقَاتِ"</w:t>
       </w:r>
     </w:p>
@@ -27166,6 +27574,23 @@
           <w:b/>
           <w:lang w:val="ar_AE" w:bidi="ar_AE"/>
         </w:rPr>
+        <w:t>πρὸς ὑμᾶς ἦμεν, προελέγομεν ὑμῖν ὅτι μέλλομεν</w:t>
+      </w:r>
+    </w:p>
+    <w:p>
+      <w:pPr>
+        <w:bidi/>
+      </w:pPr>
+      <w:r>
+        <w:rPr>
+          <w:lang w:val="ar_AE" w:bidi="ar_AE"/>
+        </w:rPr>
+      </w:r>
+      <w:r>
+        <w:rPr>
+          <w:b/>
+          <w:lang w:val="ar_AE" w:bidi="ar_AE"/>
+        </w:rPr>
         <w:t>"لَمَّا كُنَّا عِنْدَكُمْ، سَبَقْنَا فَقُلْنَا لَكُمْ"</w:t>
       </w:r>
     </w:p>
@@ -27307,6 +27732,23 @@
         <w:rPr>
           <w:lang w:val="ar_AE" w:bidi="ar_AE"/>
         </w:rPr>
+      </w:r>
+    </w:p>
+    <w:p>
+      <w:pPr>
+        <w:bidi/>
+      </w:pPr>
+      <w:r>
+        <w:rPr>
+          <w:lang w:val="ar_AE" w:bidi="ar_AE"/>
+        </w:rPr>
+      </w:r>
+      <w:r>
+        <w:rPr>
+          <w:b/>
+          <w:lang w:val="ar_AE" w:bidi="ar_AE"/>
+        </w:rPr>
+        <w:t>προελέγομεν ὑμῖν ὅτι μέλλομεν θλίβεσθαι, καθὼς</w:t>
       </w:r>
     </w:p>
     <w:p>
@@ -30470,6 +30912,23 @@
           <w:b/>
           <w:lang w:val="ar_AE" w:bidi="ar_AE"/>
         </w:rPr>
+        <w:t>ἐπὶ πάσῃ τῇ ἀνάγκῃ καὶ θλίψει ἡμῶν, διὰ τῆς ὑμῶν πίστεως</w:t>
+      </w:r>
+    </w:p>
+    <w:p>
+      <w:pPr>
+        <w:bidi/>
+      </w:pPr>
+      <w:r>
+        <w:rPr>
+          <w:lang w:val="ar_AE" w:bidi="ar_AE"/>
+        </w:rPr>
+      </w:r>
+      <w:r>
+        <w:rPr>
+          <w:b/>
+          <w:lang w:val="ar_AE" w:bidi="ar_AE"/>
+        </w:rPr>
         <w:t>فِي ضِيقَتِنَا وَضَرُورَتِنَا، بِإِيمَانِكُمْ"</w:t>
       </w:r>
     </w:p>
@@ -30741,6 +31200,23 @@
           <w:b/>
           <w:lang w:val="ar_AE" w:bidi="ar_AE"/>
         </w:rPr>
+        <w:t>νῦν ζῶμεν, ἐὰν ὑμεῖς στήκετε ἐν Κυρίῳ</w:t>
+      </w:r>
+    </w:p>
+    <w:p>
+      <w:pPr>
+        <w:bidi/>
+      </w:pPr>
+      <w:r>
+        <w:rPr>
+          <w:lang w:val="ar_AE" w:bidi="ar_AE"/>
+        </w:rPr>
+      </w:r>
+      <w:r>
+        <w:rPr>
+          <w:b/>
+          <w:lang w:val="ar_AE" w:bidi="ar_AE"/>
+        </w:rPr>
         <w:t>"الآنَ نَعِيشُ إِنْ ثَبَتُّمْ أَنْتُمْ فِي الرَّبِّ"</w:t>
       </w:r>
     </w:p>
@@ -32113,6 +32589,23 @@
           <w:b/>
           <w:lang w:val="ar_AE" w:bidi="ar_AE"/>
         </w:rPr>
+        <w:t>ἐπὶ πάσῃ τῇ χαρᾷ ᾗ χαίρομεν</w:t>
+      </w:r>
+    </w:p>
+    <w:p>
+      <w:pPr>
+        <w:bidi/>
+      </w:pPr>
+      <w:r>
+        <w:rPr>
+          <w:lang w:val="ar_AE" w:bidi="ar_AE"/>
+        </w:rPr>
+      </w:r>
+      <w:r>
+        <w:rPr>
+          <w:b/>
+          <w:lang w:val="ar_AE" w:bidi="ar_AE"/>
+        </w:rPr>
         <w:t>"عَنْ كُلِّ الْفَرَحِ الَّذِي نَفْرَحُ بِهِ"</w:t>
       </w:r>
     </w:p>
@@ -32472,6 +32965,23 @@
         <w:rPr>
           <w:lang w:val="ar_AE" w:bidi="ar_AE"/>
         </w:rPr>
+      </w:r>
+    </w:p>
+    <w:p>
+      <w:pPr>
+        <w:bidi/>
+      </w:pPr>
+      <w:r>
+        <w:rPr>
+          <w:lang w:val="ar_AE" w:bidi="ar_AE"/>
+        </w:rPr>
+      </w:r>
+      <w:r>
+        <w:rPr>
+          <w:b/>
+          <w:lang w:val="ar_AE" w:bidi="ar_AE"/>
+        </w:rPr>
+        <w:t>τίνα γὰρ εὐχαριστίαν δυνάμεθα τῷ Θεῷ ἀνταποδοῦναι περὶ ὑμῶν, ἐπὶ πάσῃ τῇ χαρᾷ ᾗ χαίρομεν δι’ ὑμᾶς, ἔμπροσθεν τοῦ Θεοῦ ἡμῶν. νυκτὸς καὶ ἡμέρας, ὑπέρἐκπερισσοῦ δεόμενοι εἰς τὸ ἰδεῖν ὑμῶν τὸ πρόσωπον, καὶ καταρτίσαι τὰ ὑστερήματα τῆς πίστεως ὑμῶν</w:t>
       </w:r>
     </w:p>
     <w:p>
@@ -34109,6 +34619,23 @@
           <w:b/>
           <w:lang w:val="ar_AE" w:bidi="ar_AE"/>
         </w:rPr>
+        <w:t>αὐτὸς δὲ ὁ Θεὸς καὶ Πατὴρ ἡμῶν, καὶ ὁ Κύριος ἡμῶν, Ἰησοῦς, κατευθύναι τὴν ὁδὸν ἡμῶν πρὸς ὑμᾶς. ὑμᾶς δὲ ὁ Κύριος πλεονάσαι καὶ περισσεύσαι τῇ ἀγάπῃ εἰς ἀλλήλους, καὶ εἰς πάντας, καθάπερ καὶ ἡμεῖς εἰς ὑμᾶς; εἰς τὸ στηρίξαι ὑμῶν τὰς καρδίας, ἀμέμπτους ἐν ἁγιωσύνῃ ἔμπροσθεν τοῦ Θεοῦ καὶ Πατρὸς ἡμῶν, ἐν τῇ παρουσίᾳ τοῦ Κυρίου ἡμῶν, Ἰησοῦ, μετὰ πάντων τῶν ἁγίων αὐτοῦ. ἀμήν</w:t>
+      </w:r>
+    </w:p>
+    <w:p>
+      <w:pPr>
+        <w:bidi/>
+      </w:pPr>
+      <w:r>
+        <w:rPr>
+          <w:lang w:val="ar_AE" w:bidi="ar_AE"/>
+        </w:rPr>
+      </w:r>
+      <w:r>
+        <w:rPr>
+          <w:b/>
+          <w:lang w:val="ar_AE" w:bidi="ar_AE"/>
+        </w:rPr>
         <w:t>""</w:t>
       </w:r>
     </w:p>
@@ -34442,6 +34969,23 @@
         <w:rPr>
           <w:lang w:val="ar_AE" w:bidi="ar_AE"/>
         </w:rPr>
+      </w:r>
+    </w:p>
+    <w:p>
+      <w:pPr>
+        <w:bidi/>
+      </w:pPr>
+      <w:r>
+        <w:rPr>
+          <w:lang w:val="ar_AE" w:bidi="ar_AE"/>
+        </w:rPr>
+      </w:r>
+      <w:r>
+        <w:rPr>
+          <w:b/>
+          <w:lang w:val="ar_AE" w:bidi="ar_AE"/>
+        </w:rPr>
+        <w:t>τῇ ἀγάπῃ εἰς ἀλλήλους, καὶ εἰς πάντας, καθάπερ καὶ ἡμεῖς εἰς ὑμᾶς</w:t>
       </w:r>
     </w:p>
     <w:p>
@@ -37841,6 +38385,23 @@
           <w:b/>
           <w:lang w:val="ar_AE" w:bidi="ar_AE"/>
         </w:rPr>
+        <w:t>θέλημα τοῦ Θεοῦ, ὁ ἁγιασμὸς ὑμῶν</w:t>
+      </w:r>
+    </w:p>
+    <w:p>
+      <w:pPr>
+        <w:bidi/>
+      </w:pPr>
+      <w:r>
+        <w:rPr>
+          <w:lang w:val="ar_AE" w:bidi="ar_AE"/>
+        </w:rPr>
+      </w:r>
+      <w:r>
+        <w:rPr>
+          <w:b/>
+          <w:lang w:val="ar_AE" w:bidi="ar_AE"/>
+        </w:rPr>
         <w:t>"إِرَادَةُ اللهِ: قَدَاسَتُكُمْ"</w:t>
       </w:r>
     </w:p>
@@ -38112,6 +38673,23 @@
           <w:b/>
           <w:lang w:val="ar_AE" w:bidi="ar_AE"/>
         </w:rPr>
+        <w:t>ἀπέχεσθαι ὑμᾶς ἀπὸ</w:t>
+      </w:r>
+    </w:p>
+    <w:p>
+      <w:pPr>
+        <w:bidi/>
+      </w:pPr>
+      <w:r>
+        <w:rPr>
+          <w:lang w:val="ar_AE" w:bidi="ar_AE"/>
+        </w:rPr>
+      </w:r>
+      <w:r>
+        <w:rPr>
+          <w:b/>
+          <w:lang w:val="ar_AE" w:bidi="ar_AE"/>
+        </w:rPr>
         <w:t>"أَنْ تَمْتَنِعُوا عَنِ"</w:t>
       </w:r>
     </w:p>
@@ -40990,6 +41568,23 @@
           <w:b/>
           <w:lang w:val="ar_AE" w:bidi="ar_AE"/>
         </w:rPr>
+        <w:t>καθὼς καὶ προείπαμεν ὑμῖν καὶ διεμαρτυράμεθα</w:t>
+      </w:r>
+    </w:p>
+    <w:p>
+      <w:pPr>
+        <w:bidi/>
+      </w:pPr>
+      <w:r>
+        <w:rPr>
+          <w:lang w:val="ar_AE" w:bidi="ar_AE"/>
+        </w:rPr>
+      </w:r>
+      <w:r>
+        <w:rPr>
+          <w:b/>
+          <w:lang w:val="ar_AE" w:bidi="ar_AE"/>
+        </w:rPr>
         <w:t>"كَمَا قُلْنَا لَكُمْ قَبْلًا وَشَهِدْنَا"</w:t>
       </w:r>
     </w:p>
@@ -41959,6 +42554,23 @@
           <w:b/>
           <w:lang w:val="ar_AE" w:bidi="ar_AE"/>
         </w:rPr>
+        <w:t>οὐκ ἄνθρωπον ἀθετεῖ, ἀλλὰ τὸν Θεὸν, τὸν διδόντα</w:t>
+      </w:r>
+    </w:p>
+    <w:p>
+      <w:pPr>
+        <w:bidi/>
+      </w:pPr>
+      <w:r>
+        <w:rPr>
+          <w:lang w:val="ar_AE" w:bidi="ar_AE"/>
+        </w:rPr>
+      </w:r>
+      <w:r>
+        <w:rPr>
+          <w:b/>
+          <w:lang w:val="ar_AE" w:bidi="ar_AE"/>
+        </w:rPr>
         <w:t>"مَنْ يُرْذِلُ لاَ يُرْذِلُ إِنْسَانًا، بَلِ اللهَ الَّذِي أَعْطَانَا"</w:t>
       </w:r>
     </w:p>
@@ -42936,6 +43548,23 @@
           <w:b/>
           <w:lang w:val="ar_AE" w:bidi="ar_AE"/>
         </w:rPr>
+        <w:t>οὐ χρείαν ἔχετε γράφειν ὑμῖν, αὐτοὶ γὰρ ὑμεῖς θεοδίδακτοί ἐστε, εἰς τὸ ἀγαπᾶν ἀλλήλους</w:t>
+      </w:r>
+    </w:p>
+    <w:p>
+      <w:pPr>
+        <w:bidi/>
+      </w:pPr>
+      <w:r>
+        <w:rPr>
+          <w:lang w:val="ar_AE" w:bidi="ar_AE"/>
+        </w:rPr>
+      </w:r>
+      <w:r>
+        <w:rPr>
+          <w:b/>
+          <w:lang w:val="ar_AE" w:bidi="ar_AE"/>
+        </w:rPr>
         <w:t>"فَلاَ حَاجَةَ لَكُمْ أَنْ أَكْتُبَ إِلَيْكُمْ عَنْهَا، لأَنَّكُمْ أَنْفُسَكُمْ مُتَعَلِّمُونَ مِنَ اللهِ أَنْ يُحِبَّ بَعْضُكُمْ بَعْضًا"</w:t>
       </w:r>
     </w:p>
@@ -43269,6 +43898,23 @@
         <w:rPr>
           <w:lang w:val="ar_AE" w:bidi="ar_AE"/>
         </w:rPr>
+      </w:r>
+    </w:p>
+    <w:p>
+      <w:pPr>
+        <w:bidi/>
+      </w:pPr>
+      <w:r>
+        <w:rPr>
+          <w:lang w:val="ar_AE" w:bidi="ar_AE"/>
+        </w:rPr>
+      </w:r>
+      <w:r>
+        <w:rPr>
+          <w:b/>
+          <w:lang w:val="ar_AE" w:bidi="ar_AE"/>
+        </w:rPr>
+        <w:t>αὐτοὶ &amp; ὑμεῖς θεοδίδακτοί ἐστε</w:t>
       </w:r>
     </w:p>
     <w:p>
@@ -47278,6 +47924,23 @@
           <w:b/>
           <w:lang w:val="ar_AE" w:bidi="ar_AE"/>
         </w:rPr>
+        <w:t>τοὺς κοιμηθέντας</w:t>
+      </w:r>
+    </w:p>
+    <w:p>
+      <w:pPr>
+        <w:bidi/>
+      </w:pPr>
+      <w:r>
+        <w:rPr>
+          <w:lang w:val="ar_AE" w:bidi="ar_AE"/>
+        </w:rPr>
+      </w:r>
+      <w:r>
+        <w:rPr>
+          <w:b/>
+          <w:lang w:val="ar_AE" w:bidi="ar_AE"/>
+        </w:rPr>
         <w:t>"الرَّاقِدُونَ"</w:t>
       </w:r>
     </w:p>
@@ -48411,6 +49074,23 @@
           <w:b/>
           <w:lang w:val="ar_AE" w:bidi="ar_AE"/>
         </w:rPr>
+        <w:t>ἡμεῖς οἱ ζῶντες, οἱ περιλειπόμενοι</w:t>
+      </w:r>
+    </w:p>
+    <w:p>
+      <w:pPr>
+        <w:bidi/>
+      </w:pPr>
+      <w:r>
+        <w:rPr>
+          <w:lang w:val="ar_AE" w:bidi="ar_AE"/>
+        </w:rPr>
+      </w:r>
+      <w:r>
+        <w:rPr>
+          <w:b/>
+          <w:lang w:val="ar_AE" w:bidi="ar_AE"/>
+        </w:rPr>
         <w:t>"نَحْنُ الأَحْيَاءَ الْبَاقِينَ"</w:t>
       </w:r>
     </w:p>
@@ -48931,6 +49611,23 @@
           <w:b/>
           <w:lang w:val="ar_AE" w:bidi="ar_AE"/>
         </w:rPr>
+        <w:t>τοὺς κοιμηθέντας</w:t>
+      </w:r>
+    </w:p>
+    <w:p>
+      <w:pPr>
+        <w:bidi/>
+      </w:pPr>
+      <w:r>
+        <w:rPr>
+          <w:lang w:val="ar_AE" w:bidi="ar_AE"/>
+        </w:rPr>
+      </w:r>
+      <w:r>
+        <w:rPr>
+          <w:b/>
+          <w:lang w:val="ar_AE" w:bidi="ar_AE"/>
+        </w:rPr>
         <w:t>"الرَّاقِدِينَ"</w:t>
       </w:r>
     </w:p>
@@ -50646,6 +51343,23 @@
           <w:b/>
           <w:lang w:val="ar_AE" w:bidi="ar_AE"/>
         </w:rPr>
+        <w:t>ἡμεῖς οἱ ζῶντες, οἱ περιλειπόμενοι ἅμα σὺν αὐτοῖς, ἁρπαγησόμεθα</w:t>
+      </w:r>
+    </w:p>
+    <w:p>
+      <w:pPr>
+        <w:bidi/>
+      </w:pPr>
+      <w:r>
+        <w:rPr>
+          <w:lang w:val="ar_AE" w:bidi="ar_AE"/>
+        </w:rPr>
+      </w:r>
+      <w:r>
+        <w:rPr>
+          <w:b/>
+          <w:lang w:val="ar_AE" w:bidi="ar_AE"/>
+        </w:rPr>
         <w:t>"نَحْنُ الأَحْيَاءَ الْبَاقِينَ سَنُخْطَفُ جَمِيعًا مَعَهُمْ"</w:t>
       </w:r>
     </w:p>
@@ -53119,6 +53833,23 @@
           <w:b/>
           <w:lang w:val="ar_AE" w:bidi="ar_AE"/>
         </w:rPr>
+        <w:t>ὅταν λέγωσιν, εἰρήνη καὶ ἀσφάλεια, τότε αἰφνίδιος αὐτοῖς ἐφίσταται ὄλεθρος</w:t>
+      </w:r>
+    </w:p>
+    <w:p>
+      <w:pPr>
+        <w:bidi/>
+      </w:pPr>
+      <w:r>
+        <w:rPr>
+          <w:lang w:val="ar_AE" w:bidi="ar_AE"/>
+        </w:rPr>
+      </w:r>
+      <w:r>
+        <w:rPr>
+          <w:b/>
+          <w:lang w:val="ar_AE" w:bidi="ar_AE"/>
+        </w:rPr>
         <w:t>"حِينَمَا يَقُولُونَ: 'سَلاَمٌ وَأَمَانٌ'، حِينَئِذٍ يُفَاجِئُهُمْ هَلاَكٌ بَغْتَةً"</w:t>
       </w:r>
     </w:p>
@@ -53372,6 +54103,23 @@
           <w:b/>
           <w:lang w:val="ar_AE" w:bidi="ar_AE"/>
         </w:rPr>
+        <w:t>λέγωσιν, εἰρήνη καὶ ἀσφάλεια, τότε</w:t>
+      </w:r>
+    </w:p>
+    <w:p>
+      <w:pPr>
+        <w:bidi/>
+      </w:pPr>
+      <w:r>
+        <w:rPr>
+          <w:lang w:val="ar_AE" w:bidi="ar_AE"/>
+        </w:rPr>
+      </w:r>
+      <w:r>
+        <w:rPr>
+          <w:b/>
+          <w:lang w:val="ar_AE" w:bidi="ar_AE"/>
+        </w:rPr>
         <w:t>"يَقُولُونَ: 'سَلاَمٌ وَأَمَانٌ'، حِينَئِذٍ"</w:t>
       </w:r>
     </w:p>
@@ -53464,6 +54212,23 @@
           <w:b/>
           <w:lang w:val="ar_AE" w:bidi="ar_AE"/>
         </w:rPr>
+        <w:t>λέγωσιν &amp; αὐτοῖς &amp; οὐ μὴ ἐκφύγωσιν</w:t>
+      </w:r>
+    </w:p>
+    <w:p>
+      <w:pPr>
+        <w:bidi/>
+      </w:pPr>
+      <w:r>
+        <w:rPr>
+          <w:lang w:val="ar_AE" w:bidi="ar_AE"/>
+        </w:rPr>
+      </w:r>
+      <w:r>
+        <w:rPr>
+          <w:b/>
+          <w:lang w:val="ar_AE" w:bidi="ar_AE"/>
+        </w:rPr>
         <w:t>"يَقُولُون:"</w:t>
       </w:r>
       <w:r>
@@ -53756,6 +54521,23 @@
           <w:b/>
           <w:lang w:val="ar_AE" w:bidi="ar_AE"/>
         </w:rPr>
+        <w:t>αἰφνίδιος αὐτοῖς ἐφίσταται ὄλεθρος, ὥσπερ ἡ ὠδὶν τῇ</w:t>
+      </w:r>
+    </w:p>
+    <w:p>
+      <w:pPr>
+        <w:bidi/>
+      </w:pPr>
+      <w:r>
+        <w:rPr>
+          <w:lang w:val="ar_AE" w:bidi="ar_AE"/>
+        </w:rPr>
+      </w:r>
+      <w:r>
+        <w:rPr>
+          <w:b/>
+          <w:lang w:val="ar_AE" w:bidi="ar_AE"/>
+        </w:rPr>
         <w:t>"يُفَاجِئُهُمْ هَلاَكٌ بَغْتَةً، كَالْمَخَاضِ لِلْحُبْلَى"</w:t>
       </w:r>
     </w:p>
@@ -53980,6 +54762,23 @@
         <w:rPr>
           <w:lang w:val="ar_AE" w:bidi="ar_AE"/>
         </w:rPr>
+      </w:r>
+    </w:p>
+    <w:p>
+      <w:pPr>
+        <w:bidi/>
+      </w:pPr>
+      <w:r>
+        <w:rPr>
+          <w:lang w:val="ar_AE" w:bidi="ar_AE"/>
+        </w:rPr>
+      </w:r>
+      <w:r>
+        <w:rPr>
+          <w:b/>
+          <w:lang w:val="ar_AE" w:bidi="ar_AE"/>
+        </w:rPr>
+        <w:t>ὥσπερ ἡ ὠδὶν τῇ ἐν γαστρὶ ἐχούσῃ; καὶ οὐ μὴ ἐκφύγωσιν</w:t>
       </w:r>
     </w:p>
     <w:p>
@@ -56816,6 +57615,23 @@
           <w:b/>
           <w:lang w:val="ar_AE" w:bidi="ar_AE"/>
         </w:rPr>
+        <w:t>μὴ καθεύδωμεν &amp; γρηγορῶμεν</w:t>
+      </w:r>
+    </w:p>
+    <w:p>
+      <w:pPr>
+        <w:bidi/>
+      </w:pPr>
+      <w:r>
+        <w:rPr>
+          <w:lang w:val="ar_AE" w:bidi="ar_AE"/>
+        </w:rPr>
+      </w:r>
+      <w:r>
+        <w:rPr>
+          <w:b/>
+          <w:lang w:val="ar_AE" w:bidi="ar_AE"/>
+        </w:rPr>
         <w:t>"فَلاَ نَنَمْ إِذًا كَالْبَاقِينَ"</w:t>
       </w:r>
       <w:r>
@@ -57562,6 +58378,23 @@
           <w:b/>
           <w:lang w:val="ar_AE" w:bidi="ar_AE"/>
         </w:rPr>
+        <w:t>οἱ &amp; καθεύδοντες, νυκτὸς καθεύδουσιν; καὶ οἱ μεθυσκόμενοι, νυκτὸς μεθύουσιν</w:t>
+      </w:r>
+    </w:p>
+    <w:p>
+      <w:pPr>
+        <w:bidi/>
+      </w:pPr>
+      <w:r>
+        <w:rPr>
+          <w:lang w:val="ar_AE" w:bidi="ar_AE"/>
+        </w:rPr>
+      </w:r>
+      <w:r>
+        <w:rPr>
+          <w:b/>
+          <w:lang w:val="ar_AE" w:bidi="ar_AE"/>
+        </w:rPr>
         <w:t>"الَّذِينَ يَنَامُونَ فَبِاللَّيْلِ يَنَامُونَ، وَالَّذِينَ يَسْكَرُونَ فَبِاللَّيْلِ يَسْكَرُونَ"</w:t>
       </w:r>
     </w:p>
@@ -58722,6 +59555,23 @@
           <w:b/>
           <w:lang w:val="ar_AE" w:bidi="ar_AE"/>
         </w:rPr>
+        <w:t>θώρακα πίστεως καὶ ἀγάπης, καὶ περικεφαλαίαν, ἐλπίδα σωτηρίας</w:t>
+      </w:r>
+    </w:p>
+    <w:p>
+      <w:pPr>
+        <w:bidi/>
+      </w:pPr>
+      <w:r>
+        <w:rPr>
+          <w:lang w:val="ar_AE" w:bidi="ar_AE"/>
+        </w:rPr>
+      </w:r>
+      <w:r>
+        <w:rPr>
+          <w:b/>
+          <w:lang w:val="ar_AE" w:bidi="ar_AE"/>
+        </w:rPr>
         <w:t>"دِرْعَ الإِيمَانِ وَالْمَحَبَّةِ، وَخُوذَةً هِيَ رَجَاءُ الْخَلاَصِ"</w:t>
       </w:r>
     </w:p>
@@ -60047,6 +60897,23 @@
           <w:b/>
           <w:lang w:val="ar_AE" w:bidi="ar_AE"/>
         </w:rPr>
+        <w:t>εἰς περιποίησιν σωτηρίας</w:t>
+      </w:r>
+    </w:p>
+    <w:p>
+      <w:pPr>
+        <w:bidi/>
+      </w:pPr>
+      <w:r>
+        <w:rPr>
+          <w:lang w:val="ar_AE" w:bidi="ar_AE"/>
+        </w:rPr>
+      </w:r>
+      <w:r>
+        <w:rPr>
+          <w:b/>
+          <w:lang w:val="ar_AE" w:bidi="ar_AE"/>
+        </w:rPr>
         <w:t>"لاقْتِنَاءِ الْخَلاَصِ"</w:t>
       </w:r>
     </w:p>
@@ -60274,6 +61141,23 @@
           <w:b/>
           <w:lang w:val="ar_AE" w:bidi="ar_AE"/>
         </w:rPr>
+        <w:t>ἡμῶν &amp; γρηγορῶμεν &amp; ζήσωμεν</w:t>
+      </w:r>
+    </w:p>
+    <w:p>
+      <w:pPr>
+        <w:bidi/>
+      </w:pPr>
+      <w:r>
+        <w:rPr>
+          <w:lang w:val="ar_AE" w:bidi="ar_AE"/>
+        </w:rPr>
+      </w:r>
+      <w:r>
+        <w:rPr>
+          <w:b/>
+          <w:lang w:val="ar_AE" w:bidi="ar_AE"/>
+        </w:rPr>
         <w:t>"لأَجْلِنَا"</w:t>
       </w:r>
       <w:r>
@@ -61555,6 +62439,23 @@
           <w:b/>
           <w:lang w:val="ar_AE" w:bidi="ar_AE"/>
         </w:rPr>
+        <w:t>τοὺς κοπιῶντας ἐν ὑμῖν, καὶ προϊσταμένους ὑμῶν ἐν Κυρίῳ, καὶ νουθετοῦντας ὑμᾶς</w:t>
+      </w:r>
+    </w:p>
+    <w:p>
+      <w:pPr>
+        <w:bidi/>
+      </w:pPr>
+      <w:r>
+        <w:rPr>
+          <w:lang w:val="ar_AE" w:bidi="ar_AE"/>
+        </w:rPr>
+      </w:r>
+      <w:r>
+        <w:rPr>
+          <w:b/>
+          <w:lang w:val="ar_AE" w:bidi="ar_AE"/>
+        </w:rPr>
         <w:t>"الَّذِينَ يَتْعَبُونَ بَيْنَكُمْ وَيُدَبِّرُونَكُمْ فِي الرَّبِّ وَيُنْذِرُونَكُمْ"</w:t>
       </w:r>
     </w:p>
@@ -61647,6 +62548,23 @@
           <w:b/>
           <w:lang w:val="ar_AE" w:bidi="ar_AE"/>
         </w:rPr>
+        <w:t>τοὺς κοπιῶντας ἐν ὑμῖν, καὶ προϊσταμένους ὑμῶν ἐν Κυρίῳ, καὶ νουθετοῦντας ὑμᾶς</w:t>
+      </w:r>
+    </w:p>
+    <w:p>
+      <w:pPr>
+        <w:bidi/>
+      </w:pPr>
+      <w:r>
+        <w:rPr>
+          <w:lang w:val="ar_AE" w:bidi="ar_AE"/>
+        </w:rPr>
+      </w:r>
+      <w:r>
+        <w:rPr>
+          <w:b/>
+          <w:lang w:val="ar_AE" w:bidi="ar_AE"/>
+        </w:rPr>
         <w:t>"الَّذِينَ يَتْعَبُونَ بَيْنَكُمْ وَيُدَبِّرُونَكُمْ فِي الرَّبِّ وَيُنْذِرُونَكُمْ"</w:t>
       </w:r>
     </w:p>
@@ -61939,6 +62857,23 @@
           <w:b/>
           <w:lang w:val="ar_AE" w:bidi="ar_AE"/>
         </w:rPr>
+        <w:t>καὶ ἡγεῖσθαι αὐτοὺς ὑπέρἐκπερισσοῦ ἐν ἀγάπῃ, διὰ τὸ ἔργον αὐτῶν</w:t>
+      </w:r>
+    </w:p>
+    <w:p>
+      <w:pPr>
+        <w:bidi/>
+      </w:pPr>
+      <w:r>
+        <w:rPr>
+          <w:lang w:val="ar_AE" w:bidi="ar_AE"/>
+        </w:rPr>
+      </w:r>
+      <w:r>
+        <w:rPr>
+          <w:b/>
+          <w:lang w:val="ar_AE" w:bidi="ar_AE"/>
+        </w:rPr>
         <w:t>"وَأَنْ تَعْتَبِرُوهُمْ كَثِيرًا جِدًّا فِي الْمَحَبَّةِ مِنْ أَجْلِ عَمَلِهِمْ"</w:t>
       </w:r>
     </w:p>
@@ -62703,6 +63638,23 @@
         <w:rPr>
           <w:lang w:val="ar_AE" w:bidi="ar_AE"/>
         </w:rPr>
+      </w:r>
+    </w:p>
+    <w:p>
+      <w:pPr>
+        <w:bidi/>
+      </w:pPr>
+      <w:r>
+        <w:rPr>
+          <w:lang w:val="ar_AE" w:bidi="ar_AE"/>
+        </w:rPr>
+      </w:r>
+      <w:r>
+        <w:rPr>
+          <w:b/>
+          <w:lang w:val="ar_AE" w:bidi="ar_AE"/>
+        </w:rPr>
+        <w:t>νουθετεῖτε τοὺς ἀτάκτους, παραμυθεῖσθε τοὺς ὀλιγοψύχους, ἀντέχεσθε τῶν ἀσθενῶν, μακροθυμεῖτε πρὸς πάντας</w:t>
       </w:r>
     </w:p>
     <w:p>
@@ -66042,6 +66994,23 @@
           <w:b/>
           <w:lang w:val="ar_AE" w:bidi="ar_AE"/>
         </w:rPr>
+        <w:t>αὐτὸς &amp; ὁ Θεὸς τῆς εἰρήνης ἁγιάσαι ὑμᾶς ὁλοτελεῖς, καὶ ὁλόκληρον ὑμῶν τὸ πνεῦμα, καὶ ἡ ψυχὴ, καὶ τὸ σῶμα, ἀμέμπτως ἐν τῇ παρουσίᾳ τοῦ Κυρίου ἡμῶν, Ἰησοῦ Χριστοῦ, τηρηθείη</w:t>
+      </w:r>
+    </w:p>
+    <w:p>
+      <w:pPr>
+        <w:bidi/>
+      </w:pPr>
+      <w:r>
+        <w:rPr>
+          <w:lang w:val="ar_AE" w:bidi="ar_AE"/>
+        </w:rPr>
+      </w:r>
+      <w:r>
+        <w:rPr>
+          <w:b/>
+          <w:lang w:val="ar_AE" w:bidi="ar_AE"/>
+        </w:rPr>
         <w:t>"وَإِلهُ السَّلاَمِ نَفْسُهُ يُقَدِّسُكُمْ بِالتَّمَامِ. وَلْتُحْفَظْ رُوحُكُمْ وَنَفْسُكُمْ وَجَسَدُكُمْ كَامِلَةً بِلاَ لَوْمٍ عِنْدَ مَجِيءِ رَبِّنَا يَسُوعَ الْمَسِيحِ"</w:t>
       </w:r>
     </w:p>
@@ -66758,6 +67727,23 @@
           <w:b/>
           <w:lang w:val="ar_AE" w:bidi="ar_AE"/>
         </w:rPr>
+        <w:t>ὁλόκληρον ὑμῶν τὸ πνεῦμα, καὶ ἡ ψυχὴ, καὶ τὸ σῶμα, ἀμέμπτως &amp; τηρηθείη</w:t>
+      </w:r>
+    </w:p>
+    <w:p>
+      <w:pPr>
+        <w:bidi/>
+      </w:pPr>
+      <w:r>
+        <w:rPr>
+          <w:lang w:val="ar_AE" w:bidi="ar_AE"/>
+        </w:rPr>
+      </w:r>
+      <w:r>
+        <w:rPr>
+          <w:b/>
+          <w:lang w:val="ar_AE" w:bidi="ar_AE"/>
+        </w:rPr>
         <w:t>"لْتُحْفَظْ رُوحُكُمْ وَنَفْسُكُمْ وَجَسَدُكُمْ كَامِلَةً بِلاَ لَوْمٍ"</w:t>
       </w:r>
     </w:p>
@@ -67525,6 +68511,23 @@
           <w:b/>
           <w:lang w:val="ar_AE" w:bidi="ar_AE"/>
         </w:rPr>
+        <w:t>πιστὸς ὁ καλῶν ὑμᾶς, ὃς καὶ ποιήσει</w:t>
+      </w:r>
+    </w:p>
+    <w:p>
+      <w:pPr>
+        <w:bidi/>
+      </w:pPr>
+      <w:r>
+        <w:rPr>
+          <w:lang w:val="ar_AE" w:bidi="ar_AE"/>
+        </w:rPr>
+      </w:r>
+      <w:r>
+        <w:rPr>
+          <w:b/>
+          <w:lang w:val="ar_AE" w:bidi="ar_AE"/>
+        </w:rPr>
         <w:t>"أَمِينٌ هُوَ الَّذِي يَدْعُوكُمُ الَّذِي سَيَفْعَلُ أَيْضًا"</w:t>
       </w:r>
     </w:p>
@@ -68792,6 +69795,23 @@
         <w:rPr>
           <w:lang w:val="ar_AE" w:bidi="ar_AE"/>
         </w:rPr>
+      </w:r>
+    </w:p>
+    <w:p>
+      <w:pPr>
+        <w:bidi/>
+      </w:pPr>
+      <w:r>
+        <w:rPr>
+          <w:lang w:val="ar_AE" w:bidi="ar_AE"/>
+        </w:rPr>
+      </w:r>
+      <w:r>
+        <w:rPr>
+          <w:b/>
+          <w:lang w:val="ar_AE" w:bidi="ar_AE"/>
+        </w:rPr>
+        <w:t>ἡ χάρις τοῦ Κυρίου ἡμῶν, Ἰησοῦ Χριστοῦ, μεθ’ ὑμῶν</w:t>
       </w:r>
     </w:p>
     <w:p>
